--- a/Final_Report_notes.docx
+++ b/Final_Report_notes.docx
@@ -2,6 +2,532 @@
 <file path=word/document.xml><?xml version="1.0" encoding="utf-8"?>
 <w:document xmlns:wpc="http://schemas.microsoft.com/office/word/2010/wordprocessingCanvas" xmlns:cx="http://schemas.microsoft.com/office/drawing/2014/chartex" xmlns:cx1="http://schemas.microsoft.com/office/drawing/2015/9/8/chartex" xmlns:cx2="http://schemas.microsoft.com/office/drawing/2015/10/21/chartex" xmlns:cx3="http://schemas.microsoft.com/office/drawing/2016/5/9/chartex" xmlns:cx4="http://schemas.microsoft.com/office/drawing/2016/5/10/chartex" xmlns:cx5="http://schemas.microsoft.com/office/drawing/2016/5/11/chartex" xmlns:cx6="http://schemas.microsoft.com/office/drawing/2016/5/12/chartex" xmlns:cx7="http://schemas.microsoft.com/office/drawing/2016/5/13/chartex" xmlns:cx8="http://schemas.microsoft.com/office/drawing/2016/5/14/chartex" xmlns:mc="http://schemas.openxmlformats.org/markup-compatibility/2006" xmlns:aink="http://schemas.microsoft.com/office/drawing/2016/ink" xmlns:am3d="http://schemas.microsoft.com/office/drawing/2017/model3d" xmlns:o="urn:schemas-microsoft-com:office:office" xmlns:oel="http://schemas.microsoft.com/office/2019/extlst" xmlns:r="http://schemas.openxmlformats.org/officeDocument/2006/relationships" xmlns:m="http://schemas.openxmlformats.org/officeDocument/2006/math" xmlns:v="urn:schemas-microsoft-com:vml" xmlns:wp14="http://schemas.microsoft.com/office/word/2010/wordprocessingDrawing" xmlns:wp="http://schemas.openxmlformats.org/drawingml/2006/wordprocessingDrawing" xmlns:w10="urn:schemas-microsoft-com:office:word" xmlns:w="http://schemas.openxmlformats.org/wordprocessingml/2006/main" xmlns:w14="http://schemas.microsoft.com/office/word/2010/wordml" xmlns:w15="http://schemas.microsoft.com/office/word/2012/wordml" xmlns:w16cex="http://schemas.microsoft.com/office/word/2018/wordml/cex" xmlns:w16cid="http://schemas.microsoft.com/office/word/2016/wordml/cid" xmlns:w16="http://schemas.microsoft.com/office/word/2018/wordml" xmlns:w16du="http://schemas.microsoft.com/office/word/2023/wordml/word16du" xmlns:w16sdtdh="http://schemas.microsoft.com/office/word/2020/wordml/sdtdatahash" xmlns:w16sdtfl="http://schemas.microsoft.com/office/word/2024/wordml/sdtformatlock" xmlns:w16se="http://schemas.microsoft.com/office/word/2015/wordml/symex" xmlns:wpg="http://schemas.microsoft.com/office/word/2010/wordprocessingGroup" xmlns:wpi="http://schemas.microsoft.com/office/word/2010/wordprocessingInk" xmlns:wne="http://schemas.microsoft.com/office/word/2006/wordml" xmlns:wps="http://schemas.microsoft.com/office/word/2010/wordprocessingShape" mc:Ignorable="w14 w15 w16se w16cid w16 w16cex w16sdtdh w16sdtfl w16du wp14">
   <w:body>
+    <w:p>
+      <w:pPr>
+        <w:pStyle w:val="NormalWeb"/>
+        <w:rPr>
+          <w:rFonts w:ascii="Calibri" w:hAnsi="Calibri" w:cs="Calibri"/>
+          <w:sz w:val="22"/>
+          <w:szCs w:val="22"/>
+        </w:rPr>
+      </w:pPr>
+      <w:r>
+        <w:rPr>
+          <w:rFonts w:ascii="Calibri" w:hAnsi="Calibri" w:cs="Calibri"/>
+          <w:b/>
+          <w:bCs/>
+          <w:sz w:val="22"/>
+          <w:szCs w:val="22"/>
+        </w:rPr>
+        <w:t>1. Introduction</w:t>
+      </w:r>
+    </w:p>
+    <w:p>
+      <w:pPr>
+        <w:pStyle w:val="NormalWeb"/>
+        <w:numPr>
+          <w:ilvl w:val="0"/>
+          <w:numId w:val="21"/>
+        </w:numPr>
+        <w:rPr>
+          <w:rFonts w:ascii="Calibri" w:hAnsi="Calibri" w:cs="Calibri"/>
+          <w:sz w:val="22"/>
+          <w:szCs w:val="22"/>
+        </w:rPr>
+      </w:pPr>
+      <w:r>
+        <w:rPr>
+          <w:rFonts w:ascii="Calibri" w:hAnsi="Calibri" w:cs="Calibri"/>
+          <w:b/>
+          <w:bCs/>
+          <w:sz w:val="22"/>
+          <w:szCs w:val="22"/>
+        </w:rPr>
+        <w:t>Growth &amp; Context:</w:t>
+      </w:r>
+      <w:r>
+        <w:rPr>
+          <w:rFonts w:ascii="Calibri" w:hAnsi="Calibri" w:cs="Calibri"/>
+          <w:sz w:val="22"/>
+          <w:szCs w:val="22"/>
+        </w:rPr>
+        <w:t xml:space="preserve"> Toronto's Bike-Share System (BSS) ridership has grown by 1M+ trips annually for the last 4 years; active stations increased from 773 (start of 2024) to 1000+ (2025).</w:t>
+      </w:r>
+    </w:p>
+    <w:p>
+      <w:pPr>
+        <w:pStyle w:val="NormalWeb"/>
+        <w:numPr>
+          <w:ilvl w:val="0"/>
+          <w:numId w:val="21"/>
+        </w:numPr>
+        <w:rPr>
+          <w:rFonts w:ascii="Calibri" w:hAnsi="Calibri" w:cs="Calibri"/>
+          <w:sz w:val="22"/>
+          <w:szCs w:val="22"/>
+        </w:rPr>
+      </w:pPr>
+      <w:r>
+        <w:rPr>
+          <w:rFonts w:ascii="Calibri" w:hAnsi="Calibri" w:cs="Calibri"/>
+          <w:b/>
+          <w:bCs/>
+          <w:sz w:val="22"/>
+          <w:szCs w:val="22"/>
+        </w:rPr>
+        <w:t>The Problem:</w:t>
+      </w:r>
+      <w:r>
+        <w:rPr>
+          <w:rFonts w:ascii="Calibri" w:hAnsi="Calibri" w:cs="Calibri"/>
+          <w:sz w:val="22"/>
+          <w:szCs w:val="22"/>
+        </w:rPr>
+        <w:t xml:space="preserve"> Peak hour traffic is highly directional (80% towards city center), causing severe imbalance (lack of bikes or open docks).</w:t>
+      </w:r>
+    </w:p>
+    <w:p>
+      <w:pPr>
+        <w:pStyle w:val="NormalWeb"/>
+        <w:numPr>
+          <w:ilvl w:val="0"/>
+          <w:numId w:val="21"/>
+        </w:numPr>
+        <w:rPr>
+          <w:rFonts w:ascii="Calibri" w:hAnsi="Calibri" w:cs="Calibri"/>
+          <w:sz w:val="22"/>
+          <w:szCs w:val="22"/>
+        </w:rPr>
+      </w:pPr>
+      <w:r>
+        <w:rPr>
+          <w:rFonts w:ascii="Calibri" w:hAnsi="Calibri" w:cs="Calibri"/>
+          <w:b/>
+          <w:bCs/>
+          <w:sz w:val="22"/>
+          <w:szCs w:val="22"/>
+        </w:rPr>
+        <w:t>Current Solutions:</w:t>
+      </w:r>
+      <w:r>
+        <w:rPr>
+          <w:rFonts w:ascii="Calibri" w:hAnsi="Calibri" w:cs="Calibri"/>
+          <w:sz w:val="22"/>
+          <w:szCs w:val="22"/>
+        </w:rPr>
+        <w:t xml:space="preserve"> Manual rebalancing and user incentives exist but remain insufficient; accurate demand prediction is still a major challenge.</w:t>
+      </w:r>
+    </w:p>
+    <w:p>
+      <w:pPr>
+        <w:pStyle w:val="NormalWeb"/>
+        <w:numPr>
+          <w:ilvl w:val="0"/>
+          <w:numId w:val="21"/>
+        </w:numPr>
+        <w:rPr>
+          <w:rFonts w:ascii="Calibri" w:hAnsi="Calibri" w:cs="Calibri"/>
+          <w:sz w:val="22"/>
+          <w:szCs w:val="22"/>
+        </w:rPr>
+      </w:pPr>
+      <w:r>
+        <w:rPr>
+          <w:rFonts w:ascii="Calibri" w:hAnsi="Calibri" w:cs="Calibri"/>
+          <w:b/>
+          <w:bCs/>
+          <w:sz w:val="22"/>
+          <w:szCs w:val="22"/>
+        </w:rPr>
+        <w:t>Study Objective:</w:t>
+      </w:r>
+      <w:r>
+        <w:rPr>
+          <w:rFonts w:ascii="Calibri" w:hAnsi="Calibri" w:cs="Calibri"/>
+          <w:sz w:val="22"/>
+          <w:szCs w:val="22"/>
+        </w:rPr>
+        <w:t xml:space="preserve"> Predict Toronto BSS demand on a </w:t>
+      </w:r>
+      <w:r>
+        <w:rPr>
+          <w:rFonts w:ascii="Calibri" w:hAnsi="Calibri" w:cs="Calibri"/>
+          <w:b/>
+          <w:bCs/>
+          <w:sz w:val="22"/>
+          <w:szCs w:val="22"/>
+        </w:rPr>
+        <w:t>per-station, hourly basis</w:t>
+      </w:r>
+      <w:r>
+        <w:rPr>
+          <w:rFonts w:ascii="Calibri" w:hAnsi="Calibri" w:cs="Calibri"/>
+          <w:sz w:val="22"/>
+          <w:szCs w:val="22"/>
+        </w:rPr>
+        <w:t xml:space="preserve"> using spatial-temporal features.</w:t>
+      </w:r>
+    </w:p>
+    <w:p>
+      <w:pPr>
+        <w:pStyle w:val="NormalWeb"/>
+        <w:numPr>
+          <w:ilvl w:val="0"/>
+          <w:numId w:val="21"/>
+        </w:numPr>
+        <w:rPr>
+          <w:rFonts w:ascii="Calibri" w:hAnsi="Calibri" w:cs="Calibri"/>
+          <w:sz w:val="22"/>
+          <w:szCs w:val="22"/>
+        </w:rPr>
+      </w:pPr>
+      <w:r>
+        <w:rPr>
+          <w:rFonts w:ascii="Calibri" w:hAnsi="Calibri" w:cs="Calibri"/>
+          <w:b/>
+          <w:bCs/>
+          <w:sz w:val="22"/>
+          <w:szCs w:val="22"/>
+        </w:rPr>
+        <w:t>Methodology:</w:t>
+      </w:r>
+      <w:r>
+        <w:rPr>
+          <w:rFonts w:ascii="Calibri" w:hAnsi="Calibri" w:cs="Calibri"/>
+          <w:sz w:val="22"/>
+          <w:szCs w:val="22"/>
+        </w:rPr>
+        <w:t xml:space="preserve"> Compare various ML models against a Multivariate Linear Regression baseline.</w:t>
+      </w:r>
+    </w:p>
+    <w:p>
+      <w:pPr>
+        <w:pStyle w:val="NormalWeb"/>
+        <w:numPr>
+          <w:ilvl w:val="0"/>
+          <w:numId w:val="21"/>
+        </w:numPr>
+        <w:rPr>
+          <w:rFonts w:ascii="Calibri" w:hAnsi="Calibri" w:cs="Calibri"/>
+          <w:sz w:val="22"/>
+          <w:szCs w:val="22"/>
+        </w:rPr>
+      </w:pPr>
+      <w:r>
+        <w:rPr>
+          <w:rFonts w:ascii="Calibri" w:hAnsi="Calibri" w:cs="Calibri"/>
+          <w:b/>
+          <w:bCs/>
+          <w:sz w:val="22"/>
+          <w:szCs w:val="22"/>
+        </w:rPr>
+        <w:t>Goal:</w:t>
+      </w:r>
+      <w:r>
+        <w:rPr>
+          <w:rFonts w:ascii="Calibri" w:hAnsi="Calibri" w:cs="Calibri"/>
+          <w:sz w:val="22"/>
+          <w:szCs w:val="22"/>
+        </w:rPr>
+        <w:t xml:space="preserve"> Assist operators with rebalancing logistics and city planners with infrastructure expansion.</w:t>
+      </w:r>
+    </w:p>
+    <w:p>
+      <w:pPr>
+        <w:pStyle w:val="NormalWeb"/>
+        <w:rPr>
+          <w:rFonts w:ascii="Calibri" w:hAnsi="Calibri" w:cs="Calibri"/>
+          <w:sz w:val="22"/>
+          <w:szCs w:val="22"/>
+        </w:rPr>
+      </w:pPr>
+      <w:r>
+        <w:rPr>
+          <w:rFonts w:ascii="Calibri" w:hAnsi="Calibri" w:cs="Calibri"/>
+          <w:b/>
+          <w:bCs/>
+          <w:sz w:val="22"/>
+          <w:szCs w:val="22"/>
+        </w:rPr>
+        <w:t>2. Related Work</w:t>
+      </w:r>
+    </w:p>
+    <w:p>
+      <w:pPr>
+        <w:pStyle w:val="NormalWeb"/>
+        <w:numPr>
+          <w:ilvl w:val="0"/>
+          <w:numId w:val="22"/>
+        </w:numPr>
+        <w:rPr>
+          <w:rFonts w:ascii="Calibri" w:hAnsi="Calibri" w:cs="Calibri"/>
+          <w:sz w:val="22"/>
+          <w:szCs w:val="22"/>
+        </w:rPr>
+      </w:pPr>
+      <w:r>
+        <w:rPr>
+          <w:rFonts w:ascii="Calibri" w:hAnsi="Calibri" w:cs="Calibri"/>
+          <w:b/>
+          <w:bCs/>
+          <w:sz w:val="22"/>
+          <w:szCs w:val="22"/>
+        </w:rPr>
+        <w:t>Global Research:</w:t>
+      </w:r>
+      <w:r>
+        <w:rPr>
+          <w:rFonts w:ascii="Calibri" w:hAnsi="Calibri" w:cs="Calibri"/>
+          <w:sz w:val="22"/>
+          <w:szCs w:val="22"/>
+        </w:rPr>
+        <w:t xml:space="preserve"> Studies in other major cities (NY, Seoul, Montreal) identify key predictors: weather, temporal features, POIs, and neighborhood socioeconomics.</w:t>
+      </w:r>
+    </w:p>
+    <w:p>
+      <w:pPr>
+        <w:pStyle w:val="NormalWeb"/>
+        <w:numPr>
+          <w:ilvl w:val="0"/>
+          <w:numId w:val="22"/>
+        </w:numPr>
+        <w:rPr>
+          <w:rFonts w:ascii="Calibri" w:hAnsi="Calibri" w:cs="Calibri"/>
+          <w:sz w:val="22"/>
+          <w:szCs w:val="22"/>
+        </w:rPr>
+      </w:pPr>
+      <w:r>
+        <w:rPr>
+          <w:rFonts w:ascii="Calibri" w:hAnsi="Calibri" w:cs="Calibri"/>
+          <w:b/>
+          <w:bCs/>
+          <w:sz w:val="22"/>
+          <w:szCs w:val="22"/>
+        </w:rPr>
+        <w:t>Localization Issue:</w:t>
+      </w:r>
+      <w:r>
+        <w:rPr>
+          <w:rFonts w:ascii="Calibri" w:hAnsi="Calibri" w:cs="Calibri"/>
+          <w:sz w:val="22"/>
+          <w:szCs w:val="22"/>
+        </w:rPr>
+        <w:t xml:space="preserve"> Cross-city models generalize poorly due to local behavioral differences (e.g., tolerance to weather); city-specific training is required.</w:t>
+      </w:r>
+    </w:p>
+    <w:p>
+      <w:pPr>
+        <w:pStyle w:val="NormalWeb"/>
+        <w:numPr>
+          <w:ilvl w:val="0"/>
+          <w:numId w:val="22"/>
+        </w:numPr>
+        <w:rPr>
+          <w:rFonts w:ascii="Calibri" w:hAnsi="Calibri" w:cs="Calibri"/>
+          <w:sz w:val="22"/>
+          <w:szCs w:val="22"/>
+        </w:rPr>
+      </w:pPr>
+      <w:r>
+        <w:rPr>
+          <w:rFonts w:ascii="Calibri" w:hAnsi="Calibri" w:cs="Calibri"/>
+          <w:b/>
+          <w:bCs/>
+          <w:sz w:val="22"/>
+          <w:szCs w:val="22"/>
+        </w:rPr>
+        <w:t>Toronto-Specific Context:</w:t>
+      </w:r>
+      <w:r>
+        <w:rPr>
+          <w:rFonts w:ascii="Calibri" w:hAnsi="Calibri" w:cs="Calibri"/>
+          <w:sz w:val="22"/>
+          <w:szCs w:val="22"/>
+        </w:rPr>
+        <w:t xml:space="preserve"> Existing local studies are often exploratory or predict system-wide ridership rather than station-level, limiting operational use.</w:t>
+      </w:r>
+    </w:p>
+    <w:p>
+      <w:pPr>
+        <w:pStyle w:val="NormalWeb"/>
+        <w:numPr>
+          <w:ilvl w:val="1"/>
+          <w:numId w:val="22"/>
+        </w:numPr>
+        <w:rPr>
+          <w:rFonts w:ascii="Calibri" w:hAnsi="Calibri" w:cs="Calibri"/>
+          <w:sz w:val="22"/>
+          <w:szCs w:val="22"/>
+        </w:rPr>
+      </w:pPr>
+      <w:r>
+        <w:rPr>
+          <w:rFonts w:ascii="Calibri" w:hAnsi="Calibri" w:cs="Calibri"/>
+          <w:i/>
+          <w:iCs/>
+          <w:sz w:val="22"/>
+          <w:szCs w:val="22"/>
+        </w:rPr>
+        <w:t>Exception:</w:t>
+      </w:r>
+      <w:r>
+        <w:rPr>
+          <w:rFonts w:ascii="Calibri" w:hAnsi="Calibri" w:cs="Calibri"/>
+          <w:sz w:val="22"/>
+          <w:szCs w:val="22"/>
+        </w:rPr>
+        <w:t xml:space="preserve"> One study using Graph Convolutional Networks successfully used station-specific features (POIs, demographics), which this study will also incorporate.</w:t>
+      </w:r>
+    </w:p>
+    <w:p>
+      <w:pPr>
+        <w:pStyle w:val="NormalWeb"/>
+        <w:rPr>
+          <w:rFonts w:ascii="Calibri" w:hAnsi="Calibri" w:cs="Calibri"/>
+          <w:sz w:val="22"/>
+          <w:szCs w:val="22"/>
+        </w:rPr>
+      </w:pPr>
+      <w:r>
+        <w:rPr>
+          <w:rFonts w:ascii="Calibri" w:hAnsi="Calibri" w:cs="Calibri"/>
+          <w:b/>
+          <w:bCs/>
+          <w:sz w:val="22"/>
+          <w:szCs w:val="22"/>
+        </w:rPr>
+        <w:t>2.3 Gaps in Existing Research</w:t>
+      </w:r>
+    </w:p>
+    <w:p>
+      <w:pPr>
+        <w:pStyle w:val="NormalWeb"/>
+        <w:numPr>
+          <w:ilvl w:val="0"/>
+          <w:numId w:val="23"/>
+        </w:numPr>
+        <w:rPr>
+          <w:rFonts w:ascii="Calibri" w:hAnsi="Calibri" w:cs="Calibri"/>
+          <w:sz w:val="22"/>
+          <w:szCs w:val="22"/>
+        </w:rPr>
+      </w:pPr>
+      <w:r>
+        <w:rPr>
+          <w:rFonts w:ascii="Calibri" w:hAnsi="Calibri" w:cs="Calibri"/>
+          <w:b/>
+          <w:bCs/>
+          <w:sz w:val="22"/>
+          <w:szCs w:val="22"/>
+        </w:rPr>
+        <w:t>City-Specific Dynamics:</w:t>
+      </w:r>
+      <w:r>
+        <w:rPr>
+          <w:rFonts w:ascii="Calibri" w:hAnsi="Calibri" w:cs="Calibri"/>
+          <w:sz w:val="22"/>
+          <w:szCs w:val="22"/>
+        </w:rPr>
+        <w:t xml:space="preserve"> Lack of models tailored to Toronto’s unique usage patterns.</w:t>
+      </w:r>
+    </w:p>
+    <w:p>
+      <w:pPr>
+        <w:pStyle w:val="NormalWeb"/>
+        <w:numPr>
+          <w:ilvl w:val="0"/>
+          <w:numId w:val="23"/>
+        </w:numPr>
+        <w:rPr>
+          <w:rFonts w:ascii="Calibri" w:hAnsi="Calibri" w:cs="Calibri"/>
+          <w:sz w:val="22"/>
+          <w:szCs w:val="22"/>
+        </w:rPr>
+      </w:pPr>
+      <w:r>
+        <w:rPr>
+          <w:rFonts w:ascii="Calibri" w:hAnsi="Calibri" w:cs="Calibri"/>
+          <w:b/>
+          <w:bCs/>
+          <w:sz w:val="22"/>
+          <w:szCs w:val="22"/>
+        </w:rPr>
+        <w:t>Granularity:</w:t>
+      </w:r>
+      <w:r>
+        <w:rPr>
+          <w:rFonts w:ascii="Calibri" w:hAnsi="Calibri" w:cs="Calibri"/>
+          <w:sz w:val="22"/>
+          <w:szCs w:val="22"/>
+        </w:rPr>
+        <w:t xml:space="preserve"> Lack of station-level forecasting (current literature focuses on system-wide).</w:t>
+      </w:r>
+    </w:p>
+    <w:p>
+      <w:pPr>
+        <w:pStyle w:val="NormalWeb"/>
+        <w:numPr>
+          <w:ilvl w:val="0"/>
+          <w:numId w:val="23"/>
+        </w:numPr>
+        <w:rPr>
+          <w:rFonts w:ascii="Calibri" w:hAnsi="Calibri" w:cs="Calibri"/>
+          <w:sz w:val="22"/>
+          <w:szCs w:val="22"/>
+        </w:rPr>
+      </w:pPr>
+      <w:r>
+        <w:rPr>
+          <w:rFonts w:ascii="Calibri" w:hAnsi="Calibri" w:cs="Calibri"/>
+          <w:b/>
+          <w:bCs/>
+          <w:sz w:val="22"/>
+          <w:szCs w:val="22"/>
+        </w:rPr>
+        <w:t>Data Currency:</w:t>
+      </w:r>
+      <w:r>
+        <w:rPr>
+          <w:rFonts w:ascii="Calibri" w:hAnsi="Calibri" w:cs="Calibri"/>
+          <w:sz w:val="22"/>
+          <w:szCs w:val="22"/>
+        </w:rPr>
+        <w:t xml:space="preserve"> Most research relies on outdated data that misses the recent network expansion (250+ new stations since 2022).</w:t>
+      </w:r>
+    </w:p>
+    <w:p>
+      <w:pPr>
+        <w:pStyle w:val="NormalWeb"/>
+        <w:numPr>
+          <w:ilvl w:val="0"/>
+          <w:numId w:val="23"/>
+        </w:numPr>
+        <w:rPr>
+          <w:rFonts w:ascii="Calibri" w:hAnsi="Calibri" w:cs="Calibri"/>
+          <w:sz w:val="22"/>
+          <w:szCs w:val="22"/>
+        </w:rPr>
+      </w:pPr>
+      <w:r>
+        <w:rPr>
+          <w:rFonts w:ascii="Calibri" w:hAnsi="Calibri" w:cs="Calibri"/>
+          <w:b/>
+          <w:bCs/>
+          <w:sz w:val="22"/>
+          <w:szCs w:val="22"/>
+        </w:rPr>
+        <w:t>Proposed Solution:</w:t>
+      </w:r>
+      <w:r>
+        <w:rPr>
+          <w:rFonts w:ascii="Calibri" w:hAnsi="Calibri" w:cs="Calibri"/>
+          <w:sz w:val="22"/>
+          <w:szCs w:val="22"/>
+        </w:rPr>
+        <w:t xml:space="preserve"> This study focuses on hourly demand forecasting (trip starts) using the most recent data (2023–2024).</w:t>
+      </w:r>
+    </w:p>
     <w:p>
       <w:pPr>
         <w:spacing w:after="0" w:line="240" w:lineRule="auto"/>
@@ -445,6 +971,7 @@
           <w:szCs w:val="22"/>
           <w14:ligatures w14:val="none"/>
         </w:rPr>
+        <w:lastRenderedPageBreak/>
         <w:t>Trip Duration</w:t>
       </w:r>
     </w:p>
@@ -1259,7 +1786,6 @@
           <w:szCs w:val="22"/>
           <w14:ligatures w14:val="none"/>
         </w:rPr>
-        <w:lastRenderedPageBreak/>
         <w:t>Address</w:t>
       </w:r>
     </w:p>
@@ -1567,6 +2093,7 @@
           <w:szCs w:val="22"/>
           <w14:ligatures w14:val="none"/>
         </w:rPr>
+        <w:lastRenderedPageBreak/>
         <w:t>Key features:</w:t>
       </w:r>
     </w:p>
@@ -2582,7 +3109,6 @@
           <w:szCs w:val="22"/>
           <w14:ligatures w14:val="none"/>
         </w:rPr>
-        <w:lastRenderedPageBreak/>
         <w:t>Relies on the completeness of the API data</w:t>
       </w:r>
     </w:p>
@@ -2948,6 +3474,7 @@
           <w:szCs w:val="22"/>
           <w14:ligatures w14:val="none"/>
         </w:rPr>
+        <w:lastRenderedPageBreak/>
         <w:t>Extr</w:t>
       </w:r>
       <w:r>
@@ -3899,7 +4426,6 @@
           <w:szCs w:val="22"/>
           <w14:ligatures w14:val="none"/>
         </w:rPr>
-        <w:lastRenderedPageBreak/>
         <w:t xml:space="preserve">Calculated the </w:t>
       </w:r>
       <w:r>
@@ -4268,6 +4794,7 @@
           <w:szCs w:val="22"/>
           <w14:ligatures w14:val="none"/>
         </w:rPr>
+        <w:lastRenderedPageBreak/>
         <w:t xml:space="preserve">There is a lot of </w:t>
       </w:r>
       <w:proofErr w:type="gramStart"/>
@@ -4965,7 +5492,6 @@
           <w:szCs w:val="22"/>
           <w14:ligatures w14:val="none"/>
         </w:rPr>
-        <w:lastRenderedPageBreak/>
         <w:t xml:space="preserve">Positive Correlations: POI features like tourism, </w:t>
       </w:r>
       <w:proofErr w:type="spellStart"/>
@@ -5351,6 +5877,7 @@
           <w:szCs w:val="22"/>
           <w14:ligatures w14:val="none"/>
         </w:rPr>
+        <w:lastRenderedPageBreak/>
         <w:t>Objective: Used Lasso as an embedded feature selection method because it shrinks coefficients of irrelevant features to absolute zero.</w:t>
       </w:r>
     </w:p>
@@ -6894,7 +7421,6 @@
           <w:szCs w:val="22"/>
           <w14:ligatures w14:val="none"/>
         </w:rPr>
-        <w:lastRenderedPageBreak/>
         <w:t xml:space="preserve">    '</w:t>
       </w:r>
       <w:proofErr w:type="spellStart"/>
@@ -7526,6 +8052,7 @@
           <w:szCs w:val="22"/>
           <w14:ligatures w14:val="none"/>
         </w:rPr>
+        <w:lastRenderedPageBreak/>
         <w:t xml:space="preserve">Decided on modeling </w:t>
       </w:r>
       <w:r>
@@ -8333,7 +8860,6 @@
           <w:szCs w:val="22"/>
           <w14:ligatures w14:val="none"/>
         </w:rPr>
-        <w:lastRenderedPageBreak/>
         <w:t>With a Mean Actual Demand of 0.82, a Test MAE (Mean Absolute Error) of ~0.81 implies that on average, the model's prediction is off by nearly the entire volume of the average demand.</w:t>
       </w:r>
     </w:p>
@@ -8496,6 +9022,7 @@
           <w:szCs w:val="22"/>
           <w14:ligatures w14:val="none"/>
         </w:rPr>
+        <w:lastRenderedPageBreak/>
         <w:t>Baseline: MLR was selected as a simple, interpretable baseline to establish a minimum performance benchmark</w:t>
       </w:r>
       <w:r>
@@ -8542,6 +9069,3904 @@
         <w:t>XGBoost</w:t>
       </w:r>
       <w:proofErr w:type="spellEnd"/>
+    </w:p>
+    <w:p>
+      <w:pPr>
+        <w:pStyle w:val="ListParagraph"/>
+        <w:numPr>
+          <w:ilvl w:val="0"/>
+          <w:numId w:val="19"/>
+        </w:numPr>
+        <w:spacing w:after="0" w:line="240" w:lineRule="auto"/>
+        <w:rPr>
+          <w:rFonts w:ascii="Calibri" w:eastAsia="Times New Roman" w:hAnsi="Calibri" w:cs="Calibri"/>
+          <w:kern w:val="0"/>
+          <w:sz w:val="22"/>
+          <w:szCs w:val="22"/>
+          <w14:ligatures w14:val="none"/>
+        </w:rPr>
+      </w:pPr>
+      <w:r>
+        <w:rPr>
+          <w:rFonts w:ascii="Calibri" w:eastAsia="Times New Roman" w:hAnsi="Calibri" w:cs="Calibri"/>
+          <w:kern w:val="0"/>
+          <w:sz w:val="22"/>
+          <w:szCs w:val="22"/>
+          <w14:ligatures w14:val="none"/>
+        </w:rPr>
+        <w:t>Used the Tree Feature Set (36 features): Included raw time integers (hour, month) alongside cyclical encodings, spatial metrics, and POIs.</w:t>
+      </w:r>
+    </w:p>
+    <w:p>
+      <w:pPr>
+        <w:pStyle w:val="ListParagraph"/>
+        <w:numPr>
+          <w:ilvl w:val="0"/>
+          <w:numId w:val="19"/>
+        </w:numPr>
+        <w:spacing w:after="0" w:line="240" w:lineRule="auto"/>
+        <w:rPr>
+          <w:rFonts w:ascii="Calibri" w:eastAsia="Times New Roman" w:hAnsi="Calibri" w:cs="Calibri"/>
+          <w:kern w:val="0"/>
+          <w:sz w:val="22"/>
+          <w:szCs w:val="22"/>
+          <w14:ligatures w14:val="none"/>
+        </w:rPr>
+      </w:pPr>
+      <w:r>
+        <w:rPr>
+          <w:rFonts w:ascii="Calibri" w:eastAsia="Times New Roman" w:hAnsi="Calibri" w:cs="Calibri"/>
+          <w:kern w:val="0"/>
+          <w:sz w:val="22"/>
+          <w:szCs w:val="22"/>
+          <w14:ligatures w14:val="none"/>
+        </w:rPr>
+        <w:t xml:space="preserve">Used </w:t>
+      </w:r>
+      <w:r>
+        <w:rPr>
+          <w:rFonts w:ascii="Calibri" w:eastAsia="Times New Roman" w:hAnsi="Calibri" w:cs="Calibri"/>
+          <w:kern w:val="0"/>
+          <w:sz w:val="22"/>
+          <w:szCs w:val="22"/>
+          <w14:ligatures w14:val="none"/>
+        </w:rPr>
+        <w:t>Validation</w:t>
+      </w:r>
+      <w:r>
+        <w:rPr>
+          <w:rFonts w:ascii="Calibri" w:eastAsia="Times New Roman" w:hAnsi="Calibri" w:cs="Calibri"/>
+          <w:kern w:val="0"/>
+          <w:sz w:val="22"/>
+          <w:szCs w:val="22"/>
+          <w14:ligatures w14:val="none"/>
+        </w:rPr>
+        <w:t xml:space="preserve"> set to</w:t>
+      </w:r>
+      <w:r>
+        <w:rPr>
+          <w:rFonts w:ascii="Calibri" w:eastAsia="Times New Roman" w:hAnsi="Calibri" w:cs="Calibri"/>
+          <w:kern w:val="0"/>
+          <w:sz w:val="22"/>
+          <w:szCs w:val="22"/>
+          <w14:ligatures w14:val="none"/>
+        </w:rPr>
+        <w:t xml:space="preserve"> </w:t>
+      </w:r>
+      <w:r>
+        <w:rPr>
+          <w:rFonts w:ascii="Calibri" w:eastAsia="Times New Roman" w:hAnsi="Calibri" w:cs="Calibri"/>
+          <w:kern w:val="0"/>
+          <w:sz w:val="22"/>
+          <w:szCs w:val="22"/>
+          <w14:ligatures w14:val="none"/>
+        </w:rPr>
+        <w:t>tune hyperparameters</w:t>
+      </w:r>
+      <w:r>
+        <w:rPr>
+          <w:rFonts w:ascii="Calibri" w:eastAsia="Times New Roman" w:hAnsi="Calibri" w:cs="Calibri"/>
+          <w:kern w:val="0"/>
+          <w:sz w:val="22"/>
+          <w:szCs w:val="22"/>
+          <w14:ligatures w14:val="none"/>
+        </w:rPr>
+        <w:t xml:space="preserve"> parameters</w:t>
+      </w:r>
+      <w:r>
+        <w:rPr>
+          <w:rFonts w:ascii="Calibri" w:eastAsia="Times New Roman" w:hAnsi="Calibri" w:cs="Calibri"/>
+          <w:kern w:val="0"/>
+          <w:sz w:val="22"/>
+          <w:szCs w:val="22"/>
+          <w14:ligatures w14:val="none"/>
+        </w:rPr>
+        <w:t>.</w:t>
+      </w:r>
+      <w:r>
+        <w:rPr>
+          <w:rFonts w:ascii="Calibri" w:eastAsia="Times New Roman" w:hAnsi="Calibri" w:cs="Calibri"/>
+          <w:kern w:val="0"/>
+          <w:sz w:val="22"/>
+          <w:szCs w:val="22"/>
+          <w14:ligatures w14:val="none"/>
+        </w:rPr>
+        <w:t xml:space="preserve"> </w:t>
+      </w:r>
+    </w:p>
+    <w:p>
+      <w:pPr>
+        <w:pStyle w:val="ListParagraph"/>
+        <w:numPr>
+          <w:ilvl w:val="0"/>
+          <w:numId w:val="19"/>
+        </w:numPr>
+        <w:spacing w:after="0" w:line="240" w:lineRule="auto"/>
+        <w:rPr>
+          <w:rFonts w:ascii="Calibri" w:eastAsia="Times New Roman" w:hAnsi="Calibri" w:cs="Calibri"/>
+          <w:kern w:val="0"/>
+          <w:sz w:val="22"/>
+          <w:szCs w:val="22"/>
+          <w14:ligatures w14:val="none"/>
+        </w:rPr>
+      </w:pPr>
+      <w:r>
+        <w:rPr>
+          <w:rFonts w:ascii="Calibri" w:eastAsia="Times New Roman" w:hAnsi="Calibri" w:cs="Calibri"/>
+          <w:kern w:val="0"/>
+          <w:sz w:val="22"/>
+          <w:szCs w:val="22"/>
+          <w14:ligatures w14:val="none"/>
+        </w:rPr>
+        <w:t>Random Forest</w:t>
+      </w:r>
+    </w:p>
+    <w:p>
+      <w:pPr>
+        <w:pStyle w:val="ListParagraph"/>
+        <w:numPr>
+          <w:ilvl w:val="1"/>
+          <w:numId w:val="19"/>
+        </w:numPr>
+        <w:spacing w:after="0" w:line="240" w:lineRule="auto"/>
+        <w:rPr>
+          <w:rFonts w:ascii="Calibri" w:eastAsia="Times New Roman" w:hAnsi="Calibri" w:cs="Calibri"/>
+          <w:kern w:val="0"/>
+          <w:sz w:val="22"/>
+          <w:szCs w:val="22"/>
+          <w14:ligatures w14:val="none"/>
+        </w:rPr>
+      </w:pPr>
+      <w:r>
+        <w:rPr>
+          <w:rFonts w:ascii="Calibri" w:eastAsia="Times New Roman" w:hAnsi="Calibri" w:cs="Calibri"/>
+          <w:kern w:val="0"/>
+          <w:sz w:val="22"/>
+          <w:szCs w:val="22"/>
+          <w14:ligatures w14:val="none"/>
+        </w:rPr>
+        <w:t xml:space="preserve">Used </w:t>
+      </w:r>
+      <w:proofErr w:type="spellStart"/>
+      <w:r>
+        <w:rPr>
+          <w:rFonts w:ascii="Calibri" w:eastAsia="Times New Roman" w:hAnsi="Calibri" w:cs="Calibri"/>
+          <w:kern w:val="0"/>
+          <w:sz w:val="22"/>
+          <w:szCs w:val="22"/>
+          <w14:ligatures w14:val="none"/>
+        </w:rPr>
+        <w:t>RandomizedSearchCV</w:t>
+      </w:r>
+      <w:proofErr w:type="spellEnd"/>
+      <w:r>
+        <w:rPr>
+          <w:rFonts w:ascii="Calibri" w:eastAsia="Times New Roman" w:hAnsi="Calibri" w:cs="Calibri"/>
+          <w:kern w:val="0"/>
+          <w:sz w:val="22"/>
+          <w:szCs w:val="22"/>
+          <w14:ligatures w14:val="none"/>
+        </w:rPr>
+        <w:t xml:space="preserve"> on the Sample Data to find optimal hyperparameters (</w:t>
+      </w:r>
+      <w:proofErr w:type="spellStart"/>
+      <w:r>
+        <w:rPr>
+          <w:rFonts w:ascii="Calibri" w:eastAsia="Times New Roman" w:hAnsi="Calibri" w:cs="Calibri"/>
+          <w:kern w:val="0"/>
+          <w:sz w:val="22"/>
+          <w:szCs w:val="22"/>
+          <w14:ligatures w14:val="none"/>
+        </w:rPr>
+        <w:t>n_estimators</w:t>
+      </w:r>
+      <w:proofErr w:type="spellEnd"/>
+      <w:r>
+        <w:rPr>
+          <w:rFonts w:ascii="Calibri" w:eastAsia="Times New Roman" w:hAnsi="Calibri" w:cs="Calibri"/>
+          <w:kern w:val="0"/>
+          <w:sz w:val="22"/>
+          <w:szCs w:val="22"/>
+          <w14:ligatures w14:val="none"/>
+        </w:rPr>
+        <w:t xml:space="preserve">, </w:t>
+      </w:r>
+      <w:proofErr w:type="spellStart"/>
+      <w:r>
+        <w:rPr>
+          <w:rFonts w:ascii="Calibri" w:eastAsia="Times New Roman" w:hAnsi="Calibri" w:cs="Calibri"/>
+          <w:kern w:val="0"/>
+          <w:sz w:val="22"/>
+          <w:szCs w:val="22"/>
+          <w14:ligatures w14:val="none"/>
+        </w:rPr>
+        <w:t>max_depth</w:t>
+      </w:r>
+      <w:proofErr w:type="spellEnd"/>
+      <w:r>
+        <w:rPr>
+          <w:rFonts w:ascii="Calibri" w:eastAsia="Times New Roman" w:hAnsi="Calibri" w:cs="Calibri"/>
+          <w:kern w:val="0"/>
+          <w:sz w:val="22"/>
+          <w:szCs w:val="22"/>
+          <w14:ligatures w14:val="none"/>
+        </w:rPr>
+        <w:t xml:space="preserve">, </w:t>
+      </w:r>
+      <w:proofErr w:type="spellStart"/>
+      <w:r>
+        <w:rPr>
+          <w:rFonts w:ascii="Calibri" w:eastAsia="Times New Roman" w:hAnsi="Calibri" w:cs="Calibri"/>
+          <w:kern w:val="0"/>
+          <w:sz w:val="22"/>
+          <w:szCs w:val="22"/>
+          <w14:ligatures w14:val="none"/>
+        </w:rPr>
+        <w:t>min_samples_split</w:t>
+      </w:r>
+      <w:proofErr w:type="spellEnd"/>
+      <w:r>
+        <w:rPr>
+          <w:rFonts w:ascii="Calibri" w:eastAsia="Times New Roman" w:hAnsi="Calibri" w:cs="Calibri"/>
+          <w:kern w:val="0"/>
+          <w:sz w:val="22"/>
+          <w:szCs w:val="22"/>
+          <w14:ligatures w14:val="none"/>
+        </w:rPr>
+        <w:t>, etc.).</w:t>
+      </w:r>
+    </w:p>
+    <w:p>
+      <w:pPr>
+        <w:pStyle w:val="ListParagraph"/>
+        <w:numPr>
+          <w:ilvl w:val="1"/>
+          <w:numId w:val="19"/>
+        </w:numPr>
+        <w:spacing w:after="0" w:line="240" w:lineRule="auto"/>
+        <w:rPr>
+          <w:rFonts w:ascii="Calibri" w:eastAsia="Times New Roman" w:hAnsi="Calibri" w:cs="Calibri"/>
+          <w:kern w:val="0"/>
+          <w:sz w:val="22"/>
+          <w:szCs w:val="22"/>
+          <w14:ligatures w14:val="none"/>
+        </w:rPr>
+      </w:pPr>
+      <w:r>
+        <w:rPr>
+          <w:rFonts w:ascii="Calibri" w:eastAsia="Times New Roman" w:hAnsi="Calibri" w:cs="Calibri"/>
+          <w:kern w:val="0"/>
+          <w:sz w:val="22"/>
+          <w:szCs w:val="22"/>
+          <w14:ligatures w14:val="none"/>
+        </w:rPr>
+        <w:t xml:space="preserve">Best Params: </w:t>
+      </w:r>
+      <w:proofErr w:type="spellStart"/>
+      <w:r>
+        <w:rPr>
+          <w:rFonts w:ascii="Calibri" w:eastAsia="Times New Roman" w:hAnsi="Calibri" w:cs="Calibri"/>
+          <w:kern w:val="0"/>
+          <w:sz w:val="22"/>
+          <w:szCs w:val="22"/>
+          <w14:ligatures w14:val="none"/>
+        </w:rPr>
+        <w:t>n_estimators</w:t>
+      </w:r>
+      <w:proofErr w:type="spellEnd"/>
+      <w:r>
+        <w:rPr>
+          <w:rFonts w:ascii="Calibri" w:eastAsia="Times New Roman" w:hAnsi="Calibri" w:cs="Calibri"/>
+          <w:kern w:val="0"/>
+          <w:sz w:val="22"/>
+          <w:szCs w:val="22"/>
+          <w14:ligatures w14:val="none"/>
+        </w:rPr>
+        <w:t xml:space="preserve">: 200, </w:t>
+      </w:r>
+      <w:proofErr w:type="spellStart"/>
+      <w:r>
+        <w:rPr>
+          <w:rFonts w:ascii="Calibri" w:eastAsia="Times New Roman" w:hAnsi="Calibri" w:cs="Calibri"/>
+          <w:kern w:val="0"/>
+          <w:sz w:val="22"/>
+          <w:szCs w:val="22"/>
+          <w14:ligatures w14:val="none"/>
+        </w:rPr>
+        <w:t>max_depth</w:t>
+      </w:r>
+      <w:proofErr w:type="spellEnd"/>
+      <w:r>
+        <w:rPr>
+          <w:rFonts w:ascii="Calibri" w:eastAsia="Times New Roman" w:hAnsi="Calibri" w:cs="Calibri"/>
+          <w:kern w:val="0"/>
+          <w:sz w:val="22"/>
+          <w:szCs w:val="22"/>
+          <w14:ligatures w14:val="none"/>
+        </w:rPr>
+        <w:t xml:space="preserve">: 40, </w:t>
+      </w:r>
+      <w:proofErr w:type="spellStart"/>
+      <w:r>
+        <w:rPr>
+          <w:rFonts w:ascii="Calibri" w:eastAsia="Times New Roman" w:hAnsi="Calibri" w:cs="Calibri"/>
+          <w:kern w:val="0"/>
+          <w:sz w:val="22"/>
+          <w:szCs w:val="22"/>
+          <w14:ligatures w14:val="none"/>
+        </w:rPr>
+        <w:t>min_samples_leaf</w:t>
+      </w:r>
+      <w:proofErr w:type="spellEnd"/>
+      <w:r>
+        <w:rPr>
+          <w:rFonts w:ascii="Calibri" w:eastAsia="Times New Roman" w:hAnsi="Calibri" w:cs="Calibri"/>
+          <w:kern w:val="0"/>
+          <w:sz w:val="22"/>
+          <w:szCs w:val="22"/>
+          <w14:ligatures w14:val="none"/>
+        </w:rPr>
+        <w:t xml:space="preserve">: 2, </w:t>
+      </w:r>
+      <w:proofErr w:type="spellStart"/>
+      <w:r>
+        <w:rPr>
+          <w:rFonts w:ascii="Calibri" w:eastAsia="Times New Roman" w:hAnsi="Calibri" w:cs="Calibri"/>
+          <w:kern w:val="0"/>
+          <w:sz w:val="22"/>
+          <w:szCs w:val="22"/>
+          <w14:ligatures w14:val="none"/>
+        </w:rPr>
+        <w:t>max_features</w:t>
+      </w:r>
+      <w:proofErr w:type="spellEnd"/>
+      <w:r>
+        <w:rPr>
+          <w:rFonts w:ascii="Calibri" w:eastAsia="Times New Roman" w:hAnsi="Calibri" w:cs="Calibri"/>
+          <w:kern w:val="0"/>
+          <w:sz w:val="22"/>
+          <w:szCs w:val="22"/>
+          <w14:ligatures w14:val="none"/>
+        </w:rPr>
+        <w:t>: 'sqrt'.</w:t>
+      </w:r>
+    </w:p>
+    <w:p>
+      <w:pPr>
+        <w:pStyle w:val="ListParagraph"/>
+        <w:numPr>
+          <w:ilvl w:val="1"/>
+          <w:numId w:val="19"/>
+        </w:numPr>
+        <w:spacing w:after="0" w:line="240" w:lineRule="auto"/>
+        <w:rPr>
+          <w:rFonts w:ascii="Calibri" w:eastAsia="Times New Roman" w:hAnsi="Calibri" w:cs="Calibri"/>
+          <w:kern w:val="0"/>
+          <w:sz w:val="22"/>
+          <w:szCs w:val="22"/>
+          <w14:ligatures w14:val="none"/>
+        </w:rPr>
+      </w:pPr>
+      <w:r>
+        <w:rPr>
+          <w:rFonts w:ascii="Calibri" w:eastAsia="Times New Roman" w:hAnsi="Calibri" w:cs="Calibri"/>
+          <w:kern w:val="0"/>
+          <w:sz w:val="22"/>
+          <w:szCs w:val="22"/>
+          <w14:ligatures w14:val="none"/>
+        </w:rPr>
+        <w:t>Training: Trained two versions: one on the Sample (to verify tuning) and one on the Full Dataset.</w:t>
+      </w:r>
+    </w:p>
+    <w:p>
+      <w:pPr>
+        <w:pStyle w:val="ListParagraph"/>
+        <w:numPr>
+          <w:ilvl w:val="1"/>
+          <w:numId w:val="19"/>
+        </w:numPr>
+        <w:spacing w:after="0" w:line="240" w:lineRule="auto"/>
+        <w:rPr>
+          <w:rFonts w:ascii="Calibri" w:eastAsia="Times New Roman" w:hAnsi="Calibri" w:cs="Calibri"/>
+          <w:kern w:val="0"/>
+          <w:sz w:val="22"/>
+          <w:szCs w:val="22"/>
+          <w14:ligatures w14:val="none"/>
+        </w:rPr>
+      </w:pPr>
+      <w:r>
+        <w:rPr>
+          <w:rFonts w:ascii="Calibri" w:eastAsia="Times New Roman" w:hAnsi="Calibri" w:cs="Calibri"/>
+          <w:kern w:val="0"/>
+          <w:sz w:val="22"/>
+          <w:szCs w:val="22"/>
+          <w14:ligatures w14:val="none"/>
+        </w:rPr>
+        <w:t>Performance: The full model achieved Test $R^2 \</w:t>
+      </w:r>
+      <w:proofErr w:type="spellStart"/>
+      <w:r>
+        <w:rPr>
+          <w:rFonts w:ascii="Calibri" w:eastAsia="Times New Roman" w:hAnsi="Calibri" w:cs="Calibri"/>
+          <w:kern w:val="0"/>
+          <w:sz w:val="22"/>
+          <w:szCs w:val="22"/>
+          <w14:ligatures w14:val="none"/>
+        </w:rPr>
+        <w:t>approx</w:t>
+      </w:r>
+      <w:proofErr w:type="spellEnd"/>
+      <w:r>
+        <w:rPr>
+          <w:rFonts w:ascii="Calibri" w:eastAsia="Times New Roman" w:hAnsi="Calibri" w:cs="Calibri"/>
+          <w:kern w:val="0"/>
+          <w:sz w:val="22"/>
+          <w:szCs w:val="22"/>
+          <w14:ligatures w14:val="none"/>
+        </w:rPr>
+        <w:t xml:space="preserve"> 0.60$, a significant improvement over the linear baseline ($R^2 \</w:t>
+      </w:r>
+      <w:proofErr w:type="spellStart"/>
+      <w:r>
+        <w:rPr>
+          <w:rFonts w:ascii="Calibri" w:eastAsia="Times New Roman" w:hAnsi="Calibri" w:cs="Calibri"/>
+          <w:kern w:val="0"/>
+          <w:sz w:val="22"/>
+          <w:szCs w:val="22"/>
+          <w14:ligatures w14:val="none"/>
+        </w:rPr>
+        <w:t>approx</w:t>
+      </w:r>
+      <w:proofErr w:type="spellEnd"/>
+      <w:r>
+        <w:rPr>
+          <w:rFonts w:ascii="Calibri" w:eastAsia="Times New Roman" w:hAnsi="Calibri" w:cs="Calibri"/>
+          <w:kern w:val="0"/>
+          <w:sz w:val="22"/>
+          <w:szCs w:val="22"/>
+          <w14:ligatures w14:val="none"/>
+        </w:rPr>
+        <w:t xml:space="preserve"> 0.17$).</w:t>
+      </w:r>
+    </w:p>
+    <w:p>
+      <w:pPr>
+        <w:pStyle w:val="ListParagraph"/>
+        <w:numPr>
+          <w:ilvl w:val="0"/>
+          <w:numId w:val="19"/>
+        </w:numPr>
+        <w:spacing w:after="0" w:line="240" w:lineRule="auto"/>
+        <w:rPr>
+          <w:rFonts w:ascii="Calibri" w:eastAsia="Times New Roman" w:hAnsi="Calibri" w:cs="Calibri"/>
+          <w:kern w:val="0"/>
+          <w:sz w:val="22"/>
+          <w:szCs w:val="22"/>
+          <w14:ligatures w14:val="none"/>
+        </w:rPr>
+      </w:pPr>
+      <w:proofErr w:type="spellStart"/>
+      <w:r>
+        <w:rPr>
+          <w:rFonts w:ascii="Calibri" w:eastAsia="Times New Roman" w:hAnsi="Calibri" w:cs="Calibri"/>
+          <w:kern w:val="0"/>
+          <w:sz w:val="22"/>
+          <w:szCs w:val="22"/>
+          <w14:ligatures w14:val="none"/>
+        </w:rPr>
+        <w:t>XGBoost</w:t>
+      </w:r>
+      <w:proofErr w:type="spellEnd"/>
+    </w:p>
+    <w:p>
+      <w:pPr>
+        <w:pStyle w:val="ListParagraph"/>
+        <w:numPr>
+          <w:ilvl w:val="1"/>
+          <w:numId w:val="19"/>
+        </w:numPr>
+        <w:spacing w:after="0" w:line="240" w:lineRule="auto"/>
+        <w:rPr>
+          <w:rFonts w:ascii="Calibri" w:eastAsia="Times New Roman" w:hAnsi="Calibri" w:cs="Calibri"/>
+          <w:kern w:val="0"/>
+          <w:sz w:val="22"/>
+          <w:szCs w:val="22"/>
+          <w14:ligatures w14:val="none"/>
+        </w:rPr>
+      </w:pPr>
+      <w:r>
+        <w:rPr>
+          <w:rFonts w:ascii="Calibri" w:eastAsia="Times New Roman" w:hAnsi="Calibri" w:cs="Calibri"/>
+          <w:kern w:val="0"/>
+          <w:sz w:val="22"/>
+          <w:szCs w:val="22"/>
+          <w14:ligatures w14:val="none"/>
+        </w:rPr>
+        <w:t xml:space="preserve">Tuning: Similarly tuned on Sample Data using </w:t>
+      </w:r>
+      <w:proofErr w:type="spellStart"/>
+      <w:r>
+        <w:rPr>
+          <w:rFonts w:ascii="Calibri" w:eastAsia="Times New Roman" w:hAnsi="Calibri" w:cs="Calibri"/>
+          <w:kern w:val="0"/>
+          <w:sz w:val="22"/>
+          <w:szCs w:val="22"/>
+          <w14:ligatures w14:val="none"/>
+        </w:rPr>
+        <w:t>RandomizedSearchCV</w:t>
+      </w:r>
+      <w:proofErr w:type="spellEnd"/>
+      <w:r>
+        <w:rPr>
+          <w:rFonts w:ascii="Calibri" w:eastAsia="Times New Roman" w:hAnsi="Calibri" w:cs="Calibri"/>
+          <w:kern w:val="0"/>
+          <w:sz w:val="22"/>
+          <w:szCs w:val="22"/>
+          <w14:ligatures w14:val="none"/>
+        </w:rPr>
+        <w:t>.</w:t>
+      </w:r>
+    </w:p>
+    <w:p>
+      <w:pPr>
+        <w:pStyle w:val="ListParagraph"/>
+        <w:numPr>
+          <w:ilvl w:val="1"/>
+          <w:numId w:val="19"/>
+        </w:numPr>
+        <w:spacing w:after="0" w:line="240" w:lineRule="auto"/>
+        <w:rPr>
+          <w:rFonts w:ascii="Calibri" w:eastAsia="Times New Roman" w:hAnsi="Calibri" w:cs="Calibri"/>
+          <w:kern w:val="0"/>
+          <w:sz w:val="22"/>
+          <w:szCs w:val="22"/>
+          <w14:ligatures w14:val="none"/>
+        </w:rPr>
+      </w:pPr>
+      <w:r>
+        <w:rPr>
+          <w:rFonts w:ascii="Calibri" w:eastAsia="Times New Roman" w:hAnsi="Calibri" w:cs="Calibri"/>
+          <w:kern w:val="0"/>
+          <w:sz w:val="22"/>
+          <w:szCs w:val="22"/>
+          <w14:ligatures w14:val="none"/>
+        </w:rPr>
+        <w:t xml:space="preserve">Best Params: </w:t>
+      </w:r>
+      <w:proofErr w:type="spellStart"/>
+      <w:r>
+        <w:rPr>
+          <w:rFonts w:ascii="Calibri" w:eastAsia="Times New Roman" w:hAnsi="Calibri" w:cs="Calibri"/>
+          <w:kern w:val="0"/>
+          <w:sz w:val="22"/>
+          <w:szCs w:val="22"/>
+          <w14:ligatures w14:val="none"/>
+        </w:rPr>
+        <w:t>n_estimators</w:t>
+      </w:r>
+      <w:proofErr w:type="spellEnd"/>
+      <w:r>
+        <w:rPr>
+          <w:rFonts w:ascii="Calibri" w:eastAsia="Times New Roman" w:hAnsi="Calibri" w:cs="Calibri"/>
+          <w:kern w:val="0"/>
+          <w:sz w:val="22"/>
+          <w:szCs w:val="22"/>
+          <w14:ligatures w14:val="none"/>
+        </w:rPr>
+        <w:t xml:space="preserve">: 1500, </w:t>
+      </w:r>
+      <w:proofErr w:type="spellStart"/>
+      <w:r>
+        <w:rPr>
+          <w:rFonts w:ascii="Calibri" w:eastAsia="Times New Roman" w:hAnsi="Calibri" w:cs="Calibri"/>
+          <w:kern w:val="0"/>
+          <w:sz w:val="22"/>
+          <w:szCs w:val="22"/>
+          <w14:ligatures w14:val="none"/>
+        </w:rPr>
+        <w:t>learning_rate</w:t>
+      </w:r>
+      <w:proofErr w:type="spellEnd"/>
+      <w:r>
+        <w:rPr>
+          <w:rFonts w:ascii="Calibri" w:eastAsia="Times New Roman" w:hAnsi="Calibri" w:cs="Calibri"/>
+          <w:kern w:val="0"/>
+          <w:sz w:val="22"/>
+          <w:szCs w:val="22"/>
+          <w14:ligatures w14:val="none"/>
+        </w:rPr>
+        <w:t xml:space="preserve">: 0.05, </w:t>
+      </w:r>
+      <w:proofErr w:type="spellStart"/>
+      <w:r>
+        <w:rPr>
+          <w:rFonts w:ascii="Calibri" w:eastAsia="Times New Roman" w:hAnsi="Calibri" w:cs="Calibri"/>
+          <w:kern w:val="0"/>
+          <w:sz w:val="22"/>
+          <w:szCs w:val="22"/>
+          <w14:ligatures w14:val="none"/>
+        </w:rPr>
+        <w:t>max_depth</w:t>
+      </w:r>
+      <w:proofErr w:type="spellEnd"/>
+      <w:r>
+        <w:rPr>
+          <w:rFonts w:ascii="Calibri" w:eastAsia="Times New Roman" w:hAnsi="Calibri" w:cs="Calibri"/>
+          <w:kern w:val="0"/>
+          <w:sz w:val="22"/>
+          <w:szCs w:val="22"/>
+          <w14:ligatures w14:val="none"/>
+        </w:rPr>
+        <w:t xml:space="preserve">: 10, subsample: 0.9, </w:t>
+      </w:r>
+      <w:proofErr w:type="spellStart"/>
+      <w:r>
+        <w:rPr>
+          <w:rFonts w:ascii="Calibri" w:eastAsia="Times New Roman" w:hAnsi="Calibri" w:cs="Calibri"/>
+          <w:kern w:val="0"/>
+          <w:sz w:val="22"/>
+          <w:szCs w:val="22"/>
+          <w14:ligatures w14:val="none"/>
+        </w:rPr>
+        <w:t>colsample_bytree</w:t>
+      </w:r>
+      <w:proofErr w:type="spellEnd"/>
+      <w:r>
+        <w:rPr>
+          <w:rFonts w:ascii="Calibri" w:eastAsia="Times New Roman" w:hAnsi="Calibri" w:cs="Calibri"/>
+          <w:kern w:val="0"/>
+          <w:sz w:val="22"/>
+          <w:szCs w:val="22"/>
+          <w14:ligatures w14:val="none"/>
+        </w:rPr>
+        <w:t>: 0.8.</w:t>
+      </w:r>
+    </w:p>
+    <w:p>
+      <w:pPr>
+        <w:pStyle w:val="ListParagraph"/>
+        <w:numPr>
+          <w:ilvl w:val="1"/>
+          <w:numId w:val="19"/>
+        </w:numPr>
+        <w:spacing w:after="0" w:line="240" w:lineRule="auto"/>
+        <w:rPr>
+          <w:rFonts w:ascii="Calibri" w:eastAsia="Times New Roman" w:hAnsi="Calibri" w:cs="Calibri"/>
+          <w:kern w:val="0"/>
+          <w:sz w:val="22"/>
+          <w:szCs w:val="22"/>
+          <w14:ligatures w14:val="none"/>
+        </w:rPr>
+      </w:pPr>
+      <w:r>
+        <w:rPr>
+          <w:rFonts w:ascii="Calibri" w:eastAsia="Times New Roman" w:hAnsi="Calibri" w:cs="Calibri"/>
+          <w:kern w:val="0"/>
+          <w:sz w:val="22"/>
+          <w:szCs w:val="22"/>
+          <w14:ligatures w14:val="none"/>
+        </w:rPr>
+        <w:t>Training: Trained Sample and Full versions.</w:t>
+      </w:r>
+    </w:p>
+    <w:p>
+      <w:pPr>
+        <w:pStyle w:val="ListParagraph"/>
+        <w:numPr>
+          <w:ilvl w:val="1"/>
+          <w:numId w:val="19"/>
+        </w:numPr>
+        <w:spacing w:after="0" w:line="240" w:lineRule="auto"/>
+        <w:rPr>
+          <w:rFonts w:ascii="Calibri" w:eastAsia="Times New Roman" w:hAnsi="Calibri" w:cs="Calibri"/>
+          <w:kern w:val="0"/>
+          <w:sz w:val="22"/>
+          <w:szCs w:val="22"/>
+          <w14:ligatures w14:val="none"/>
+        </w:rPr>
+      </w:pPr>
+      <w:r>
+        <w:rPr>
+          <w:rFonts w:ascii="Calibri" w:eastAsia="Times New Roman" w:hAnsi="Calibri" w:cs="Calibri"/>
+          <w:kern w:val="0"/>
+          <w:sz w:val="22"/>
+          <w:szCs w:val="22"/>
+          <w14:ligatures w14:val="none"/>
+        </w:rPr>
+        <w:t>Performance: The full model achieved Test $R^2 \</w:t>
+      </w:r>
+      <w:proofErr w:type="spellStart"/>
+      <w:r>
+        <w:rPr>
+          <w:rFonts w:ascii="Calibri" w:eastAsia="Times New Roman" w:hAnsi="Calibri" w:cs="Calibri"/>
+          <w:kern w:val="0"/>
+          <w:sz w:val="22"/>
+          <w:szCs w:val="22"/>
+          <w14:ligatures w14:val="none"/>
+        </w:rPr>
+        <w:t>approx</w:t>
+      </w:r>
+      <w:proofErr w:type="spellEnd"/>
+      <w:r>
+        <w:rPr>
+          <w:rFonts w:ascii="Calibri" w:eastAsia="Times New Roman" w:hAnsi="Calibri" w:cs="Calibri"/>
+          <w:kern w:val="0"/>
+          <w:sz w:val="22"/>
+          <w:szCs w:val="22"/>
+          <w14:ligatures w14:val="none"/>
+        </w:rPr>
+        <w:t xml:space="preserve"> 0.61$, slightly outperforming Random Forest.</w:t>
+      </w:r>
+    </w:p>
+    <w:p>
+      <w:pPr>
+        <w:pStyle w:val="ListParagraph"/>
+        <w:numPr>
+          <w:ilvl w:val="2"/>
+          <w:numId w:val="19"/>
+        </w:numPr>
+        <w:spacing w:after="0" w:line="240" w:lineRule="auto"/>
+        <w:rPr>
+          <w:rFonts w:ascii="Calibri" w:eastAsia="Times New Roman" w:hAnsi="Calibri" w:cs="Calibri"/>
+          <w:kern w:val="0"/>
+          <w:sz w:val="22"/>
+          <w:szCs w:val="22"/>
+          <w14:ligatures w14:val="none"/>
+        </w:rPr>
+      </w:pPr>
+      <w:r>
+        <w:rPr>
+          <w:rFonts w:ascii="Calibri" w:eastAsia="Times New Roman" w:hAnsi="Calibri" w:cs="Calibri"/>
+          <w:kern w:val="0"/>
+          <w:sz w:val="22"/>
+          <w:szCs w:val="22"/>
+          <w14:ligatures w14:val="none"/>
+        </w:rPr>
+        <w:t>10% of predictions were negative which is not good</w:t>
+      </w:r>
+    </w:p>
+    <w:p>
+      <w:pPr>
+        <w:pStyle w:val="ListParagraph"/>
+        <w:numPr>
+          <w:ilvl w:val="0"/>
+          <w:numId w:val="19"/>
+        </w:numPr>
+        <w:spacing w:after="0" w:line="240" w:lineRule="auto"/>
+        <w:rPr>
+          <w:rFonts w:ascii="Calibri" w:eastAsia="Times New Roman" w:hAnsi="Calibri" w:cs="Calibri"/>
+          <w:kern w:val="0"/>
+          <w:sz w:val="22"/>
+          <w:szCs w:val="22"/>
+          <w14:ligatures w14:val="none"/>
+        </w:rPr>
+      </w:pPr>
+      <w:r>
+        <w:rPr>
+          <w:rFonts w:ascii="Calibri" w:eastAsia="Times New Roman" w:hAnsi="Calibri" w:cs="Calibri"/>
+          <w:kern w:val="0"/>
+          <w:sz w:val="22"/>
+          <w:szCs w:val="22"/>
+          <w14:ligatures w14:val="none"/>
+        </w:rPr>
+        <w:t xml:space="preserve">Used </w:t>
+      </w:r>
+      <w:proofErr w:type="spellStart"/>
+      <w:r>
+        <w:rPr>
+          <w:rFonts w:ascii="Calibri" w:eastAsia="Times New Roman" w:hAnsi="Calibri" w:cs="Calibri"/>
+          <w:kern w:val="0"/>
+          <w:sz w:val="22"/>
+          <w:szCs w:val="22"/>
+          <w14:ligatures w14:val="none"/>
+        </w:rPr>
+        <w:t>random_state</w:t>
+      </w:r>
+      <w:proofErr w:type="spellEnd"/>
+      <w:r>
+        <w:rPr>
+          <w:rFonts w:ascii="Calibri" w:eastAsia="Times New Roman" w:hAnsi="Calibri" w:cs="Calibri"/>
+          <w:kern w:val="0"/>
+          <w:sz w:val="22"/>
+          <w:szCs w:val="22"/>
+          <w14:ligatures w14:val="none"/>
+        </w:rPr>
+        <w:t xml:space="preserve"> = 42 to ensure reproducibility</w:t>
+      </w:r>
+    </w:p>
+    <w:p>
+      <w:pPr>
+        <w:pStyle w:val="ListParagraph"/>
+        <w:numPr>
+          <w:ilvl w:val="0"/>
+          <w:numId w:val="19"/>
+        </w:numPr>
+        <w:spacing w:after="0" w:line="240" w:lineRule="auto"/>
+        <w:rPr>
+          <w:rFonts w:ascii="Calibri" w:eastAsia="Times New Roman" w:hAnsi="Calibri" w:cs="Calibri"/>
+          <w:kern w:val="0"/>
+          <w:sz w:val="22"/>
+          <w:szCs w:val="22"/>
+          <w14:ligatures w14:val="none"/>
+        </w:rPr>
+      </w:pPr>
+      <w:r>
+        <w:rPr>
+          <w:rFonts w:ascii="Calibri" w:eastAsia="Times New Roman" w:hAnsi="Calibri" w:cs="Calibri"/>
+          <w:kern w:val="0"/>
+          <w:sz w:val="22"/>
+          <w:szCs w:val="22"/>
+          <w14:ligatures w14:val="none"/>
+        </w:rPr>
+        <w:t xml:space="preserve">The models used </w:t>
+      </w:r>
+      <w:r>
+        <w:rPr>
+          <w:rFonts w:ascii="Calibri" w:eastAsia="Times New Roman" w:hAnsi="Calibri" w:cs="Calibri"/>
+          <w:kern w:val="0"/>
+          <w:sz w:val="22"/>
+          <w:szCs w:val="22"/>
+          <w14:ligatures w14:val="none"/>
+        </w:rPr>
+        <w:t>the exact same training/validation sets and feature sets</w:t>
+      </w:r>
+      <w:r>
+        <w:rPr>
+          <w:rFonts w:ascii="Calibri" w:eastAsia="Times New Roman" w:hAnsi="Calibri" w:cs="Calibri"/>
+          <w:kern w:val="0"/>
+          <w:sz w:val="22"/>
+          <w:szCs w:val="22"/>
+          <w14:ligatures w14:val="none"/>
+        </w:rPr>
+        <w:t>.</w:t>
+      </w:r>
+    </w:p>
+    <w:p>
+      <w:pPr>
+        <w:spacing w:after="0" w:line="240" w:lineRule="auto"/>
+        <w:rPr>
+          <w:rFonts w:ascii="Calibri" w:eastAsia="Times New Roman" w:hAnsi="Calibri" w:cs="Calibri"/>
+          <w:kern w:val="0"/>
+          <w:sz w:val="22"/>
+          <w:szCs w:val="22"/>
+          <w14:ligatures w14:val="none"/>
+        </w:rPr>
+      </w:pPr>
+      <w:r>
+        <w:rPr>
+          <w:rFonts w:ascii="Calibri" w:eastAsia="Times New Roman" w:hAnsi="Calibri" w:cs="Calibri"/>
+          <w:kern w:val="0"/>
+          <w:sz w:val="22"/>
+          <w:szCs w:val="22"/>
+          <w14:ligatures w14:val="none"/>
+        </w:rPr>
+        <w:t>Neural Networks</w:t>
+      </w:r>
+      <w:r>
+        <w:rPr>
+          <w:rFonts w:ascii="Calibri" w:eastAsia="Times New Roman" w:hAnsi="Calibri" w:cs="Calibri"/>
+          <w:kern w:val="0"/>
+          <w:sz w:val="22"/>
+          <w:szCs w:val="22"/>
+          <w14:ligatures w14:val="none"/>
+        </w:rPr>
+        <w:t xml:space="preserve"> (</w:t>
+      </w:r>
+      <w:r>
+        <w:rPr>
+          <w:rFonts w:ascii="Calibri" w:eastAsia="Times New Roman" w:hAnsi="Calibri" w:cs="Calibri"/>
+          <w:kern w:val="0"/>
+          <w:sz w:val="22"/>
+          <w:szCs w:val="22"/>
+          <w14:ligatures w14:val="none"/>
+        </w:rPr>
+        <w:t>this might be a bit off because I’m still working on it, but it’s a start)</w:t>
+      </w:r>
+    </w:p>
+    <w:p>
+      <w:pPr>
+        <w:pStyle w:val="ListParagraph"/>
+        <w:numPr>
+          <w:ilvl w:val="0"/>
+          <w:numId w:val="24"/>
+        </w:numPr>
+        <w:spacing w:after="0" w:line="240" w:lineRule="auto"/>
+        <w:rPr>
+          <w:rFonts w:ascii="Calibri" w:eastAsia="Times New Roman" w:hAnsi="Calibri" w:cs="Calibri"/>
+          <w:kern w:val="0"/>
+          <w:sz w:val="22"/>
+          <w:szCs w:val="22"/>
+          <w14:ligatures w14:val="none"/>
+        </w:rPr>
+      </w:pPr>
+      <w:r>
+        <w:rPr>
+          <w:rFonts w:ascii="Calibri" w:eastAsia="Times New Roman" w:hAnsi="Calibri" w:cs="Calibri"/>
+          <w:kern w:val="0"/>
+          <w:sz w:val="22"/>
+          <w:szCs w:val="22"/>
+          <w14:ligatures w14:val="none"/>
+        </w:rPr>
+        <w:t>Neural Network Training Strategy: The "Ladder" Approach</w:t>
+      </w:r>
+    </w:p>
+    <w:p>
+      <w:pPr>
+        <w:pStyle w:val="ListParagraph"/>
+        <w:numPr>
+          <w:ilvl w:val="0"/>
+          <w:numId w:val="24"/>
+        </w:numPr>
+        <w:spacing w:after="0" w:line="240" w:lineRule="auto"/>
+        <w:rPr>
+          <w:rFonts w:ascii="Calibri" w:eastAsia="Times New Roman" w:hAnsi="Calibri" w:cs="Calibri"/>
+          <w:kern w:val="0"/>
+          <w:sz w:val="22"/>
+          <w:szCs w:val="22"/>
+          <w14:ligatures w14:val="none"/>
+        </w:rPr>
+      </w:pPr>
+      <w:r>
+        <w:rPr>
+          <w:rFonts w:ascii="Calibri" w:eastAsia="Times New Roman" w:hAnsi="Calibri" w:cs="Calibri"/>
+          <w:kern w:val="0"/>
+          <w:sz w:val="22"/>
+          <w:szCs w:val="22"/>
+          <w14:ligatures w14:val="none"/>
+        </w:rPr>
+        <w:t>Following the methodology outlined in A Recipe for Training Neural Networks (</w:t>
+      </w:r>
+      <w:proofErr w:type="spellStart"/>
+      <w:r>
+        <w:rPr>
+          <w:rFonts w:ascii="Calibri" w:eastAsia="Times New Roman" w:hAnsi="Calibri" w:cs="Calibri"/>
+          <w:kern w:val="0"/>
+          <w:sz w:val="22"/>
+          <w:szCs w:val="22"/>
+          <w14:ligatures w14:val="none"/>
+        </w:rPr>
+        <w:t>Karpathy</w:t>
+      </w:r>
+      <w:proofErr w:type="spellEnd"/>
+      <w:r>
+        <w:rPr>
+          <w:rFonts w:ascii="Calibri" w:eastAsia="Times New Roman" w:hAnsi="Calibri" w:cs="Calibri"/>
+          <w:kern w:val="0"/>
+          <w:sz w:val="22"/>
+          <w:szCs w:val="22"/>
+          <w14:ligatures w14:val="none"/>
+        </w:rPr>
+        <w:t>), we adopted a progressive "Ladder" strategy to move from debugging to a production-grade model. This approach isolates sources of error (code bugs vs. capacity issues vs. overfitting) before training on the full 10-million-row dataset.</w:t>
+      </w:r>
+    </w:p>
+    <w:p>
+      <w:pPr>
+        <w:pStyle w:val="ListParagraph"/>
+        <w:numPr>
+          <w:ilvl w:val="0"/>
+          <w:numId w:val="24"/>
+        </w:numPr>
+        <w:spacing w:after="0" w:line="240" w:lineRule="auto"/>
+        <w:rPr>
+          <w:rFonts w:ascii="Calibri" w:eastAsia="Times New Roman" w:hAnsi="Calibri" w:cs="Calibri"/>
+          <w:kern w:val="0"/>
+          <w:sz w:val="22"/>
+          <w:szCs w:val="22"/>
+          <w14:ligatures w14:val="none"/>
+        </w:rPr>
+      </w:pPr>
+      <w:r>
+        <w:rPr>
+          <w:rFonts w:ascii="Calibri" w:eastAsia="Times New Roman" w:hAnsi="Calibri" w:cs="Calibri"/>
+          <w:kern w:val="0"/>
+          <w:sz w:val="22"/>
+          <w:szCs w:val="22"/>
+          <w14:ligatures w14:val="none"/>
+        </w:rPr>
+        <w:t>1. The "Overfit" Sanity Check (The Baby Model)</w:t>
+      </w:r>
+    </w:p>
+    <w:p>
+      <w:pPr>
+        <w:pStyle w:val="ListParagraph"/>
+        <w:numPr>
+          <w:ilvl w:val="0"/>
+          <w:numId w:val="24"/>
+        </w:numPr>
+        <w:spacing w:after="0" w:line="240" w:lineRule="auto"/>
+        <w:rPr>
+          <w:rFonts w:ascii="Calibri" w:eastAsia="Times New Roman" w:hAnsi="Calibri" w:cs="Calibri"/>
+          <w:kern w:val="0"/>
+          <w:sz w:val="22"/>
+          <w:szCs w:val="22"/>
+          <w14:ligatures w14:val="none"/>
+        </w:rPr>
+      </w:pPr>
+      <w:r>
+        <w:rPr>
+          <w:rFonts w:ascii="Calibri" w:eastAsia="Times New Roman" w:hAnsi="Calibri" w:cs="Calibri"/>
+          <w:kern w:val="0"/>
+          <w:sz w:val="22"/>
+          <w:szCs w:val="22"/>
+          <w14:ligatures w14:val="none"/>
+        </w:rPr>
+        <w:t>Goal: Verify the pipeline integrity and ensuring the code is bug-free.</w:t>
+      </w:r>
+    </w:p>
+    <w:p>
+      <w:pPr>
+        <w:pStyle w:val="ListParagraph"/>
+        <w:numPr>
+          <w:ilvl w:val="0"/>
+          <w:numId w:val="24"/>
+        </w:numPr>
+        <w:spacing w:after="0" w:line="240" w:lineRule="auto"/>
+        <w:rPr>
+          <w:rFonts w:ascii="Calibri" w:eastAsia="Times New Roman" w:hAnsi="Calibri" w:cs="Calibri"/>
+          <w:kern w:val="0"/>
+          <w:sz w:val="22"/>
+          <w:szCs w:val="22"/>
+          <w14:ligatures w14:val="none"/>
+        </w:rPr>
+      </w:pPr>
+      <w:r>
+        <w:rPr>
+          <w:rFonts w:ascii="Calibri" w:eastAsia="Times New Roman" w:hAnsi="Calibri" w:cs="Calibri"/>
+          <w:kern w:val="0"/>
+          <w:sz w:val="22"/>
+          <w:szCs w:val="22"/>
+          <w14:ligatures w14:val="none"/>
+        </w:rPr>
+        <w:t>Method: We trained a small network (1 hidden layer, 64 neurons) on a tiny subset of data with no regularization.</w:t>
+      </w:r>
+    </w:p>
+    <w:p>
+      <w:pPr>
+        <w:pStyle w:val="ListParagraph"/>
+        <w:numPr>
+          <w:ilvl w:val="0"/>
+          <w:numId w:val="24"/>
+        </w:numPr>
+        <w:spacing w:after="0" w:line="240" w:lineRule="auto"/>
+        <w:rPr>
+          <w:rFonts w:ascii="Calibri" w:eastAsia="Times New Roman" w:hAnsi="Calibri" w:cs="Calibri"/>
+          <w:kern w:val="0"/>
+          <w:sz w:val="22"/>
+          <w:szCs w:val="22"/>
+          <w14:ligatures w14:val="none"/>
+        </w:rPr>
+      </w:pPr>
+      <w:r>
+        <w:rPr>
+          <w:rFonts w:ascii="Calibri" w:eastAsia="Times New Roman" w:hAnsi="Calibri" w:cs="Calibri"/>
+          <w:kern w:val="0"/>
+          <w:sz w:val="22"/>
+          <w:szCs w:val="22"/>
+          <w14:ligatures w14:val="none"/>
+        </w:rPr>
+        <w:t xml:space="preserve">Rationale: As per </w:t>
+      </w:r>
+      <w:proofErr w:type="spellStart"/>
+      <w:r>
+        <w:rPr>
+          <w:rFonts w:ascii="Calibri" w:eastAsia="Times New Roman" w:hAnsi="Calibri" w:cs="Calibri"/>
+          <w:kern w:val="0"/>
+          <w:sz w:val="22"/>
+          <w:szCs w:val="22"/>
+          <w14:ligatures w14:val="none"/>
+        </w:rPr>
+        <w:t>Karpathy's</w:t>
+      </w:r>
+      <w:proofErr w:type="spellEnd"/>
+      <w:r>
+        <w:rPr>
+          <w:rFonts w:ascii="Calibri" w:eastAsia="Times New Roman" w:hAnsi="Calibri" w:cs="Calibri"/>
+          <w:kern w:val="0"/>
+          <w:sz w:val="22"/>
+          <w:szCs w:val="22"/>
+          <w14:ligatures w14:val="none"/>
+        </w:rPr>
+        <w:t xml:space="preserve"> recipe, if a model cannot overfit a small batch to nearly 0 loss (or high $R^2$), there is a bug in the data inputs, gradient calculation, or loss function. Passing this check confirmed our </w:t>
+      </w:r>
+      <w:proofErr w:type="spellStart"/>
+      <w:r>
+        <w:rPr>
+          <w:rFonts w:ascii="Calibri" w:eastAsia="Times New Roman" w:hAnsi="Calibri" w:cs="Calibri"/>
+          <w:kern w:val="0"/>
+          <w:sz w:val="22"/>
+          <w:szCs w:val="22"/>
+          <w14:ligatures w14:val="none"/>
+        </w:rPr>
+        <w:t>DataLoaders</w:t>
+      </w:r>
+      <w:proofErr w:type="spellEnd"/>
+      <w:r>
+        <w:rPr>
+          <w:rFonts w:ascii="Calibri" w:eastAsia="Times New Roman" w:hAnsi="Calibri" w:cs="Calibri"/>
+          <w:kern w:val="0"/>
+          <w:sz w:val="22"/>
+          <w:szCs w:val="22"/>
+          <w14:ligatures w14:val="none"/>
+        </w:rPr>
+        <w:t xml:space="preserve"> and Tensor shapes were correct.</w:t>
+      </w:r>
+    </w:p>
+    <w:p>
+      <w:pPr>
+        <w:pStyle w:val="ListParagraph"/>
+        <w:numPr>
+          <w:ilvl w:val="0"/>
+          <w:numId w:val="24"/>
+        </w:numPr>
+        <w:spacing w:after="0" w:line="240" w:lineRule="auto"/>
+        <w:rPr>
+          <w:rFonts w:ascii="Calibri" w:eastAsia="Times New Roman" w:hAnsi="Calibri" w:cs="Calibri"/>
+          <w:kern w:val="0"/>
+          <w:sz w:val="22"/>
+          <w:szCs w:val="22"/>
+          <w14:ligatures w14:val="none"/>
+        </w:rPr>
+      </w:pPr>
+      <w:r>
+        <w:rPr>
+          <w:rFonts w:ascii="Calibri" w:eastAsia="Times New Roman" w:hAnsi="Calibri" w:cs="Calibri"/>
+          <w:kern w:val="0"/>
+          <w:sz w:val="22"/>
+          <w:szCs w:val="22"/>
+          <w14:ligatures w14:val="none"/>
+        </w:rPr>
+        <w:t>2. Capacity Verification (The Wide Model)</w:t>
+      </w:r>
+    </w:p>
+    <w:p>
+      <w:pPr>
+        <w:pStyle w:val="ListParagraph"/>
+        <w:numPr>
+          <w:ilvl w:val="0"/>
+          <w:numId w:val="24"/>
+        </w:numPr>
+        <w:spacing w:after="0" w:line="240" w:lineRule="auto"/>
+        <w:rPr>
+          <w:rFonts w:ascii="Calibri" w:eastAsia="Times New Roman" w:hAnsi="Calibri" w:cs="Calibri"/>
+          <w:kern w:val="0"/>
+          <w:sz w:val="22"/>
+          <w:szCs w:val="22"/>
+          <w14:ligatures w14:val="none"/>
+        </w:rPr>
+      </w:pPr>
+      <w:r>
+        <w:rPr>
+          <w:rFonts w:ascii="Calibri" w:eastAsia="Times New Roman" w:hAnsi="Calibri" w:cs="Calibri"/>
+          <w:kern w:val="0"/>
+          <w:sz w:val="22"/>
+          <w:szCs w:val="22"/>
+          <w14:ligatures w14:val="none"/>
+        </w:rPr>
+        <w:t>Goal: Minimize Bias (Underfitting).</w:t>
+      </w:r>
+    </w:p>
+    <w:p>
+      <w:pPr>
+        <w:pStyle w:val="ListParagraph"/>
+        <w:numPr>
+          <w:ilvl w:val="0"/>
+          <w:numId w:val="24"/>
+        </w:numPr>
+        <w:spacing w:after="0" w:line="240" w:lineRule="auto"/>
+        <w:rPr>
+          <w:rFonts w:ascii="Calibri" w:eastAsia="Times New Roman" w:hAnsi="Calibri" w:cs="Calibri"/>
+          <w:kern w:val="0"/>
+          <w:sz w:val="22"/>
+          <w:szCs w:val="22"/>
+          <w14:ligatures w14:val="none"/>
+        </w:rPr>
+      </w:pPr>
+      <w:r>
+        <w:rPr>
+          <w:rFonts w:ascii="Calibri" w:eastAsia="Times New Roman" w:hAnsi="Calibri" w:cs="Calibri"/>
+          <w:kern w:val="0"/>
+          <w:sz w:val="22"/>
+          <w:szCs w:val="22"/>
+          <w14:ligatures w14:val="none"/>
+        </w:rPr>
+        <w:t>Method: We trained a high-capacity network (2 layers: 256 $\</w:t>
+      </w:r>
+      <w:proofErr w:type="spellStart"/>
+      <w:r>
+        <w:rPr>
+          <w:rFonts w:ascii="Calibri" w:eastAsia="Times New Roman" w:hAnsi="Calibri" w:cs="Calibri"/>
+          <w:kern w:val="0"/>
+          <w:sz w:val="22"/>
+          <w:szCs w:val="22"/>
+          <w14:ligatures w14:val="none"/>
+        </w:rPr>
+        <w:t>rightarrow</w:t>
+      </w:r>
+      <w:proofErr w:type="spellEnd"/>
+      <w:r>
+        <w:rPr>
+          <w:rFonts w:ascii="Calibri" w:eastAsia="Times New Roman" w:hAnsi="Calibri" w:cs="Calibri"/>
+          <w:kern w:val="0"/>
+          <w:sz w:val="22"/>
+          <w:szCs w:val="22"/>
+          <w14:ligatures w14:val="none"/>
+        </w:rPr>
+        <w:t>$ 128 neurons) without regularization (dropout).</w:t>
+      </w:r>
+    </w:p>
+    <w:p>
+      <w:pPr>
+        <w:pStyle w:val="ListParagraph"/>
+        <w:numPr>
+          <w:ilvl w:val="0"/>
+          <w:numId w:val="24"/>
+        </w:numPr>
+        <w:spacing w:after="0" w:line="240" w:lineRule="auto"/>
+        <w:rPr>
+          <w:rFonts w:ascii="Calibri" w:eastAsia="Times New Roman" w:hAnsi="Calibri" w:cs="Calibri"/>
+          <w:kern w:val="0"/>
+          <w:sz w:val="22"/>
+          <w:szCs w:val="22"/>
+          <w14:ligatures w14:val="none"/>
+        </w:rPr>
+      </w:pPr>
+      <w:r>
+        <w:rPr>
+          <w:rFonts w:ascii="Calibri" w:eastAsia="Times New Roman" w:hAnsi="Calibri" w:cs="Calibri"/>
+          <w:kern w:val="0"/>
+          <w:sz w:val="22"/>
+          <w:szCs w:val="22"/>
+          <w14:ligatures w14:val="none"/>
+        </w:rPr>
+        <w:t>Rationale: Before worrying about generalization, we needed to ensure the network had enough "brainpower" (parameters) to learn the complex non-linear relationships in the data. A high training score here confirms the architecture is sufficient for the problem complexity.</w:t>
+      </w:r>
+    </w:p>
+    <w:p>
+      <w:pPr>
+        <w:pStyle w:val="ListParagraph"/>
+        <w:numPr>
+          <w:ilvl w:val="0"/>
+          <w:numId w:val="24"/>
+        </w:numPr>
+        <w:spacing w:after="0" w:line="240" w:lineRule="auto"/>
+        <w:rPr>
+          <w:rFonts w:ascii="Calibri" w:eastAsia="Times New Roman" w:hAnsi="Calibri" w:cs="Calibri"/>
+          <w:kern w:val="0"/>
+          <w:sz w:val="22"/>
+          <w:szCs w:val="22"/>
+          <w14:ligatures w14:val="none"/>
+        </w:rPr>
+      </w:pPr>
+      <w:r>
+        <w:rPr>
+          <w:rFonts w:ascii="Calibri" w:eastAsia="Times New Roman" w:hAnsi="Calibri" w:cs="Calibri"/>
+          <w:kern w:val="0"/>
+          <w:sz w:val="22"/>
+          <w:szCs w:val="22"/>
+          <w14:ligatures w14:val="none"/>
+        </w:rPr>
+        <w:t>3. Regularization &amp; Generalization (The Competitor Model)</w:t>
+      </w:r>
+    </w:p>
+    <w:p>
+      <w:pPr>
+        <w:pStyle w:val="ListParagraph"/>
+        <w:numPr>
+          <w:ilvl w:val="0"/>
+          <w:numId w:val="24"/>
+        </w:numPr>
+        <w:spacing w:after="0" w:line="240" w:lineRule="auto"/>
+        <w:rPr>
+          <w:rFonts w:ascii="Calibri" w:eastAsia="Times New Roman" w:hAnsi="Calibri" w:cs="Calibri"/>
+          <w:kern w:val="0"/>
+          <w:sz w:val="22"/>
+          <w:szCs w:val="22"/>
+          <w14:ligatures w14:val="none"/>
+        </w:rPr>
+      </w:pPr>
+      <w:r>
+        <w:rPr>
+          <w:rFonts w:ascii="Calibri" w:eastAsia="Times New Roman" w:hAnsi="Calibri" w:cs="Calibri"/>
+          <w:kern w:val="0"/>
+          <w:sz w:val="22"/>
+          <w:szCs w:val="22"/>
+          <w14:ligatures w14:val="none"/>
+        </w:rPr>
+        <w:t xml:space="preserve">Goal: Minimize Variance (Overfitting) and beat the </w:t>
+      </w:r>
+      <w:proofErr w:type="spellStart"/>
+      <w:r>
+        <w:rPr>
+          <w:rFonts w:ascii="Calibri" w:eastAsia="Times New Roman" w:hAnsi="Calibri" w:cs="Calibri"/>
+          <w:kern w:val="0"/>
+          <w:sz w:val="22"/>
+          <w:szCs w:val="22"/>
+          <w14:ligatures w14:val="none"/>
+        </w:rPr>
+        <w:t>XGBoost</w:t>
+      </w:r>
+      <w:proofErr w:type="spellEnd"/>
+      <w:r>
+        <w:rPr>
+          <w:rFonts w:ascii="Calibri" w:eastAsia="Times New Roman" w:hAnsi="Calibri" w:cs="Calibri"/>
+          <w:kern w:val="0"/>
+          <w:sz w:val="22"/>
+          <w:szCs w:val="22"/>
+          <w14:ligatures w14:val="none"/>
+        </w:rPr>
+        <w:t xml:space="preserve"> baseline.</w:t>
+      </w:r>
+    </w:p>
+    <w:p>
+      <w:pPr>
+        <w:pStyle w:val="ListParagraph"/>
+        <w:numPr>
+          <w:ilvl w:val="0"/>
+          <w:numId w:val="24"/>
+        </w:numPr>
+        <w:spacing w:after="0" w:line="240" w:lineRule="auto"/>
+        <w:rPr>
+          <w:rFonts w:ascii="Calibri" w:eastAsia="Times New Roman" w:hAnsi="Calibri" w:cs="Calibri"/>
+          <w:kern w:val="0"/>
+          <w:sz w:val="22"/>
+          <w:szCs w:val="22"/>
+          <w14:ligatures w14:val="none"/>
+        </w:rPr>
+      </w:pPr>
+      <w:r>
+        <w:rPr>
+          <w:rFonts w:ascii="Calibri" w:eastAsia="Times New Roman" w:hAnsi="Calibri" w:cs="Calibri"/>
+          <w:kern w:val="0"/>
+          <w:sz w:val="22"/>
+          <w:szCs w:val="22"/>
+          <w14:ligatures w14:val="none"/>
+        </w:rPr>
+        <w:lastRenderedPageBreak/>
+        <w:t>Method: We adopted a "Funnel" architecture (128 $\</w:t>
+      </w:r>
+      <w:proofErr w:type="spellStart"/>
+      <w:r>
+        <w:rPr>
+          <w:rFonts w:ascii="Calibri" w:eastAsia="Times New Roman" w:hAnsi="Calibri" w:cs="Calibri"/>
+          <w:kern w:val="0"/>
+          <w:sz w:val="22"/>
+          <w:szCs w:val="22"/>
+          <w14:ligatures w14:val="none"/>
+        </w:rPr>
+        <w:t>rightarrow</w:t>
+      </w:r>
+      <w:proofErr w:type="spellEnd"/>
+      <w:r>
+        <w:rPr>
+          <w:rFonts w:ascii="Calibri" w:eastAsia="Times New Roman" w:hAnsi="Calibri" w:cs="Calibri"/>
+          <w:kern w:val="0"/>
+          <w:sz w:val="22"/>
+          <w:szCs w:val="22"/>
+          <w14:ligatures w14:val="none"/>
+        </w:rPr>
+        <w:t>$ 64 $\</w:t>
+      </w:r>
+      <w:proofErr w:type="spellStart"/>
+      <w:r>
+        <w:rPr>
+          <w:rFonts w:ascii="Calibri" w:eastAsia="Times New Roman" w:hAnsi="Calibri" w:cs="Calibri"/>
+          <w:kern w:val="0"/>
+          <w:sz w:val="22"/>
+          <w:szCs w:val="22"/>
+          <w14:ligatures w14:val="none"/>
+        </w:rPr>
+        <w:t>rightarrow</w:t>
+      </w:r>
+      <w:proofErr w:type="spellEnd"/>
+      <w:r>
+        <w:rPr>
+          <w:rFonts w:ascii="Calibri" w:eastAsia="Times New Roman" w:hAnsi="Calibri" w:cs="Calibri"/>
+          <w:kern w:val="0"/>
+          <w:sz w:val="22"/>
+          <w:szCs w:val="22"/>
+          <w14:ligatures w14:val="none"/>
+        </w:rPr>
+        <w:t>$ 32) introduced Dropout (20%) and Early Stopping.</w:t>
+      </w:r>
+    </w:p>
+    <w:p>
+      <w:pPr>
+        <w:pStyle w:val="ListParagraph"/>
+        <w:numPr>
+          <w:ilvl w:val="0"/>
+          <w:numId w:val="24"/>
+        </w:numPr>
+        <w:spacing w:after="0" w:line="240" w:lineRule="auto"/>
+        <w:rPr>
+          <w:rFonts w:ascii="Calibri" w:eastAsia="Times New Roman" w:hAnsi="Calibri" w:cs="Calibri"/>
+          <w:kern w:val="0"/>
+          <w:sz w:val="22"/>
+          <w:szCs w:val="22"/>
+          <w14:ligatures w14:val="none"/>
+        </w:rPr>
+      </w:pPr>
+      <w:r>
+        <w:rPr>
+          <w:rFonts w:ascii="Calibri" w:eastAsia="Times New Roman" w:hAnsi="Calibri" w:cs="Calibri"/>
+          <w:kern w:val="0"/>
+          <w:sz w:val="22"/>
+          <w:szCs w:val="22"/>
+          <w14:ligatures w14:val="none"/>
+        </w:rPr>
+        <w:t>Rationale: Once capacity was proven, we constrained the model to prevent memorization. The funnel shape forces the model to compress features into high-level abstractions, while Dropout forces robustness by preventing reliance on specific neurons.</w:t>
+      </w:r>
+    </w:p>
+    <w:p>
+      <w:pPr>
+        <w:pStyle w:val="ListParagraph"/>
+        <w:numPr>
+          <w:ilvl w:val="0"/>
+          <w:numId w:val="24"/>
+        </w:numPr>
+        <w:spacing w:after="0" w:line="240" w:lineRule="auto"/>
+        <w:rPr>
+          <w:rFonts w:ascii="Calibri" w:eastAsia="Times New Roman" w:hAnsi="Calibri" w:cs="Calibri"/>
+          <w:kern w:val="0"/>
+          <w:sz w:val="22"/>
+          <w:szCs w:val="22"/>
+          <w14:ligatures w14:val="none"/>
+        </w:rPr>
+      </w:pPr>
+      <w:r>
+        <w:rPr>
+          <w:rFonts w:ascii="Calibri" w:eastAsia="Times New Roman" w:hAnsi="Calibri" w:cs="Calibri"/>
+          <w:kern w:val="0"/>
+          <w:sz w:val="22"/>
+          <w:szCs w:val="22"/>
+          <w14:ligatures w14:val="none"/>
+        </w:rPr>
+        <w:t>4. Scaling to "Big Data" (The Full Run)</w:t>
+      </w:r>
+    </w:p>
+    <w:p>
+      <w:pPr>
+        <w:pStyle w:val="ListParagraph"/>
+        <w:numPr>
+          <w:ilvl w:val="0"/>
+          <w:numId w:val="24"/>
+        </w:numPr>
+        <w:spacing w:after="0" w:line="240" w:lineRule="auto"/>
+        <w:rPr>
+          <w:rFonts w:ascii="Calibri" w:eastAsia="Times New Roman" w:hAnsi="Calibri" w:cs="Calibri"/>
+          <w:kern w:val="0"/>
+          <w:sz w:val="22"/>
+          <w:szCs w:val="22"/>
+          <w14:ligatures w14:val="none"/>
+        </w:rPr>
+      </w:pPr>
+      <w:r>
+        <w:rPr>
+          <w:rFonts w:ascii="Calibri" w:eastAsia="Times New Roman" w:hAnsi="Calibri" w:cs="Calibri"/>
+          <w:kern w:val="0"/>
+          <w:sz w:val="22"/>
+          <w:szCs w:val="22"/>
+          <w14:ligatures w14:val="none"/>
+        </w:rPr>
+        <w:t>Goal: Efficient convergence on the full dataset (10M+ rows).</w:t>
+      </w:r>
+    </w:p>
+    <w:p>
+      <w:pPr>
+        <w:pStyle w:val="ListParagraph"/>
+        <w:numPr>
+          <w:ilvl w:val="0"/>
+          <w:numId w:val="24"/>
+        </w:numPr>
+        <w:spacing w:after="0" w:line="240" w:lineRule="auto"/>
+        <w:rPr>
+          <w:rFonts w:ascii="Calibri" w:eastAsia="Times New Roman" w:hAnsi="Calibri" w:cs="Calibri"/>
+          <w:kern w:val="0"/>
+          <w:sz w:val="22"/>
+          <w:szCs w:val="22"/>
+          <w14:ligatures w14:val="none"/>
+        </w:rPr>
+      </w:pPr>
+      <w:r>
+        <w:rPr>
+          <w:rFonts w:ascii="Calibri" w:eastAsia="Times New Roman" w:hAnsi="Calibri" w:cs="Calibri"/>
+          <w:kern w:val="0"/>
+          <w:sz w:val="22"/>
+          <w:szCs w:val="22"/>
+          <w14:ligatures w14:val="none"/>
+        </w:rPr>
+        <w:t>Method: We transitioned from the Sample (100k rows) to the Full Train set by increasing the Batch Size (from 128 to 8192) and reducing Epochs (from 50 to 10).</w:t>
+      </w:r>
+    </w:p>
+    <w:p>
+      <w:pPr>
+        <w:pStyle w:val="ListParagraph"/>
+        <w:numPr>
+          <w:ilvl w:val="0"/>
+          <w:numId w:val="24"/>
+        </w:numPr>
+        <w:spacing w:after="0" w:line="240" w:lineRule="auto"/>
+        <w:rPr>
+          <w:rFonts w:ascii="Calibri" w:eastAsia="Times New Roman" w:hAnsi="Calibri" w:cs="Calibri"/>
+          <w:kern w:val="0"/>
+          <w:sz w:val="22"/>
+          <w:szCs w:val="22"/>
+          <w14:ligatures w14:val="none"/>
+        </w:rPr>
+      </w:pPr>
+      <w:r>
+        <w:rPr>
+          <w:rFonts w:ascii="Calibri" w:eastAsia="Times New Roman" w:hAnsi="Calibri" w:cs="Calibri"/>
+          <w:kern w:val="0"/>
+          <w:sz w:val="22"/>
+          <w:szCs w:val="22"/>
+          <w14:ligatures w14:val="none"/>
+        </w:rPr>
+        <w:t>Rationale: Training on 12 million rows with small batches is computationally inefficient. By increasing the batch size, we stabilized the gradient estimates and maximized GPU utilization, allowing the model to converge rapidly in fewer epochs.</w:t>
+      </w:r>
+    </w:p>
+    <w:p>
+      <w:pPr>
+        <w:pStyle w:val="ListParagraph"/>
+        <w:numPr>
+          <w:ilvl w:val="0"/>
+          <w:numId w:val="24"/>
+        </w:numPr>
+        <w:spacing w:after="0" w:line="240" w:lineRule="auto"/>
+        <w:rPr>
+          <w:rFonts w:ascii="Calibri" w:eastAsia="Times New Roman" w:hAnsi="Calibri" w:cs="Calibri"/>
+          <w:kern w:val="0"/>
+          <w:sz w:val="22"/>
+          <w:szCs w:val="22"/>
+          <w14:ligatures w14:val="none"/>
+        </w:rPr>
+      </w:pPr>
+    </w:p>
+    <w:p>
+      <w:pPr>
+        <w:spacing w:after="0" w:line="240" w:lineRule="auto"/>
+        <w:rPr>
+          <w:rFonts w:ascii="Calibri" w:eastAsia="Times New Roman" w:hAnsi="Calibri" w:cs="Calibri"/>
+          <w:kern w:val="0"/>
+          <w:sz w:val="22"/>
+          <w:szCs w:val="22"/>
+          <w:u w:val="single"/>
+          <w14:ligatures w14:val="none"/>
+        </w:rPr>
+      </w:pPr>
+    </w:p>
+    <w:p>
+      <w:pPr>
+        <w:spacing w:after="0" w:line="240" w:lineRule="auto"/>
+        <w:rPr>
+          <w:rFonts w:ascii="Calibri" w:eastAsia="Times New Roman" w:hAnsi="Calibri" w:cs="Calibri"/>
+          <w:kern w:val="0"/>
+          <w:sz w:val="22"/>
+          <w:szCs w:val="22"/>
+          <w14:ligatures w14:val="none"/>
+        </w:rPr>
+      </w:pPr>
+      <w:r>
+        <w:rPr>
+          <w:rFonts w:ascii="Calibri" w:eastAsia="Times New Roman" w:hAnsi="Calibri" w:cs="Calibri"/>
+          <w:kern w:val="0"/>
+          <w:sz w:val="22"/>
+          <w:szCs w:val="22"/>
+          <w:u w:val="single"/>
+          <w14:ligatures w14:val="none"/>
+        </w:rPr>
+        <w:t>Evaluation and Metrics:</w:t>
+      </w:r>
+    </w:p>
+    <w:p>
+      <w:pPr>
+        <w:spacing w:after="0" w:line="240" w:lineRule="auto"/>
+        <w:rPr>
+          <w:rFonts w:ascii="Calibri" w:eastAsia="Times New Roman" w:hAnsi="Calibri" w:cs="Calibri"/>
+          <w:kern w:val="0"/>
+          <w:sz w:val="22"/>
+          <w:szCs w:val="22"/>
+          <w14:ligatures w14:val="none"/>
+        </w:rPr>
+      </w:pPr>
+      <w:r>
+        <w:rPr>
+          <w:rFonts w:ascii="Calibri" w:eastAsia="Times New Roman" w:hAnsi="Calibri" w:cs="Calibri"/>
+          <w:kern w:val="0"/>
+          <w:sz w:val="22"/>
+          <w:szCs w:val="22"/>
+          <w14:ligatures w14:val="none"/>
+        </w:rPr>
+        <w:t>These are the results I saw in between the models I have tested so far:</w:t>
+      </w:r>
+      <w:r>
+        <w:rPr>
+          <w:rFonts w:ascii="Calibri" w:eastAsia="Times New Roman" w:hAnsi="Calibri" w:cs="Calibri"/>
+          <w:kern w:val="0"/>
+          <w:sz w:val="22"/>
+          <w:szCs w:val="22"/>
+          <w14:ligatures w14:val="none"/>
+        </w:rPr>
+        <w:br/>
+      </w:r>
+      <w:r>
+        <w:rPr>
+          <w:rFonts w:ascii="Calibri" w:eastAsia="Times New Roman" w:hAnsi="Calibri" w:cs="Calibri"/>
+          <w:kern w:val="0"/>
+          <w:sz w:val="22"/>
+          <w:szCs w:val="22"/>
+          <w14:ligatures w14:val="none"/>
+        </w:rPr>
+        <w:t>Base Model - MLR</w:t>
+      </w:r>
+    </w:p>
+    <w:p>
+      <w:pPr>
+        <w:spacing w:after="0" w:line="240" w:lineRule="auto"/>
+        <w:rPr>
+          <w:rFonts w:ascii="Calibri" w:eastAsia="Times New Roman" w:hAnsi="Calibri" w:cs="Calibri"/>
+          <w:kern w:val="0"/>
+          <w:sz w:val="22"/>
+          <w:szCs w:val="22"/>
+          <w14:ligatures w14:val="none"/>
+        </w:rPr>
+      </w:pPr>
+      <w:r>
+        <w:rPr>
+          <w:rFonts w:ascii="Calibri" w:eastAsia="Times New Roman" w:hAnsi="Calibri" w:cs="Calibri"/>
+          <w:kern w:val="0"/>
+          <w:sz w:val="22"/>
+          <w:szCs w:val="22"/>
+          <w14:ligatures w14:val="none"/>
+        </w:rPr>
+        <w:t>=====================================================================================</w:t>
+      </w:r>
+    </w:p>
+    <w:p>
+      <w:pPr>
+        <w:spacing w:after="0" w:line="240" w:lineRule="auto"/>
+        <w:rPr>
+          <w:rFonts w:ascii="Calibri" w:eastAsia="Times New Roman" w:hAnsi="Calibri" w:cs="Calibri"/>
+          <w:kern w:val="0"/>
+          <w:sz w:val="22"/>
+          <w:szCs w:val="22"/>
+          <w14:ligatures w14:val="none"/>
+        </w:rPr>
+      </w:pPr>
+      <w:r>
+        <w:rPr>
+          <w:rFonts w:ascii="Calibri" w:eastAsia="Times New Roman" w:hAnsi="Calibri" w:cs="Calibri"/>
+          <w:kern w:val="0"/>
+          <w:sz w:val="22"/>
+          <w:szCs w:val="22"/>
+          <w14:ligatures w14:val="none"/>
+        </w:rPr>
+        <w:t xml:space="preserve">METRIC (Real </w:t>
+      </w:r>
+      <w:proofErr w:type="gramStart"/>
+      <w:r>
+        <w:rPr>
+          <w:rFonts w:ascii="Calibri" w:eastAsia="Times New Roman" w:hAnsi="Calibri" w:cs="Calibri"/>
+          <w:kern w:val="0"/>
+          <w:sz w:val="22"/>
+          <w:szCs w:val="22"/>
+          <w14:ligatures w14:val="none"/>
+        </w:rPr>
+        <w:t>Scale)  |</w:t>
+      </w:r>
+      <w:proofErr w:type="gramEnd"/>
+      <w:r>
+        <w:rPr>
+          <w:rFonts w:ascii="Calibri" w:eastAsia="Times New Roman" w:hAnsi="Calibri" w:cs="Calibri"/>
+          <w:kern w:val="0"/>
+          <w:sz w:val="22"/>
+          <w:szCs w:val="22"/>
+          <w14:ligatures w14:val="none"/>
+        </w:rPr>
+        <w:t xml:space="preserve"> SAMPLE MODEL (10</w:t>
+      </w:r>
+      <w:proofErr w:type="gramStart"/>
+      <w:r>
+        <w:rPr>
+          <w:rFonts w:ascii="Calibri" w:eastAsia="Times New Roman" w:hAnsi="Calibri" w:cs="Calibri"/>
+          <w:kern w:val="0"/>
+          <w:sz w:val="22"/>
+          <w:szCs w:val="22"/>
+          <w14:ligatures w14:val="none"/>
+        </w:rPr>
+        <w:t xml:space="preserve">%)   </w:t>
+      </w:r>
+      <w:proofErr w:type="gramEnd"/>
+      <w:r>
+        <w:rPr>
+          <w:rFonts w:ascii="Calibri" w:eastAsia="Times New Roman" w:hAnsi="Calibri" w:cs="Calibri"/>
+          <w:kern w:val="0"/>
+          <w:sz w:val="22"/>
+          <w:szCs w:val="22"/>
+          <w14:ligatures w14:val="none"/>
+        </w:rPr>
+        <w:t xml:space="preserve">     | FULL MODEL (100%)        </w:t>
+      </w:r>
+    </w:p>
+    <w:p>
+      <w:pPr>
+        <w:spacing w:after="0" w:line="240" w:lineRule="auto"/>
+        <w:rPr>
+          <w:rFonts w:ascii="Calibri" w:eastAsia="Times New Roman" w:hAnsi="Calibri" w:cs="Calibri"/>
+          <w:kern w:val="0"/>
+          <w:sz w:val="22"/>
+          <w:szCs w:val="22"/>
+          <w14:ligatures w14:val="none"/>
+        </w:rPr>
+      </w:pPr>
+      <w:r>
+        <w:rPr>
+          <w:rFonts w:ascii="Calibri" w:eastAsia="Times New Roman" w:hAnsi="Calibri" w:cs="Calibri"/>
+          <w:kern w:val="0"/>
+          <w:sz w:val="22"/>
+          <w:szCs w:val="22"/>
+          <w14:ligatures w14:val="none"/>
+        </w:rPr>
+        <w:t>=====================================================================================</w:t>
+      </w:r>
+    </w:p>
+    <w:p>
+      <w:pPr>
+        <w:spacing w:after="0" w:line="240" w:lineRule="auto"/>
+        <w:rPr>
+          <w:rFonts w:ascii="Calibri" w:eastAsia="Times New Roman" w:hAnsi="Calibri" w:cs="Calibri"/>
+          <w:kern w:val="0"/>
+          <w:sz w:val="22"/>
+          <w:szCs w:val="22"/>
+          <w14:ligatures w14:val="none"/>
+        </w:rPr>
+      </w:pPr>
+      <w:r>
+        <w:rPr>
+          <w:rFonts w:ascii="Calibri" w:eastAsia="Times New Roman" w:hAnsi="Calibri" w:cs="Calibri"/>
+          <w:kern w:val="0"/>
+          <w:sz w:val="22"/>
+          <w:szCs w:val="22"/>
+          <w14:ligatures w14:val="none"/>
+        </w:rPr>
+        <w:t xml:space="preserve">Train RMSE           | 1.7942                    | 1.7876                   </w:t>
+      </w:r>
+    </w:p>
+    <w:p>
+      <w:pPr>
+        <w:spacing w:after="0" w:line="240" w:lineRule="auto"/>
+        <w:rPr>
+          <w:rFonts w:ascii="Calibri" w:eastAsia="Times New Roman" w:hAnsi="Calibri" w:cs="Calibri"/>
+          <w:kern w:val="0"/>
+          <w:sz w:val="22"/>
+          <w:szCs w:val="22"/>
+          <w14:ligatures w14:val="none"/>
+        </w:rPr>
+      </w:pPr>
+      <w:r>
+        <w:rPr>
+          <w:rFonts w:ascii="Calibri" w:eastAsia="Times New Roman" w:hAnsi="Calibri" w:cs="Calibri"/>
+          <w:kern w:val="0"/>
+          <w:sz w:val="22"/>
+          <w:szCs w:val="22"/>
+          <w14:ligatures w14:val="none"/>
+        </w:rPr>
+        <w:t xml:space="preserve">Test RMSE            | 1.8138                    | 1.8137                   </w:t>
+      </w:r>
+    </w:p>
+    <w:p>
+      <w:pPr>
+        <w:spacing w:after="0" w:line="240" w:lineRule="auto"/>
+        <w:rPr>
+          <w:rFonts w:ascii="Calibri" w:eastAsia="Times New Roman" w:hAnsi="Calibri" w:cs="Calibri"/>
+          <w:kern w:val="0"/>
+          <w:sz w:val="22"/>
+          <w:szCs w:val="22"/>
+          <w14:ligatures w14:val="none"/>
+        </w:rPr>
+      </w:pPr>
+      <w:r>
+        <w:rPr>
+          <w:rFonts w:ascii="Calibri" w:eastAsia="Times New Roman" w:hAnsi="Calibri" w:cs="Calibri"/>
+          <w:kern w:val="0"/>
+          <w:sz w:val="22"/>
+          <w:szCs w:val="22"/>
+          <w14:ligatures w14:val="none"/>
+        </w:rPr>
+        <w:t>-------------------------------------------------------------------------------------</w:t>
+      </w:r>
+    </w:p>
+    <w:p>
+      <w:pPr>
+        <w:spacing w:after="0" w:line="240" w:lineRule="auto"/>
+        <w:rPr>
+          <w:rFonts w:ascii="Calibri" w:eastAsia="Times New Roman" w:hAnsi="Calibri" w:cs="Calibri"/>
+          <w:kern w:val="0"/>
+          <w:sz w:val="22"/>
+          <w:szCs w:val="22"/>
+          <w14:ligatures w14:val="none"/>
+        </w:rPr>
+      </w:pPr>
+      <w:r>
+        <w:rPr>
+          <w:rFonts w:ascii="Calibri" w:eastAsia="Times New Roman" w:hAnsi="Calibri" w:cs="Calibri"/>
+          <w:kern w:val="0"/>
+          <w:sz w:val="22"/>
+          <w:szCs w:val="22"/>
+          <w14:ligatures w14:val="none"/>
+        </w:rPr>
+        <w:t xml:space="preserve">Train MAE            | 0.8035                    | 0.8025                   </w:t>
+      </w:r>
+    </w:p>
+    <w:p>
+      <w:pPr>
+        <w:spacing w:after="0" w:line="240" w:lineRule="auto"/>
+        <w:rPr>
+          <w:rFonts w:ascii="Calibri" w:eastAsia="Times New Roman" w:hAnsi="Calibri" w:cs="Calibri"/>
+          <w:kern w:val="0"/>
+          <w:sz w:val="22"/>
+          <w:szCs w:val="22"/>
+          <w14:ligatures w14:val="none"/>
+        </w:rPr>
+      </w:pPr>
+      <w:r>
+        <w:rPr>
+          <w:rFonts w:ascii="Calibri" w:eastAsia="Times New Roman" w:hAnsi="Calibri" w:cs="Calibri"/>
+          <w:kern w:val="0"/>
+          <w:sz w:val="22"/>
+          <w:szCs w:val="22"/>
+          <w14:ligatures w14:val="none"/>
+        </w:rPr>
+        <w:t xml:space="preserve">Test MAE             | 0.8116                    | 0.8115                   </w:t>
+      </w:r>
+    </w:p>
+    <w:p>
+      <w:pPr>
+        <w:spacing w:after="0" w:line="240" w:lineRule="auto"/>
+        <w:rPr>
+          <w:rFonts w:ascii="Calibri" w:eastAsia="Times New Roman" w:hAnsi="Calibri" w:cs="Calibri"/>
+          <w:kern w:val="0"/>
+          <w:sz w:val="22"/>
+          <w:szCs w:val="22"/>
+          <w14:ligatures w14:val="none"/>
+        </w:rPr>
+      </w:pPr>
+      <w:r>
+        <w:rPr>
+          <w:rFonts w:ascii="Calibri" w:eastAsia="Times New Roman" w:hAnsi="Calibri" w:cs="Calibri"/>
+          <w:kern w:val="0"/>
+          <w:sz w:val="22"/>
+          <w:szCs w:val="22"/>
+          <w14:ligatures w14:val="none"/>
+        </w:rPr>
+        <w:t>-------------------------------------------------------------------------------------</w:t>
+      </w:r>
+    </w:p>
+    <w:p>
+      <w:pPr>
+        <w:spacing w:after="0" w:line="240" w:lineRule="auto"/>
+        <w:rPr>
+          <w:rFonts w:ascii="Calibri" w:eastAsia="Times New Roman" w:hAnsi="Calibri" w:cs="Calibri"/>
+          <w:kern w:val="0"/>
+          <w:sz w:val="22"/>
+          <w:szCs w:val="22"/>
+          <w14:ligatures w14:val="none"/>
+        </w:rPr>
+      </w:pPr>
+      <w:r>
+        <w:rPr>
+          <w:rFonts w:ascii="Calibri" w:eastAsia="Times New Roman" w:hAnsi="Calibri" w:cs="Calibri"/>
+          <w:kern w:val="0"/>
+          <w:sz w:val="22"/>
+          <w:szCs w:val="22"/>
+          <w14:ligatures w14:val="none"/>
+        </w:rPr>
+        <w:t xml:space="preserve">Train R^2            | 0.1738                    | 0.1748                   </w:t>
+      </w:r>
+    </w:p>
+    <w:p>
+      <w:pPr>
+        <w:spacing w:after="0" w:line="240" w:lineRule="auto"/>
+        <w:rPr>
+          <w:rFonts w:ascii="Calibri" w:eastAsia="Times New Roman" w:hAnsi="Calibri" w:cs="Calibri"/>
+          <w:kern w:val="0"/>
+          <w:sz w:val="22"/>
+          <w:szCs w:val="22"/>
+          <w14:ligatures w14:val="none"/>
+        </w:rPr>
+      </w:pPr>
+      <w:r>
+        <w:rPr>
+          <w:rFonts w:ascii="Calibri" w:eastAsia="Times New Roman" w:hAnsi="Calibri" w:cs="Calibri"/>
+          <w:kern w:val="0"/>
+          <w:sz w:val="22"/>
+          <w:szCs w:val="22"/>
+          <w14:ligatures w14:val="none"/>
+        </w:rPr>
+        <w:t xml:space="preserve">Test R^2             | 0.1750                    | 0.1751                   </w:t>
+      </w:r>
+    </w:p>
+    <w:p>
+      <w:pPr>
+        <w:spacing w:after="0" w:line="240" w:lineRule="auto"/>
+        <w:rPr>
+          <w:rFonts w:ascii="Calibri" w:eastAsia="Times New Roman" w:hAnsi="Calibri" w:cs="Calibri"/>
+          <w:kern w:val="0"/>
+          <w:sz w:val="22"/>
+          <w:szCs w:val="22"/>
+          <w14:ligatures w14:val="none"/>
+        </w:rPr>
+      </w:pPr>
+      <w:r>
+        <w:rPr>
+          <w:rFonts w:ascii="Calibri" w:eastAsia="Times New Roman" w:hAnsi="Calibri" w:cs="Calibri"/>
+          <w:kern w:val="0"/>
+          <w:sz w:val="22"/>
+          <w:szCs w:val="22"/>
+          <w14:ligatures w14:val="none"/>
+        </w:rPr>
+        <w:t>=====================================================================================</w:t>
+      </w:r>
+    </w:p>
+    <w:p>
+      <w:pPr>
+        <w:spacing w:after="0" w:line="240" w:lineRule="auto"/>
+        <w:rPr>
+          <w:rFonts w:ascii="Calibri" w:eastAsia="Times New Roman" w:hAnsi="Calibri" w:cs="Calibri"/>
+          <w:kern w:val="0"/>
+          <w:sz w:val="22"/>
+          <w:szCs w:val="22"/>
+          <w14:ligatures w14:val="none"/>
+        </w:rPr>
+      </w:pPr>
+    </w:p>
+    <w:p>
+      <w:pPr>
+        <w:spacing w:after="0" w:line="240" w:lineRule="auto"/>
+        <w:rPr>
+          <w:rFonts w:ascii="Calibri" w:eastAsia="Times New Roman" w:hAnsi="Calibri" w:cs="Calibri"/>
+          <w:kern w:val="0"/>
+          <w:sz w:val="22"/>
+          <w:szCs w:val="22"/>
+          <w14:ligatures w14:val="none"/>
+        </w:rPr>
+      </w:pPr>
+      <w:r>
+        <w:rPr>
+          <w:rFonts w:ascii="Calibri" w:eastAsia="Times New Roman" w:hAnsi="Calibri" w:cs="Calibri"/>
+          <w:kern w:val="0"/>
+          <w:sz w:val="22"/>
+          <w:szCs w:val="22"/>
+          <w14:ligatures w14:val="none"/>
+        </w:rPr>
+        <w:t>Mean Actual Test Demand: 0.82</w:t>
+      </w:r>
+    </w:p>
+    <w:p>
+      <w:pPr>
+        <w:spacing w:after="0" w:line="240" w:lineRule="auto"/>
+        <w:rPr>
+          <w:rFonts w:ascii="Calibri" w:eastAsia="Times New Roman" w:hAnsi="Calibri" w:cs="Calibri"/>
+          <w:kern w:val="0"/>
+          <w:sz w:val="22"/>
+          <w:szCs w:val="22"/>
+          <w14:ligatures w14:val="none"/>
+        </w:rPr>
+      </w:pPr>
+      <w:r>
+        <w:rPr>
+          <w:rFonts w:ascii="Calibri" w:eastAsia="Times New Roman" w:hAnsi="Calibri" w:cs="Calibri"/>
+          <w:kern w:val="0"/>
+          <w:sz w:val="22"/>
+          <w:szCs w:val="22"/>
+          <w14:ligatures w14:val="none"/>
+        </w:rPr>
+        <w:t>Mean Full Model Pred:    0.51</w:t>
+      </w:r>
+    </w:p>
+    <w:p>
+      <w:pPr>
+        <w:spacing w:after="0" w:line="240" w:lineRule="auto"/>
+        <w:rPr>
+          <w:rFonts w:ascii="Calibri" w:eastAsia="Times New Roman" w:hAnsi="Calibri" w:cs="Calibri"/>
+          <w:kern w:val="0"/>
+          <w:sz w:val="22"/>
+          <w:szCs w:val="22"/>
+          <w14:ligatures w14:val="none"/>
+        </w:rPr>
+      </w:pPr>
+    </w:p>
+    <w:p>
+      <w:pPr>
+        <w:spacing w:after="0" w:line="240" w:lineRule="auto"/>
+        <w:rPr>
+          <w:rFonts w:ascii="Calibri" w:eastAsia="Times New Roman" w:hAnsi="Calibri" w:cs="Calibri"/>
+          <w:kern w:val="0"/>
+          <w:sz w:val="22"/>
+          <w:szCs w:val="22"/>
+          <w14:ligatures w14:val="none"/>
+        </w:rPr>
+      </w:pPr>
+    </w:p>
+    <w:p>
+      <w:pPr>
+        <w:spacing w:after="0" w:line="240" w:lineRule="auto"/>
+        <w:rPr>
+          <w:rFonts w:ascii="Calibri" w:eastAsia="Times New Roman" w:hAnsi="Calibri" w:cs="Calibri"/>
+          <w:kern w:val="0"/>
+          <w:sz w:val="22"/>
+          <w:szCs w:val="22"/>
+          <w14:ligatures w14:val="none"/>
+        </w:rPr>
+      </w:pPr>
+      <w:r>
+        <w:rPr>
+          <w:rFonts w:ascii="Calibri" w:eastAsia="Times New Roman" w:hAnsi="Calibri" w:cs="Calibri"/>
+          <w:kern w:val="0"/>
+          <w:sz w:val="22"/>
+          <w:szCs w:val="22"/>
+          <w14:ligatures w14:val="none"/>
+        </w:rPr>
+        <w:t>=================================================================</w:t>
+      </w:r>
+    </w:p>
+    <w:p>
+      <w:pPr>
+        <w:spacing w:after="0" w:line="240" w:lineRule="auto"/>
+        <w:rPr>
+          <w:rFonts w:ascii="Calibri" w:eastAsia="Times New Roman" w:hAnsi="Calibri" w:cs="Calibri"/>
+          <w:kern w:val="0"/>
+          <w:sz w:val="22"/>
+          <w:szCs w:val="22"/>
+          <w14:ligatures w14:val="none"/>
+        </w:rPr>
+      </w:pPr>
+      <w:r>
+        <w:rPr>
+          <w:rFonts w:ascii="Calibri" w:eastAsia="Times New Roman" w:hAnsi="Calibri" w:cs="Calibri"/>
+          <w:kern w:val="0"/>
+          <w:sz w:val="22"/>
+          <w:szCs w:val="22"/>
+          <w14:ligatures w14:val="none"/>
+        </w:rPr>
+        <w:t>RANDOM FOREST CONFIGURATION (Best Params)</w:t>
+      </w:r>
+    </w:p>
+    <w:p>
+      <w:pPr>
+        <w:spacing w:after="0" w:line="240" w:lineRule="auto"/>
+        <w:rPr>
+          <w:rFonts w:ascii="Calibri" w:eastAsia="Times New Roman" w:hAnsi="Calibri" w:cs="Calibri"/>
+          <w:kern w:val="0"/>
+          <w:sz w:val="22"/>
+          <w:szCs w:val="22"/>
+          <w14:ligatures w14:val="none"/>
+        </w:rPr>
+      </w:pPr>
+      <w:r>
+        <w:rPr>
+          <w:rFonts w:ascii="Calibri" w:eastAsia="Times New Roman" w:hAnsi="Calibri" w:cs="Calibri"/>
+          <w:kern w:val="0"/>
+          <w:sz w:val="22"/>
+          <w:szCs w:val="22"/>
+          <w14:ligatures w14:val="none"/>
+        </w:rPr>
+        <w:t>=================================================================</w:t>
+      </w:r>
+    </w:p>
+    <w:p>
+      <w:pPr>
+        <w:spacing w:after="0" w:line="240" w:lineRule="auto"/>
+        <w:rPr>
+          <w:rFonts w:ascii="Calibri" w:eastAsia="Times New Roman" w:hAnsi="Calibri" w:cs="Calibri"/>
+          <w:kern w:val="0"/>
+          <w:sz w:val="22"/>
+          <w:szCs w:val="22"/>
+          <w14:ligatures w14:val="none"/>
+        </w:rPr>
+      </w:pPr>
+      <w:proofErr w:type="spellStart"/>
+      <w:r>
+        <w:rPr>
+          <w:rFonts w:ascii="Calibri" w:eastAsia="Times New Roman" w:hAnsi="Calibri" w:cs="Calibri"/>
+          <w:kern w:val="0"/>
+          <w:sz w:val="22"/>
+          <w:szCs w:val="22"/>
+          <w14:ligatures w14:val="none"/>
+        </w:rPr>
+        <w:t>n_estimators</w:t>
+      </w:r>
+      <w:proofErr w:type="spellEnd"/>
+      <w:r>
+        <w:rPr>
+          <w:rFonts w:ascii="Calibri" w:eastAsia="Times New Roman" w:hAnsi="Calibri" w:cs="Calibri"/>
+          <w:kern w:val="0"/>
+          <w:sz w:val="22"/>
+          <w:szCs w:val="22"/>
+          <w14:ligatures w14:val="none"/>
+        </w:rPr>
+        <w:t xml:space="preserve">           </w:t>
+      </w:r>
+      <w:proofErr w:type="gramStart"/>
+      <w:r>
+        <w:rPr>
+          <w:rFonts w:ascii="Calibri" w:eastAsia="Times New Roman" w:hAnsi="Calibri" w:cs="Calibri"/>
+          <w:kern w:val="0"/>
+          <w:sz w:val="22"/>
+          <w:szCs w:val="22"/>
+          <w14:ligatures w14:val="none"/>
+        </w:rPr>
+        <w:t xml:space="preserve">  :</w:t>
+      </w:r>
+      <w:proofErr w:type="gramEnd"/>
+      <w:r>
+        <w:rPr>
+          <w:rFonts w:ascii="Calibri" w:eastAsia="Times New Roman" w:hAnsi="Calibri" w:cs="Calibri"/>
+          <w:kern w:val="0"/>
+          <w:sz w:val="22"/>
+          <w:szCs w:val="22"/>
+          <w14:ligatures w14:val="none"/>
+        </w:rPr>
+        <w:t xml:space="preserve"> 200</w:t>
+      </w:r>
+    </w:p>
+    <w:p>
+      <w:pPr>
+        <w:spacing w:after="0" w:line="240" w:lineRule="auto"/>
+        <w:rPr>
+          <w:rFonts w:ascii="Calibri" w:eastAsia="Times New Roman" w:hAnsi="Calibri" w:cs="Calibri"/>
+          <w:kern w:val="0"/>
+          <w:sz w:val="22"/>
+          <w:szCs w:val="22"/>
+          <w14:ligatures w14:val="none"/>
+        </w:rPr>
+      </w:pPr>
+      <w:proofErr w:type="spellStart"/>
+      <w:r>
+        <w:rPr>
+          <w:rFonts w:ascii="Calibri" w:eastAsia="Times New Roman" w:hAnsi="Calibri" w:cs="Calibri"/>
+          <w:kern w:val="0"/>
+          <w:sz w:val="22"/>
+          <w:szCs w:val="22"/>
+          <w14:ligatures w14:val="none"/>
+        </w:rPr>
+        <w:t>min_samples_split</w:t>
+      </w:r>
+      <w:proofErr w:type="spellEnd"/>
+      <w:r>
+        <w:rPr>
+          <w:rFonts w:ascii="Calibri" w:eastAsia="Times New Roman" w:hAnsi="Calibri" w:cs="Calibri"/>
+          <w:kern w:val="0"/>
+          <w:sz w:val="22"/>
+          <w:szCs w:val="22"/>
+          <w14:ligatures w14:val="none"/>
+        </w:rPr>
+        <w:t xml:space="preserve">      </w:t>
+      </w:r>
+      <w:proofErr w:type="gramStart"/>
+      <w:r>
+        <w:rPr>
+          <w:rFonts w:ascii="Calibri" w:eastAsia="Times New Roman" w:hAnsi="Calibri" w:cs="Calibri"/>
+          <w:kern w:val="0"/>
+          <w:sz w:val="22"/>
+          <w:szCs w:val="22"/>
+          <w14:ligatures w14:val="none"/>
+        </w:rPr>
+        <w:t xml:space="preserve">  :</w:t>
+      </w:r>
+      <w:proofErr w:type="gramEnd"/>
+      <w:r>
+        <w:rPr>
+          <w:rFonts w:ascii="Calibri" w:eastAsia="Times New Roman" w:hAnsi="Calibri" w:cs="Calibri"/>
+          <w:kern w:val="0"/>
+          <w:sz w:val="22"/>
+          <w:szCs w:val="22"/>
+          <w14:ligatures w14:val="none"/>
+        </w:rPr>
+        <w:t xml:space="preserve"> 10</w:t>
+      </w:r>
+    </w:p>
+    <w:p>
+      <w:pPr>
+        <w:spacing w:after="0" w:line="240" w:lineRule="auto"/>
+        <w:rPr>
+          <w:rFonts w:ascii="Calibri" w:eastAsia="Times New Roman" w:hAnsi="Calibri" w:cs="Calibri"/>
+          <w:kern w:val="0"/>
+          <w:sz w:val="22"/>
+          <w:szCs w:val="22"/>
+          <w14:ligatures w14:val="none"/>
+        </w:rPr>
+      </w:pPr>
+      <w:proofErr w:type="spellStart"/>
+      <w:r>
+        <w:rPr>
+          <w:rFonts w:ascii="Calibri" w:eastAsia="Times New Roman" w:hAnsi="Calibri" w:cs="Calibri"/>
+          <w:kern w:val="0"/>
+          <w:sz w:val="22"/>
+          <w:szCs w:val="22"/>
+          <w14:ligatures w14:val="none"/>
+        </w:rPr>
+        <w:t>min_samples_leaf</w:t>
+      </w:r>
+      <w:proofErr w:type="spellEnd"/>
+      <w:r>
+        <w:rPr>
+          <w:rFonts w:ascii="Calibri" w:eastAsia="Times New Roman" w:hAnsi="Calibri" w:cs="Calibri"/>
+          <w:kern w:val="0"/>
+          <w:sz w:val="22"/>
+          <w:szCs w:val="22"/>
+          <w14:ligatures w14:val="none"/>
+        </w:rPr>
+        <w:t xml:space="preserve">       </w:t>
+      </w:r>
+      <w:proofErr w:type="gramStart"/>
+      <w:r>
+        <w:rPr>
+          <w:rFonts w:ascii="Calibri" w:eastAsia="Times New Roman" w:hAnsi="Calibri" w:cs="Calibri"/>
+          <w:kern w:val="0"/>
+          <w:sz w:val="22"/>
+          <w:szCs w:val="22"/>
+          <w14:ligatures w14:val="none"/>
+        </w:rPr>
+        <w:t xml:space="preserve">  :</w:t>
+      </w:r>
+      <w:proofErr w:type="gramEnd"/>
+      <w:r>
+        <w:rPr>
+          <w:rFonts w:ascii="Calibri" w:eastAsia="Times New Roman" w:hAnsi="Calibri" w:cs="Calibri"/>
+          <w:kern w:val="0"/>
+          <w:sz w:val="22"/>
+          <w:szCs w:val="22"/>
+          <w14:ligatures w14:val="none"/>
+        </w:rPr>
+        <w:t xml:space="preserve"> 2</w:t>
+      </w:r>
+    </w:p>
+    <w:p>
+      <w:pPr>
+        <w:spacing w:after="0" w:line="240" w:lineRule="auto"/>
+        <w:rPr>
+          <w:rFonts w:ascii="Calibri" w:eastAsia="Times New Roman" w:hAnsi="Calibri" w:cs="Calibri"/>
+          <w:kern w:val="0"/>
+          <w:sz w:val="22"/>
+          <w:szCs w:val="22"/>
+          <w14:ligatures w14:val="none"/>
+        </w:rPr>
+      </w:pPr>
+      <w:proofErr w:type="spellStart"/>
+      <w:r>
+        <w:rPr>
+          <w:rFonts w:ascii="Calibri" w:eastAsia="Times New Roman" w:hAnsi="Calibri" w:cs="Calibri"/>
+          <w:kern w:val="0"/>
+          <w:sz w:val="22"/>
+          <w:szCs w:val="22"/>
+          <w14:ligatures w14:val="none"/>
+        </w:rPr>
+        <w:t>max_features</w:t>
+      </w:r>
+      <w:proofErr w:type="spellEnd"/>
+      <w:r>
+        <w:rPr>
+          <w:rFonts w:ascii="Calibri" w:eastAsia="Times New Roman" w:hAnsi="Calibri" w:cs="Calibri"/>
+          <w:kern w:val="0"/>
+          <w:sz w:val="22"/>
+          <w:szCs w:val="22"/>
+          <w14:ligatures w14:val="none"/>
+        </w:rPr>
+        <w:t xml:space="preserve">           </w:t>
+      </w:r>
+      <w:proofErr w:type="gramStart"/>
+      <w:r>
+        <w:rPr>
+          <w:rFonts w:ascii="Calibri" w:eastAsia="Times New Roman" w:hAnsi="Calibri" w:cs="Calibri"/>
+          <w:kern w:val="0"/>
+          <w:sz w:val="22"/>
+          <w:szCs w:val="22"/>
+          <w14:ligatures w14:val="none"/>
+        </w:rPr>
+        <w:t xml:space="preserve">  :</w:t>
+      </w:r>
+      <w:proofErr w:type="gramEnd"/>
+      <w:r>
+        <w:rPr>
+          <w:rFonts w:ascii="Calibri" w:eastAsia="Times New Roman" w:hAnsi="Calibri" w:cs="Calibri"/>
+          <w:kern w:val="0"/>
+          <w:sz w:val="22"/>
+          <w:szCs w:val="22"/>
+          <w14:ligatures w14:val="none"/>
+        </w:rPr>
+        <w:t xml:space="preserve"> sqrt</w:t>
+      </w:r>
+    </w:p>
+    <w:p>
+      <w:pPr>
+        <w:spacing w:after="0" w:line="240" w:lineRule="auto"/>
+        <w:rPr>
+          <w:rFonts w:ascii="Calibri" w:eastAsia="Times New Roman" w:hAnsi="Calibri" w:cs="Calibri"/>
+          <w:kern w:val="0"/>
+          <w:sz w:val="22"/>
+          <w:szCs w:val="22"/>
+          <w14:ligatures w14:val="none"/>
+        </w:rPr>
+      </w:pPr>
+      <w:proofErr w:type="spellStart"/>
+      <w:r>
+        <w:rPr>
+          <w:rFonts w:ascii="Calibri" w:eastAsia="Times New Roman" w:hAnsi="Calibri" w:cs="Calibri"/>
+          <w:kern w:val="0"/>
+          <w:sz w:val="22"/>
+          <w:szCs w:val="22"/>
+          <w14:ligatures w14:val="none"/>
+        </w:rPr>
+        <w:t>max_depth</w:t>
+      </w:r>
+      <w:proofErr w:type="spellEnd"/>
+      <w:r>
+        <w:rPr>
+          <w:rFonts w:ascii="Calibri" w:eastAsia="Times New Roman" w:hAnsi="Calibri" w:cs="Calibri"/>
+          <w:kern w:val="0"/>
+          <w:sz w:val="22"/>
+          <w:szCs w:val="22"/>
+          <w14:ligatures w14:val="none"/>
+        </w:rPr>
+        <w:t xml:space="preserve">              </w:t>
+      </w:r>
+      <w:proofErr w:type="gramStart"/>
+      <w:r>
+        <w:rPr>
+          <w:rFonts w:ascii="Calibri" w:eastAsia="Times New Roman" w:hAnsi="Calibri" w:cs="Calibri"/>
+          <w:kern w:val="0"/>
+          <w:sz w:val="22"/>
+          <w:szCs w:val="22"/>
+          <w14:ligatures w14:val="none"/>
+        </w:rPr>
+        <w:t xml:space="preserve">  :</w:t>
+      </w:r>
+      <w:proofErr w:type="gramEnd"/>
+      <w:r>
+        <w:rPr>
+          <w:rFonts w:ascii="Calibri" w:eastAsia="Times New Roman" w:hAnsi="Calibri" w:cs="Calibri"/>
+          <w:kern w:val="0"/>
+          <w:sz w:val="22"/>
+          <w:szCs w:val="22"/>
+          <w14:ligatures w14:val="none"/>
+        </w:rPr>
+        <w:t xml:space="preserve"> 40</w:t>
+      </w:r>
+    </w:p>
+    <w:p>
+      <w:pPr>
+        <w:spacing w:after="0" w:line="240" w:lineRule="auto"/>
+        <w:rPr>
+          <w:rFonts w:ascii="Calibri" w:eastAsia="Times New Roman" w:hAnsi="Calibri" w:cs="Calibri"/>
+          <w:kern w:val="0"/>
+          <w:sz w:val="22"/>
+          <w:szCs w:val="22"/>
+          <w14:ligatures w14:val="none"/>
+        </w:rPr>
+      </w:pPr>
+    </w:p>
+    <w:p>
+      <w:pPr>
+        <w:spacing w:after="0" w:line="240" w:lineRule="auto"/>
+        <w:rPr>
+          <w:rFonts w:ascii="Calibri" w:eastAsia="Times New Roman" w:hAnsi="Calibri" w:cs="Calibri"/>
+          <w:kern w:val="0"/>
+          <w:sz w:val="22"/>
+          <w:szCs w:val="22"/>
+          <w14:ligatures w14:val="none"/>
+        </w:rPr>
+      </w:pPr>
+      <w:r>
+        <w:rPr>
+          <w:rFonts w:ascii="Calibri" w:eastAsia="Times New Roman" w:hAnsi="Calibri" w:cs="Calibri"/>
+          <w:kern w:val="0"/>
+          <w:sz w:val="22"/>
+          <w:szCs w:val="22"/>
+          <w14:ligatures w14:val="none"/>
+        </w:rPr>
+        <w:t>=================================================================</w:t>
+      </w:r>
+    </w:p>
+    <w:p>
+      <w:pPr>
+        <w:spacing w:after="0" w:line="240" w:lineRule="auto"/>
+        <w:rPr>
+          <w:rFonts w:ascii="Calibri" w:eastAsia="Times New Roman" w:hAnsi="Calibri" w:cs="Calibri"/>
+          <w:kern w:val="0"/>
+          <w:sz w:val="22"/>
+          <w:szCs w:val="22"/>
+          <w14:ligatures w14:val="none"/>
+        </w:rPr>
+      </w:pPr>
+      <w:r>
+        <w:rPr>
+          <w:rFonts w:ascii="Calibri" w:eastAsia="Times New Roman" w:hAnsi="Calibri" w:cs="Calibri"/>
+          <w:kern w:val="0"/>
+          <w:sz w:val="22"/>
+          <w:szCs w:val="22"/>
+          <w14:ligatures w14:val="none"/>
+        </w:rPr>
+        <w:t>DIAGNOSTICS (Negative Predictions Check)</w:t>
+      </w:r>
+    </w:p>
+    <w:p>
+      <w:pPr>
+        <w:spacing w:after="0" w:line="240" w:lineRule="auto"/>
+        <w:rPr>
+          <w:rFonts w:ascii="Calibri" w:eastAsia="Times New Roman" w:hAnsi="Calibri" w:cs="Calibri"/>
+          <w:kern w:val="0"/>
+          <w:sz w:val="22"/>
+          <w:szCs w:val="22"/>
+          <w14:ligatures w14:val="none"/>
+        </w:rPr>
+      </w:pPr>
+      <w:r>
+        <w:rPr>
+          <w:rFonts w:ascii="Calibri" w:eastAsia="Times New Roman" w:hAnsi="Calibri" w:cs="Calibri"/>
+          <w:kern w:val="0"/>
+          <w:sz w:val="22"/>
+          <w:szCs w:val="22"/>
+          <w14:ligatures w14:val="none"/>
+        </w:rPr>
+        <w:t>=================================================================</w:t>
+      </w:r>
+    </w:p>
+    <w:p>
+      <w:pPr>
+        <w:spacing w:after="0" w:line="240" w:lineRule="auto"/>
+        <w:rPr>
+          <w:rFonts w:ascii="Calibri" w:eastAsia="Times New Roman" w:hAnsi="Calibri" w:cs="Calibri"/>
+          <w:kern w:val="0"/>
+          <w:sz w:val="22"/>
+          <w:szCs w:val="22"/>
+          <w14:ligatures w14:val="none"/>
+        </w:rPr>
+      </w:pPr>
+      <w:r>
+        <w:rPr>
+          <w:rFonts w:ascii="Calibri" w:eastAsia="Times New Roman" w:hAnsi="Calibri" w:cs="Calibri"/>
+          <w:kern w:val="0"/>
+          <w:sz w:val="22"/>
+          <w:szCs w:val="22"/>
+          <w14:ligatures w14:val="none"/>
+        </w:rPr>
+        <w:t>Sample Model: 0 negatives (0.00%)</w:t>
+      </w:r>
+    </w:p>
+    <w:p>
+      <w:pPr>
+        <w:spacing w:after="0" w:line="240" w:lineRule="auto"/>
+        <w:rPr>
+          <w:rFonts w:ascii="Calibri" w:eastAsia="Times New Roman" w:hAnsi="Calibri" w:cs="Calibri"/>
+          <w:kern w:val="0"/>
+          <w:sz w:val="22"/>
+          <w:szCs w:val="22"/>
+          <w14:ligatures w14:val="none"/>
+        </w:rPr>
+      </w:pPr>
+      <w:r>
+        <w:rPr>
+          <w:rFonts w:ascii="Calibri" w:eastAsia="Times New Roman" w:hAnsi="Calibri" w:cs="Calibri"/>
+          <w:kern w:val="0"/>
+          <w:sz w:val="22"/>
+          <w:szCs w:val="22"/>
+          <w14:ligatures w14:val="none"/>
+        </w:rPr>
+        <w:lastRenderedPageBreak/>
+        <w:t>Full Model:   0 negatives (0.00%)</w:t>
+      </w:r>
+    </w:p>
+    <w:p>
+      <w:pPr>
+        <w:spacing w:after="0" w:line="240" w:lineRule="auto"/>
+        <w:rPr>
+          <w:rFonts w:ascii="Calibri" w:eastAsia="Times New Roman" w:hAnsi="Calibri" w:cs="Calibri"/>
+          <w:kern w:val="0"/>
+          <w:sz w:val="22"/>
+          <w:szCs w:val="22"/>
+          <w14:ligatures w14:val="none"/>
+        </w:rPr>
+      </w:pPr>
+    </w:p>
+    <w:p>
+      <w:pPr>
+        <w:spacing w:after="0" w:line="240" w:lineRule="auto"/>
+        <w:rPr>
+          <w:rFonts w:ascii="Calibri" w:eastAsia="Times New Roman" w:hAnsi="Calibri" w:cs="Calibri"/>
+          <w:kern w:val="0"/>
+          <w:sz w:val="22"/>
+          <w:szCs w:val="22"/>
+          <w14:ligatures w14:val="none"/>
+        </w:rPr>
+      </w:pPr>
+      <w:r>
+        <w:rPr>
+          <w:rFonts w:ascii="Calibri" w:eastAsia="Times New Roman" w:hAnsi="Calibri" w:cs="Calibri"/>
+          <w:kern w:val="0"/>
+          <w:sz w:val="22"/>
+          <w:szCs w:val="22"/>
+          <w14:ligatures w14:val="none"/>
+        </w:rPr>
+        <w:t>=================================================================</w:t>
+      </w:r>
+    </w:p>
+    <w:p>
+      <w:pPr>
+        <w:spacing w:after="0" w:line="240" w:lineRule="auto"/>
+        <w:rPr>
+          <w:rFonts w:ascii="Calibri" w:eastAsia="Times New Roman" w:hAnsi="Calibri" w:cs="Calibri"/>
+          <w:kern w:val="0"/>
+          <w:sz w:val="22"/>
+          <w:szCs w:val="22"/>
+          <w14:ligatures w14:val="none"/>
+        </w:rPr>
+      </w:pPr>
+      <w:r>
+        <w:rPr>
+          <w:rFonts w:ascii="Calibri" w:eastAsia="Times New Roman" w:hAnsi="Calibri" w:cs="Calibri"/>
+          <w:kern w:val="0"/>
+          <w:sz w:val="22"/>
+          <w:szCs w:val="22"/>
+          <w14:ligatures w14:val="none"/>
+        </w:rPr>
+        <w:t xml:space="preserve">METRIC (Real </w:t>
+      </w:r>
+      <w:proofErr w:type="gramStart"/>
+      <w:r>
+        <w:rPr>
+          <w:rFonts w:ascii="Calibri" w:eastAsia="Times New Roman" w:hAnsi="Calibri" w:cs="Calibri"/>
+          <w:kern w:val="0"/>
+          <w:sz w:val="22"/>
+          <w:szCs w:val="22"/>
+          <w14:ligatures w14:val="none"/>
+        </w:rPr>
+        <w:t>Scale)  |</w:t>
+      </w:r>
+      <w:proofErr w:type="gramEnd"/>
+      <w:r>
+        <w:rPr>
+          <w:rFonts w:ascii="Calibri" w:eastAsia="Times New Roman" w:hAnsi="Calibri" w:cs="Calibri"/>
+          <w:kern w:val="0"/>
+          <w:sz w:val="22"/>
+          <w:szCs w:val="22"/>
+          <w14:ligatures w14:val="none"/>
+        </w:rPr>
+        <w:t xml:space="preserve"> RF (Sample </w:t>
+      </w:r>
+      <w:proofErr w:type="gramStart"/>
+      <w:r>
+        <w:rPr>
+          <w:rFonts w:ascii="Calibri" w:eastAsia="Times New Roman" w:hAnsi="Calibri" w:cs="Calibri"/>
+          <w:kern w:val="0"/>
+          <w:sz w:val="22"/>
+          <w:szCs w:val="22"/>
+          <w14:ligatures w14:val="none"/>
+        </w:rPr>
+        <w:t>Trained)  |</w:t>
+      </w:r>
+      <w:proofErr w:type="gramEnd"/>
+      <w:r>
+        <w:rPr>
+          <w:rFonts w:ascii="Calibri" w:eastAsia="Times New Roman" w:hAnsi="Calibri" w:cs="Calibri"/>
+          <w:kern w:val="0"/>
+          <w:sz w:val="22"/>
+          <w:szCs w:val="22"/>
+          <w14:ligatures w14:val="none"/>
+        </w:rPr>
+        <w:t xml:space="preserve"> RF (Full Trained)   </w:t>
+      </w:r>
+    </w:p>
+    <w:p>
+      <w:pPr>
+        <w:spacing w:after="0" w:line="240" w:lineRule="auto"/>
+        <w:rPr>
+          <w:rFonts w:ascii="Calibri" w:eastAsia="Times New Roman" w:hAnsi="Calibri" w:cs="Calibri"/>
+          <w:kern w:val="0"/>
+          <w:sz w:val="22"/>
+          <w:szCs w:val="22"/>
+          <w14:ligatures w14:val="none"/>
+        </w:rPr>
+      </w:pPr>
+      <w:r>
+        <w:rPr>
+          <w:rFonts w:ascii="Calibri" w:eastAsia="Times New Roman" w:hAnsi="Calibri" w:cs="Calibri"/>
+          <w:kern w:val="0"/>
+          <w:sz w:val="22"/>
+          <w:szCs w:val="22"/>
+          <w14:ligatures w14:val="none"/>
+        </w:rPr>
+        <w:t>=================================================================</w:t>
+      </w:r>
+    </w:p>
+    <w:p>
+      <w:pPr>
+        <w:spacing w:after="0" w:line="240" w:lineRule="auto"/>
+        <w:rPr>
+          <w:rFonts w:ascii="Calibri" w:eastAsia="Times New Roman" w:hAnsi="Calibri" w:cs="Calibri"/>
+          <w:kern w:val="0"/>
+          <w:sz w:val="22"/>
+          <w:szCs w:val="22"/>
+          <w14:ligatures w14:val="none"/>
+        </w:rPr>
+      </w:pPr>
+      <w:r>
+        <w:rPr>
+          <w:rFonts w:ascii="Calibri" w:eastAsia="Times New Roman" w:hAnsi="Calibri" w:cs="Calibri"/>
+          <w:kern w:val="0"/>
+          <w:sz w:val="22"/>
+          <w:szCs w:val="22"/>
+          <w14:ligatures w14:val="none"/>
+        </w:rPr>
+        <w:t xml:space="preserve">Train RMSE           | 1.0851               | 1.0398              </w:t>
+      </w:r>
+    </w:p>
+    <w:p>
+      <w:pPr>
+        <w:spacing w:after="0" w:line="240" w:lineRule="auto"/>
+        <w:rPr>
+          <w:rFonts w:ascii="Calibri" w:eastAsia="Times New Roman" w:hAnsi="Calibri" w:cs="Calibri"/>
+          <w:kern w:val="0"/>
+          <w:sz w:val="22"/>
+          <w:szCs w:val="22"/>
+          <w14:ligatures w14:val="none"/>
+        </w:rPr>
+      </w:pPr>
+      <w:r>
+        <w:rPr>
+          <w:rFonts w:ascii="Calibri" w:eastAsia="Times New Roman" w:hAnsi="Calibri" w:cs="Calibri"/>
+          <w:kern w:val="0"/>
+          <w:sz w:val="22"/>
+          <w:szCs w:val="22"/>
+          <w14:ligatures w14:val="none"/>
+        </w:rPr>
+        <w:t xml:space="preserve">Val RMSE             | 1.3792               | 1.3792              </w:t>
+      </w:r>
+    </w:p>
+    <w:p>
+      <w:pPr>
+        <w:spacing w:after="0" w:line="240" w:lineRule="auto"/>
+        <w:rPr>
+          <w:rFonts w:ascii="Calibri" w:eastAsia="Times New Roman" w:hAnsi="Calibri" w:cs="Calibri"/>
+          <w:kern w:val="0"/>
+          <w:sz w:val="22"/>
+          <w:szCs w:val="22"/>
+          <w14:ligatures w14:val="none"/>
+        </w:rPr>
+      </w:pPr>
+      <w:r>
+        <w:rPr>
+          <w:rFonts w:ascii="Calibri" w:eastAsia="Times New Roman" w:hAnsi="Calibri" w:cs="Calibri"/>
+          <w:kern w:val="0"/>
+          <w:sz w:val="22"/>
+          <w:szCs w:val="22"/>
+          <w14:ligatures w14:val="none"/>
+        </w:rPr>
+        <w:t xml:space="preserve">Test RMSE            | 1.3462               | 1.2493              </w:t>
+      </w:r>
+    </w:p>
+    <w:p>
+      <w:pPr>
+        <w:spacing w:after="0" w:line="240" w:lineRule="auto"/>
+        <w:rPr>
+          <w:rFonts w:ascii="Calibri" w:eastAsia="Times New Roman" w:hAnsi="Calibri" w:cs="Calibri"/>
+          <w:kern w:val="0"/>
+          <w:sz w:val="22"/>
+          <w:szCs w:val="22"/>
+          <w14:ligatures w14:val="none"/>
+        </w:rPr>
+      </w:pPr>
+      <w:r>
+        <w:rPr>
+          <w:rFonts w:ascii="Calibri" w:eastAsia="Times New Roman" w:hAnsi="Calibri" w:cs="Calibri"/>
+          <w:kern w:val="0"/>
+          <w:sz w:val="22"/>
+          <w:szCs w:val="22"/>
+          <w14:ligatures w14:val="none"/>
+        </w:rPr>
+        <w:t>-----------------------------------------------------------------</w:t>
+      </w:r>
+    </w:p>
+    <w:p>
+      <w:pPr>
+        <w:spacing w:after="0" w:line="240" w:lineRule="auto"/>
+        <w:rPr>
+          <w:rFonts w:ascii="Calibri" w:eastAsia="Times New Roman" w:hAnsi="Calibri" w:cs="Calibri"/>
+          <w:kern w:val="0"/>
+          <w:sz w:val="22"/>
+          <w:szCs w:val="22"/>
+          <w14:ligatures w14:val="none"/>
+        </w:rPr>
+      </w:pPr>
+      <w:r>
+        <w:rPr>
+          <w:rFonts w:ascii="Calibri" w:eastAsia="Times New Roman" w:hAnsi="Calibri" w:cs="Calibri"/>
+          <w:kern w:val="0"/>
+          <w:sz w:val="22"/>
+          <w:szCs w:val="22"/>
+          <w14:ligatures w14:val="none"/>
+        </w:rPr>
+        <w:t xml:space="preserve">Train MAE            | 0.4541               | 0.4478              </w:t>
+      </w:r>
+    </w:p>
+    <w:p>
+      <w:pPr>
+        <w:spacing w:after="0" w:line="240" w:lineRule="auto"/>
+        <w:rPr>
+          <w:rFonts w:ascii="Calibri" w:eastAsia="Times New Roman" w:hAnsi="Calibri" w:cs="Calibri"/>
+          <w:kern w:val="0"/>
+          <w:sz w:val="22"/>
+          <w:szCs w:val="22"/>
+          <w14:ligatures w14:val="none"/>
+        </w:rPr>
+      </w:pPr>
+      <w:r>
+        <w:rPr>
+          <w:rFonts w:ascii="Calibri" w:eastAsia="Times New Roman" w:hAnsi="Calibri" w:cs="Calibri"/>
+          <w:kern w:val="0"/>
+          <w:sz w:val="22"/>
+          <w:szCs w:val="22"/>
+          <w14:ligatures w14:val="none"/>
+        </w:rPr>
+        <w:t xml:space="preserve">Val MAE              | 0.6045               | 0.6045              </w:t>
+      </w:r>
+    </w:p>
+    <w:p>
+      <w:pPr>
+        <w:spacing w:after="0" w:line="240" w:lineRule="auto"/>
+        <w:rPr>
+          <w:rFonts w:ascii="Calibri" w:eastAsia="Times New Roman" w:hAnsi="Calibri" w:cs="Calibri"/>
+          <w:kern w:val="0"/>
+          <w:sz w:val="22"/>
+          <w:szCs w:val="22"/>
+          <w14:ligatures w14:val="none"/>
+        </w:rPr>
+      </w:pPr>
+      <w:r>
+        <w:rPr>
+          <w:rFonts w:ascii="Calibri" w:eastAsia="Times New Roman" w:hAnsi="Calibri" w:cs="Calibri"/>
+          <w:kern w:val="0"/>
+          <w:sz w:val="22"/>
+          <w:szCs w:val="22"/>
+          <w14:ligatures w14:val="none"/>
+        </w:rPr>
+        <w:t xml:space="preserve">Test MAE             | 0.5978               | 0.5612              </w:t>
+      </w:r>
+    </w:p>
+    <w:p>
+      <w:pPr>
+        <w:spacing w:after="0" w:line="240" w:lineRule="auto"/>
+        <w:rPr>
+          <w:rFonts w:ascii="Calibri" w:eastAsia="Times New Roman" w:hAnsi="Calibri" w:cs="Calibri"/>
+          <w:kern w:val="0"/>
+          <w:sz w:val="22"/>
+          <w:szCs w:val="22"/>
+          <w14:ligatures w14:val="none"/>
+        </w:rPr>
+      </w:pPr>
+      <w:r>
+        <w:rPr>
+          <w:rFonts w:ascii="Calibri" w:eastAsia="Times New Roman" w:hAnsi="Calibri" w:cs="Calibri"/>
+          <w:kern w:val="0"/>
+          <w:sz w:val="22"/>
+          <w:szCs w:val="22"/>
+          <w14:ligatures w14:val="none"/>
+        </w:rPr>
+        <w:t>-----------------------------------------------------------------</w:t>
+      </w:r>
+    </w:p>
+    <w:p>
+      <w:pPr>
+        <w:spacing w:after="0" w:line="240" w:lineRule="auto"/>
+        <w:rPr>
+          <w:rFonts w:ascii="Calibri" w:eastAsia="Times New Roman" w:hAnsi="Calibri" w:cs="Calibri"/>
+          <w:kern w:val="0"/>
+          <w:sz w:val="22"/>
+          <w:szCs w:val="22"/>
+          <w14:ligatures w14:val="none"/>
+        </w:rPr>
+      </w:pPr>
+      <w:r>
+        <w:rPr>
+          <w:rFonts w:ascii="Calibri" w:eastAsia="Times New Roman" w:hAnsi="Calibri" w:cs="Calibri"/>
+          <w:kern w:val="0"/>
+          <w:sz w:val="22"/>
+          <w:szCs w:val="22"/>
+          <w14:ligatures w14:val="none"/>
+        </w:rPr>
+        <w:t xml:space="preserve">Train R^2            | 0.6946               | 0.7208              </w:t>
+      </w:r>
+    </w:p>
+    <w:p>
+      <w:pPr>
+        <w:spacing w:after="0" w:line="240" w:lineRule="auto"/>
+        <w:rPr>
+          <w:rFonts w:ascii="Calibri" w:eastAsia="Times New Roman" w:hAnsi="Calibri" w:cs="Calibri"/>
+          <w:kern w:val="0"/>
+          <w:sz w:val="22"/>
+          <w:szCs w:val="22"/>
+          <w14:ligatures w14:val="none"/>
+        </w:rPr>
+      </w:pPr>
+      <w:r>
+        <w:rPr>
+          <w:rFonts w:ascii="Calibri" w:eastAsia="Times New Roman" w:hAnsi="Calibri" w:cs="Calibri"/>
+          <w:kern w:val="0"/>
+          <w:sz w:val="22"/>
+          <w:szCs w:val="22"/>
+          <w14:ligatures w14:val="none"/>
+        </w:rPr>
+        <w:t xml:space="preserve">Val R^2              | 0.5291               | 0.5291              </w:t>
+      </w:r>
+    </w:p>
+    <w:p>
+      <w:pPr>
+        <w:spacing w:after="0" w:line="240" w:lineRule="auto"/>
+        <w:rPr>
+          <w:rFonts w:ascii="Calibri" w:eastAsia="Times New Roman" w:hAnsi="Calibri" w:cs="Calibri"/>
+          <w:kern w:val="0"/>
+          <w:sz w:val="22"/>
+          <w:szCs w:val="22"/>
+          <w14:ligatures w14:val="none"/>
+        </w:rPr>
+      </w:pPr>
+      <w:r>
+        <w:rPr>
+          <w:rFonts w:ascii="Calibri" w:eastAsia="Times New Roman" w:hAnsi="Calibri" w:cs="Calibri"/>
+          <w:kern w:val="0"/>
+          <w:sz w:val="22"/>
+          <w:szCs w:val="22"/>
+          <w14:ligatures w14:val="none"/>
+        </w:rPr>
+        <w:t xml:space="preserve">Test R^2             | 0.5456               | 0.6086              </w:t>
+      </w:r>
+    </w:p>
+    <w:p>
+      <w:pPr>
+        <w:spacing w:after="0" w:line="240" w:lineRule="auto"/>
+        <w:rPr>
+          <w:rFonts w:ascii="Calibri" w:eastAsia="Times New Roman" w:hAnsi="Calibri" w:cs="Calibri"/>
+          <w:kern w:val="0"/>
+          <w:sz w:val="22"/>
+          <w:szCs w:val="22"/>
+          <w14:ligatures w14:val="none"/>
+        </w:rPr>
+      </w:pPr>
+      <w:r>
+        <w:rPr>
+          <w:rFonts w:ascii="Calibri" w:eastAsia="Times New Roman" w:hAnsi="Calibri" w:cs="Calibri"/>
+          <w:kern w:val="0"/>
+          <w:sz w:val="22"/>
+          <w:szCs w:val="22"/>
+          <w14:ligatures w14:val="none"/>
+        </w:rPr>
+        <w:t>=================================================================</w:t>
+      </w:r>
+    </w:p>
+    <w:p>
+      <w:pPr>
+        <w:spacing w:after="0" w:line="240" w:lineRule="auto"/>
+        <w:rPr>
+          <w:rFonts w:ascii="Calibri" w:eastAsia="Times New Roman" w:hAnsi="Calibri" w:cs="Calibri"/>
+          <w:kern w:val="0"/>
+          <w:sz w:val="22"/>
+          <w:szCs w:val="22"/>
+          <w14:ligatures w14:val="none"/>
+        </w:rPr>
+      </w:pPr>
+    </w:p>
+    <w:p>
+      <w:pPr>
+        <w:spacing w:after="0" w:line="240" w:lineRule="auto"/>
+        <w:rPr>
+          <w:rFonts w:ascii="Calibri" w:eastAsia="Times New Roman" w:hAnsi="Calibri" w:cs="Calibri"/>
+          <w:kern w:val="0"/>
+          <w:sz w:val="22"/>
+          <w:szCs w:val="22"/>
+          <w14:ligatures w14:val="none"/>
+        </w:rPr>
+      </w:pPr>
+    </w:p>
+    <w:p>
+      <w:pPr>
+        <w:spacing w:after="0" w:line="240" w:lineRule="auto"/>
+        <w:rPr>
+          <w:rFonts w:ascii="Calibri" w:eastAsia="Times New Roman" w:hAnsi="Calibri" w:cs="Calibri"/>
+          <w:kern w:val="0"/>
+          <w:sz w:val="22"/>
+          <w:szCs w:val="22"/>
+          <w14:ligatures w14:val="none"/>
+        </w:rPr>
+      </w:pPr>
+    </w:p>
+    <w:p>
+      <w:pPr>
+        <w:spacing w:after="0" w:line="240" w:lineRule="auto"/>
+        <w:rPr>
+          <w:rFonts w:ascii="Calibri" w:eastAsia="Times New Roman" w:hAnsi="Calibri" w:cs="Calibri"/>
+          <w:kern w:val="0"/>
+          <w:sz w:val="22"/>
+          <w:szCs w:val="22"/>
+          <w14:ligatures w14:val="none"/>
+        </w:rPr>
+      </w:pPr>
+      <w:r>
+        <w:rPr>
+          <w:rFonts w:ascii="Calibri" w:eastAsia="Times New Roman" w:hAnsi="Calibri" w:cs="Calibri"/>
+          <w:kern w:val="0"/>
+          <w:sz w:val="22"/>
+          <w:szCs w:val="22"/>
+          <w14:ligatures w14:val="none"/>
+        </w:rPr>
+        <w:t>=================================================================</w:t>
+      </w:r>
+    </w:p>
+    <w:p>
+      <w:pPr>
+        <w:spacing w:after="0" w:line="240" w:lineRule="auto"/>
+        <w:rPr>
+          <w:rFonts w:ascii="Calibri" w:eastAsia="Times New Roman" w:hAnsi="Calibri" w:cs="Calibri"/>
+          <w:kern w:val="0"/>
+          <w:sz w:val="22"/>
+          <w:szCs w:val="22"/>
+          <w14:ligatures w14:val="none"/>
+        </w:rPr>
+      </w:pPr>
+      <w:r>
+        <w:rPr>
+          <w:rFonts w:ascii="Calibri" w:eastAsia="Times New Roman" w:hAnsi="Calibri" w:cs="Calibri"/>
+          <w:kern w:val="0"/>
+          <w:sz w:val="22"/>
+          <w:szCs w:val="22"/>
+          <w14:ligatures w14:val="none"/>
+        </w:rPr>
+        <w:t>XGBOOST CONFIGURATION (Best Params)</w:t>
+      </w:r>
+    </w:p>
+    <w:p>
+      <w:pPr>
+        <w:spacing w:after="0" w:line="240" w:lineRule="auto"/>
+        <w:rPr>
+          <w:rFonts w:ascii="Calibri" w:eastAsia="Times New Roman" w:hAnsi="Calibri" w:cs="Calibri"/>
+          <w:kern w:val="0"/>
+          <w:sz w:val="22"/>
+          <w:szCs w:val="22"/>
+          <w14:ligatures w14:val="none"/>
+        </w:rPr>
+      </w:pPr>
+      <w:r>
+        <w:rPr>
+          <w:rFonts w:ascii="Calibri" w:eastAsia="Times New Roman" w:hAnsi="Calibri" w:cs="Calibri"/>
+          <w:kern w:val="0"/>
+          <w:sz w:val="22"/>
+          <w:szCs w:val="22"/>
+          <w14:ligatures w14:val="none"/>
+        </w:rPr>
+        <w:t>=================================================================</w:t>
+      </w:r>
+    </w:p>
+    <w:p>
+      <w:pPr>
+        <w:spacing w:after="0" w:line="240" w:lineRule="auto"/>
+        <w:rPr>
+          <w:rFonts w:ascii="Calibri" w:eastAsia="Times New Roman" w:hAnsi="Calibri" w:cs="Calibri"/>
+          <w:kern w:val="0"/>
+          <w:sz w:val="22"/>
+          <w:szCs w:val="22"/>
+          <w14:ligatures w14:val="none"/>
+        </w:rPr>
+      </w:pPr>
+      <w:r>
+        <w:rPr>
+          <w:rFonts w:ascii="Calibri" w:eastAsia="Times New Roman" w:hAnsi="Calibri" w:cs="Calibri"/>
+          <w:kern w:val="0"/>
+          <w:sz w:val="22"/>
+          <w:szCs w:val="22"/>
+          <w14:ligatures w14:val="none"/>
+        </w:rPr>
+        <w:t xml:space="preserve">subsample              </w:t>
+      </w:r>
+      <w:proofErr w:type="gramStart"/>
+      <w:r>
+        <w:rPr>
+          <w:rFonts w:ascii="Calibri" w:eastAsia="Times New Roman" w:hAnsi="Calibri" w:cs="Calibri"/>
+          <w:kern w:val="0"/>
+          <w:sz w:val="22"/>
+          <w:szCs w:val="22"/>
+          <w14:ligatures w14:val="none"/>
+        </w:rPr>
+        <w:t xml:space="preserve">  :</w:t>
+      </w:r>
+      <w:proofErr w:type="gramEnd"/>
+      <w:r>
+        <w:rPr>
+          <w:rFonts w:ascii="Calibri" w:eastAsia="Times New Roman" w:hAnsi="Calibri" w:cs="Calibri"/>
+          <w:kern w:val="0"/>
+          <w:sz w:val="22"/>
+          <w:szCs w:val="22"/>
+          <w14:ligatures w14:val="none"/>
+        </w:rPr>
+        <w:t xml:space="preserve"> 0.9</w:t>
+      </w:r>
+    </w:p>
+    <w:p>
+      <w:pPr>
+        <w:spacing w:after="0" w:line="240" w:lineRule="auto"/>
+        <w:rPr>
+          <w:rFonts w:ascii="Calibri" w:eastAsia="Times New Roman" w:hAnsi="Calibri" w:cs="Calibri"/>
+          <w:kern w:val="0"/>
+          <w:sz w:val="22"/>
+          <w:szCs w:val="22"/>
+          <w14:ligatures w14:val="none"/>
+        </w:rPr>
+      </w:pPr>
+      <w:proofErr w:type="spellStart"/>
+      <w:r>
+        <w:rPr>
+          <w:rFonts w:ascii="Calibri" w:eastAsia="Times New Roman" w:hAnsi="Calibri" w:cs="Calibri"/>
+          <w:kern w:val="0"/>
+          <w:sz w:val="22"/>
+          <w:szCs w:val="22"/>
+          <w14:ligatures w14:val="none"/>
+        </w:rPr>
+        <w:t>reg_lambda</w:t>
+      </w:r>
+      <w:proofErr w:type="spellEnd"/>
+      <w:r>
+        <w:rPr>
+          <w:rFonts w:ascii="Calibri" w:eastAsia="Times New Roman" w:hAnsi="Calibri" w:cs="Calibri"/>
+          <w:kern w:val="0"/>
+          <w:sz w:val="22"/>
+          <w:szCs w:val="22"/>
+          <w14:ligatures w14:val="none"/>
+        </w:rPr>
+        <w:t xml:space="preserve">             </w:t>
+      </w:r>
+      <w:proofErr w:type="gramStart"/>
+      <w:r>
+        <w:rPr>
+          <w:rFonts w:ascii="Calibri" w:eastAsia="Times New Roman" w:hAnsi="Calibri" w:cs="Calibri"/>
+          <w:kern w:val="0"/>
+          <w:sz w:val="22"/>
+          <w:szCs w:val="22"/>
+          <w14:ligatures w14:val="none"/>
+        </w:rPr>
+        <w:t xml:space="preserve">  :</w:t>
+      </w:r>
+      <w:proofErr w:type="gramEnd"/>
+      <w:r>
+        <w:rPr>
+          <w:rFonts w:ascii="Calibri" w:eastAsia="Times New Roman" w:hAnsi="Calibri" w:cs="Calibri"/>
+          <w:kern w:val="0"/>
+          <w:sz w:val="22"/>
+          <w:szCs w:val="22"/>
+          <w14:ligatures w14:val="none"/>
+        </w:rPr>
+        <w:t xml:space="preserve"> 3</w:t>
+      </w:r>
+    </w:p>
+    <w:p>
+      <w:pPr>
+        <w:spacing w:after="0" w:line="240" w:lineRule="auto"/>
+        <w:rPr>
+          <w:rFonts w:ascii="Calibri" w:eastAsia="Times New Roman" w:hAnsi="Calibri" w:cs="Calibri"/>
+          <w:kern w:val="0"/>
+          <w:sz w:val="22"/>
+          <w:szCs w:val="22"/>
+          <w14:ligatures w14:val="none"/>
+        </w:rPr>
+      </w:pPr>
+      <w:proofErr w:type="spellStart"/>
+      <w:r>
+        <w:rPr>
+          <w:rFonts w:ascii="Calibri" w:eastAsia="Times New Roman" w:hAnsi="Calibri" w:cs="Calibri"/>
+          <w:kern w:val="0"/>
+          <w:sz w:val="22"/>
+          <w:szCs w:val="22"/>
+          <w14:ligatures w14:val="none"/>
+        </w:rPr>
+        <w:t>n_estimators</w:t>
+      </w:r>
+      <w:proofErr w:type="spellEnd"/>
+      <w:r>
+        <w:rPr>
+          <w:rFonts w:ascii="Calibri" w:eastAsia="Times New Roman" w:hAnsi="Calibri" w:cs="Calibri"/>
+          <w:kern w:val="0"/>
+          <w:sz w:val="22"/>
+          <w:szCs w:val="22"/>
+          <w14:ligatures w14:val="none"/>
+        </w:rPr>
+        <w:t xml:space="preserve">           </w:t>
+      </w:r>
+      <w:proofErr w:type="gramStart"/>
+      <w:r>
+        <w:rPr>
+          <w:rFonts w:ascii="Calibri" w:eastAsia="Times New Roman" w:hAnsi="Calibri" w:cs="Calibri"/>
+          <w:kern w:val="0"/>
+          <w:sz w:val="22"/>
+          <w:szCs w:val="22"/>
+          <w14:ligatures w14:val="none"/>
+        </w:rPr>
+        <w:t xml:space="preserve">  :</w:t>
+      </w:r>
+      <w:proofErr w:type="gramEnd"/>
+      <w:r>
+        <w:rPr>
+          <w:rFonts w:ascii="Calibri" w:eastAsia="Times New Roman" w:hAnsi="Calibri" w:cs="Calibri"/>
+          <w:kern w:val="0"/>
+          <w:sz w:val="22"/>
+          <w:szCs w:val="22"/>
+          <w14:ligatures w14:val="none"/>
+        </w:rPr>
+        <w:t xml:space="preserve"> 1500</w:t>
+      </w:r>
+    </w:p>
+    <w:p>
+      <w:pPr>
+        <w:spacing w:after="0" w:line="240" w:lineRule="auto"/>
+        <w:rPr>
+          <w:rFonts w:ascii="Calibri" w:eastAsia="Times New Roman" w:hAnsi="Calibri" w:cs="Calibri"/>
+          <w:kern w:val="0"/>
+          <w:sz w:val="22"/>
+          <w:szCs w:val="22"/>
+          <w14:ligatures w14:val="none"/>
+        </w:rPr>
+      </w:pPr>
+      <w:proofErr w:type="spellStart"/>
+      <w:r>
+        <w:rPr>
+          <w:rFonts w:ascii="Calibri" w:eastAsia="Times New Roman" w:hAnsi="Calibri" w:cs="Calibri"/>
+          <w:kern w:val="0"/>
+          <w:sz w:val="22"/>
+          <w:szCs w:val="22"/>
+          <w14:ligatures w14:val="none"/>
+        </w:rPr>
+        <w:t>min_child_weight</w:t>
+      </w:r>
+      <w:proofErr w:type="spellEnd"/>
+      <w:r>
+        <w:rPr>
+          <w:rFonts w:ascii="Calibri" w:eastAsia="Times New Roman" w:hAnsi="Calibri" w:cs="Calibri"/>
+          <w:kern w:val="0"/>
+          <w:sz w:val="22"/>
+          <w:szCs w:val="22"/>
+          <w14:ligatures w14:val="none"/>
+        </w:rPr>
+        <w:t xml:space="preserve">       </w:t>
+      </w:r>
+      <w:proofErr w:type="gramStart"/>
+      <w:r>
+        <w:rPr>
+          <w:rFonts w:ascii="Calibri" w:eastAsia="Times New Roman" w:hAnsi="Calibri" w:cs="Calibri"/>
+          <w:kern w:val="0"/>
+          <w:sz w:val="22"/>
+          <w:szCs w:val="22"/>
+          <w14:ligatures w14:val="none"/>
+        </w:rPr>
+        <w:t xml:space="preserve">  :</w:t>
+      </w:r>
+      <w:proofErr w:type="gramEnd"/>
+      <w:r>
+        <w:rPr>
+          <w:rFonts w:ascii="Calibri" w:eastAsia="Times New Roman" w:hAnsi="Calibri" w:cs="Calibri"/>
+          <w:kern w:val="0"/>
+          <w:sz w:val="22"/>
+          <w:szCs w:val="22"/>
+          <w14:ligatures w14:val="none"/>
+        </w:rPr>
+        <w:t xml:space="preserve"> 5</w:t>
+      </w:r>
+    </w:p>
+    <w:p>
+      <w:pPr>
+        <w:spacing w:after="0" w:line="240" w:lineRule="auto"/>
+        <w:rPr>
+          <w:rFonts w:ascii="Calibri" w:eastAsia="Times New Roman" w:hAnsi="Calibri" w:cs="Calibri"/>
+          <w:kern w:val="0"/>
+          <w:sz w:val="22"/>
+          <w:szCs w:val="22"/>
+          <w14:ligatures w14:val="none"/>
+        </w:rPr>
+      </w:pPr>
+      <w:proofErr w:type="spellStart"/>
+      <w:r>
+        <w:rPr>
+          <w:rFonts w:ascii="Calibri" w:eastAsia="Times New Roman" w:hAnsi="Calibri" w:cs="Calibri"/>
+          <w:kern w:val="0"/>
+          <w:sz w:val="22"/>
+          <w:szCs w:val="22"/>
+          <w14:ligatures w14:val="none"/>
+        </w:rPr>
+        <w:t>max_depth</w:t>
+      </w:r>
+      <w:proofErr w:type="spellEnd"/>
+      <w:r>
+        <w:rPr>
+          <w:rFonts w:ascii="Calibri" w:eastAsia="Times New Roman" w:hAnsi="Calibri" w:cs="Calibri"/>
+          <w:kern w:val="0"/>
+          <w:sz w:val="22"/>
+          <w:szCs w:val="22"/>
+          <w14:ligatures w14:val="none"/>
+        </w:rPr>
+        <w:t xml:space="preserve">              </w:t>
+      </w:r>
+      <w:proofErr w:type="gramStart"/>
+      <w:r>
+        <w:rPr>
+          <w:rFonts w:ascii="Calibri" w:eastAsia="Times New Roman" w:hAnsi="Calibri" w:cs="Calibri"/>
+          <w:kern w:val="0"/>
+          <w:sz w:val="22"/>
+          <w:szCs w:val="22"/>
+          <w14:ligatures w14:val="none"/>
+        </w:rPr>
+        <w:t xml:space="preserve">  :</w:t>
+      </w:r>
+      <w:proofErr w:type="gramEnd"/>
+      <w:r>
+        <w:rPr>
+          <w:rFonts w:ascii="Calibri" w:eastAsia="Times New Roman" w:hAnsi="Calibri" w:cs="Calibri"/>
+          <w:kern w:val="0"/>
+          <w:sz w:val="22"/>
+          <w:szCs w:val="22"/>
+          <w14:ligatures w14:val="none"/>
+        </w:rPr>
+        <w:t xml:space="preserve"> 10</w:t>
+      </w:r>
+    </w:p>
+    <w:p>
+      <w:pPr>
+        <w:spacing w:after="0" w:line="240" w:lineRule="auto"/>
+        <w:rPr>
+          <w:rFonts w:ascii="Calibri" w:eastAsia="Times New Roman" w:hAnsi="Calibri" w:cs="Calibri"/>
+          <w:kern w:val="0"/>
+          <w:sz w:val="22"/>
+          <w:szCs w:val="22"/>
+          <w14:ligatures w14:val="none"/>
+        </w:rPr>
+      </w:pPr>
+      <w:proofErr w:type="spellStart"/>
+      <w:r>
+        <w:rPr>
+          <w:rFonts w:ascii="Calibri" w:eastAsia="Times New Roman" w:hAnsi="Calibri" w:cs="Calibri"/>
+          <w:kern w:val="0"/>
+          <w:sz w:val="22"/>
+          <w:szCs w:val="22"/>
+          <w14:ligatures w14:val="none"/>
+        </w:rPr>
+        <w:t>learning_rate</w:t>
+      </w:r>
+      <w:proofErr w:type="spellEnd"/>
+      <w:r>
+        <w:rPr>
+          <w:rFonts w:ascii="Calibri" w:eastAsia="Times New Roman" w:hAnsi="Calibri" w:cs="Calibri"/>
+          <w:kern w:val="0"/>
+          <w:sz w:val="22"/>
+          <w:szCs w:val="22"/>
+          <w14:ligatures w14:val="none"/>
+        </w:rPr>
+        <w:t xml:space="preserve">          </w:t>
+      </w:r>
+      <w:proofErr w:type="gramStart"/>
+      <w:r>
+        <w:rPr>
+          <w:rFonts w:ascii="Calibri" w:eastAsia="Times New Roman" w:hAnsi="Calibri" w:cs="Calibri"/>
+          <w:kern w:val="0"/>
+          <w:sz w:val="22"/>
+          <w:szCs w:val="22"/>
+          <w14:ligatures w14:val="none"/>
+        </w:rPr>
+        <w:t xml:space="preserve">  :</w:t>
+      </w:r>
+      <w:proofErr w:type="gramEnd"/>
+      <w:r>
+        <w:rPr>
+          <w:rFonts w:ascii="Calibri" w:eastAsia="Times New Roman" w:hAnsi="Calibri" w:cs="Calibri"/>
+          <w:kern w:val="0"/>
+          <w:sz w:val="22"/>
+          <w:szCs w:val="22"/>
+          <w14:ligatures w14:val="none"/>
+        </w:rPr>
+        <w:t xml:space="preserve"> 0.05</w:t>
+      </w:r>
+    </w:p>
+    <w:p>
+      <w:pPr>
+        <w:spacing w:after="0" w:line="240" w:lineRule="auto"/>
+        <w:rPr>
+          <w:rFonts w:ascii="Calibri" w:eastAsia="Times New Roman" w:hAnsi="Calibri" w:cs="Calibri"/>
+          <w:kern w:val="0"/>
+          <w:sz w:val="22"/>
+          <w:szCs w:val="22"/>
+          <w14:ligatures w14:val="none"/>
+        </w:rPr>
+      </w:pPr>
+      <w:r>
+        <w:rPr>
+          <w:rFonts w:ascii="Calibri" w:eastAsia="Times New Roman" w:hAnsi="Calibri" w:cs="Calibri"/>
+          <w:kern w:val="0"/>
+          <w:sz w:val="22"/>
+          <w:szCs w:val="22"/>
+          <w14:ligatures w14:val="none"/>
+        </w:rPr>
+        <w:t xml:space="preserve">gamma                  </w:t>
+      </w:r>
+      <w:proofErr w:type="gramStart"/>
+      <w:r>
+        <w:rPr>
+          <w:rFonts w:ascii="Calibri" w:eastAsia="Times New Roman" w:hAnsi="Calibri" w:cs="Calibri"/>
+          <w:kern w:val="0"/>
+          <w:sz w:val="22"/>
+          <w:szCs w:val="22"/>
+          <w14:ligatures w14:val="none"/>
+        </w:rPr>
+        <w:t xml:space="preserve">  :</w:t>
+      </w:r>
+      <w:proofErr w:type="gramEnd"/>
+      <w:r>
+        <w:rPr>
+          <w:rFonts w:ascii="Calibri" w:eastAsia="Times New Roman" w:hAnsi="Calibri" w:cs="Calibri"/>
+          <w:kern w:val="0"/>
+          <w:sz w:val="22"/>
+          <w:szCs w:val="22"/>
+          <w14:ligatures w14:val="none"/>
+        </w:rPr>
+        <w:t xml:space="preserve"> 0.1</w:t>
+      </w:r>
+    </w:p>
+    <w:p>
+      <w:pPr>
+        <w:spacing w:after="0" w:line="240" w:lineRule="auto"/>
+        <w:rPr>
+          <w:rFonts w:ascii="Calibri" w:eastAsia="Times New Roman" w:hAnsi="Calibri" w:cs="Calibri"/>
+          <w:kern w:val="0"/>
+          <w:sz w:val="22"/>
+          <w:szCs w:val="22"/>
+          <w14:ligatures w14:val="none"/>
+        </w:rPr>
+      </w:pPr>
+      <w:proofErr w:type="spellStart"/>
+      <w:r>
+        <w:rPr>
+          <w:rFonts w:ascii="Calibri" w:eastAsia="Times New Roman" w:hAnsi="Calibri" w:cs="Calibri"/>
+          <w:kern w:val="0"/>
+          <w:sz w:val="22"/>
+          <w:szCs w:val="22"/>
+          <w14:ligatures w14:val="none"/>
+        </w:rPr>
+        <w:t>colsample_bytree</w:t>
+      </w:r>
+      <w:proofErr w:type="spellEnd"/>
+      <w:r>
+        <w:rPr>
+          <w:rFonts w:ascii="Calibri" w:eastAsia="Times New Roman" w:hAnsi="Calibri" w:cs="Calibri"/>
+          <w:kern w:val="0"/>
+          <w:sz w:val="22"/>
+          <w:szCs w:val="22"/>
+          <w14:ligatures w14:val="none"/>
+        </w:rPr>
+        <w:t xml:space="preserve">       </w:t>
+      </w:r>
+      <w:proofErr w:type="gramStart"/>
+      <w:r>
+        <w:rPr>
+          <w:rFonts w:ascii="Calibri" w:eastAsia="Times New Roman" w:hAnsi="Calibri" w:cs="Calibri"/>
+          <w:kern w:val="0"/>
+          <w:sz w:val="22"/>
+          <w:szCs w:val="22"/>
+          <w14:ligatures w14:val="none"/>
+        </w:rPr>
+        <w:t xml:space="preserve">  :</w:t>
+      </w:r>
+      <w:proofErr w:type="gramEnd"/>
+      <w:r>
+        <w:rPr>
+          <w:rFonts w:ascii="Calibri" w:eastAsia="Times New Roman" w:hAnsi="Calibri" w:cs="Calibri"/>
+          <w:kern w:val="0"/>
+          <w:sz w:val="22"/>
+          <w:szCs w:val="22"/>
+          <w14:ligatures w14:val="none"/>
+        </w:rPr>
+        <w:t xml:space="preserve"> 0.8</w:t>
+      </w:r>
+    </w:p>
+    <w:p>
+      <w:pPr>
+        <w:spacing w:after="0" w:line="240" w:lineRule="auto"/>
+        <w:rPr>
+          <w:rFonts w:ascii="Calibri" w:eastAsia="Times New Roman" w:hAnsi="Calibri" w:cs="Calibri"/>
+          <w:kern w:val="0"/>
+          <w:sz w:val="22"/>
+          <w:szCs w:val="22"/>
+          <w14:ligatures w14:val="none"/>
+        </w:rPr>
+      </w:pPr>
+    </w:p>
+    <w:p>
+      <w:pPr>
+        <w:spacing w:after="0" w:line="240" w:lineRule="auto"/>
+        <w:rPr>
+          <w:rFonts w:ascii="Calibri" w:eastAsia="Times New Roman" w:hAnsi="Calibri" w:cs="Calibri"/>
+          <w:kern w:val="0"/>
+          <w:sz w:val="22"/>
+          <w:szCs w:val="22"/>
+          <w14:ligatures w14:val="none"/>
+        </w:rPr>
+      </w:pPr>
+      <w:r>
+        <w:rPr>
+          <w:rFonts w:ascii="Calibri" w:eastAsia="Times New Roman" w:hAnsi="Calibri" w:cs="Calibri"/>
+          <w:kern w:val="0"/>
+          <w:sz w:val="22"/>
+          <w:szCs w:val="22"/>
+          <w14:ligatures w14:val="none"/>
+        </w:rPr>
+        <w:t>=================================================================</w:t>
+      </w:r>
+    </w:p>
+    <w:p>
+      <w:pPr>
+        <w:spacing w:after="0" w:line="240" w:lineRule="auto"/>
+        <w:rPr>
+          <w:rFonts w:ascii="Calibri" w:eastAsia="Times New Roman" w:hAnsi="Calibri" w:cs="Calibri"/>
+          <w:kern w:val="0"/>
+          <w:sz w:val="22"/>
+          <w:szCs w:val="22"/>
+          <w14:ligatures w14:val="none"/>
+        </w:rPr>
+      </w:pPr>
+      <w:r>
+        <w:rPr>
+          <w:rFonts w:ascii="Calibri" w:eastAsia="Times New Roman" w:hAnsi="Calibri" w:cs="Calibri"/>
+          <w:kern w:val="0"/>
+          <w:sz w:val="22"/>
+          <w:szCs w:val="22"/>
+          <w14:ligatures w14:val="none"/>
+        </w:rPr>
+        <w:t>DIAGNOSTICS (Negative Predictions Check)</w:t>
+      </w:r>
+    </w:p>
+    <w:p>
+      <w:pPr>
+        <w:spacing w:after="0" w:line="240" w:lineRule="auto"/>
+        <w:rPr>
+          <w:rFonts w:ascii="Calibri" w:eastAsia="Times New Roman" w:hAnsi="Calibri" w:cs="Calibri"/>
+          <w:kern w:val="0"/>
+          <w:sz w:val="22"/>
+          <w:szCs w:val="22"/>
+          <w14:ligatures w14:val="none"/>
+        </w:rPr>
+      </w:pPr>
+      <w:r>
+        <w:rPr>
+          <w:rFonts w:ascii="Calibri" w:eastAsia="Times New Roman" w:hAnsi="Calibri" w:cs="Calibri"/>
+          <w:kern w:val="0"/>
+          <w:sz w:val="22"/>
+          <w:szCs w:val="22"/>
+          <w14:ligatures w14:val="none"/>
+        </w:rPr>
+        <w:t>=================================================================</w:t>
+      </w:r>
+    </w:p>
+    <w:p>
+      <w:pPr>
+        <w:spacing w:after="0" w:line="240" w:lineRule="auto"/>
+        <w:rPr>
+          <w:rFonts w:ascii="Calibri" w:eastAsia="Times New Roman" w:hAnsi="Calibri" w:cs="Calibri"/>
+          <w:kern w:val="0"/>
+          <w:sz w:val="22"/>
+          <w:szCs w:val="22"/>
+          <w14:ligatures w14:val="none"/>
+        </w:rPr>
+      </w:pPr>
+      <w:r>
+        <w:rPr>
+          <w:rFonts w:ascii="Calibri" w:eastAsia="Times New Roman" w:hAnsi="Calibri" w:cs="Calibri"/>
+          <w:kern w:val="0"/>
+          <w:sz w:val="22"/>
+          <w:szCs w:val="22"/>
+          <w14:ligatures w14:val="none"/>
+        </w:rPr>
+        <w:t>Sample Model: 163654 negatives (12.22%)</w:t>
+      </w:r>
+    </w:p>
+    <w:p>
+      <w:pPr>
+        <w:spacing w:after="0" w:line="240" w:lineRule="auto"/>
+        <w:rPr>
+          <w:rFonts w:ascii="Calibri" w:eastAsia="Times New Roman" w:hAnsi="Calibri" w:cs="Calibri"/>
+          <w:kern w:val="0"/>
+          <w:sz w:val="22"/>
+          <w:szCs w:val="22"/>
+          <w14:ligatures w14:val="none"/>
+        </w:rPr>
+      </w:pPr>
+      <w:r>
+        <w:rPr>
+          <w:rFonts w:ascii="Calibri" w:eastAsia="Times New Roman" w:hAnsi="Calibri" w:cs="Calibri"/>
+          <w:kern w:val="0"/>
+          <w:sz w:val="22"/>
+          <w:szCs w:val="22"/>
+          <w14:ligatures w14:val="none"/>
+        </w:rPr>
+        <w:t>Full Model:   146306 negatives (10.93%)</w:t>
+      </w:r>
+    </w:p>
+    <w:p>
+      <w:pPr>
+        <w:spacing w:after="0" w:line="240" w:lineRule="auto"/>
+        <w:rPr>
+          <w:rFonts w:ascii="Calibri" w:eastAsia="Times New Roman" w:hAnsi="Calibri" w:cs="Calibri"/>
+          <w:kern w:val="0"/>
+          <w:sz w:val="22"/>
+          <w:szCs w:val="22"/>
+          <w14:ligatures w14:val="none"/>
+        </w:rPr>
+      </w:pPr>
+    </w:p>
+    <w:p>
+      <w:pPr>
+        <w:spacing w:after="0" w:line="240" w:lineRule="auto"/>
+        <w:rPr>
+          <w:rFonts w:ascii="Calibri" w:eastAsia="Times New Roman" w:hAnsi="Calibri" w:cs="Calibri"/>
+          <w:kern w:val="0"/>
+          <w:sz w:val="22"/>
+          <w:szCs w:val="22"/>
+          <w14:ligatures w14:val="none"/>
+        </w:rPr>
+      </w:pPr>
+      <w:r>
+        <w:rPr>
+          <w:rFonts w:ascii="Calibri" w:eastAsia="Times New Roman" w:hAnsi="Calibri" w:cs="Calibri"/>
+          <w:kern w:val="0"/>
+          <w:sz w:val="22"/>
+          <w:szCs w:val="22"/>
+          <w14:ligatures w14:val="none"/>
+        </w:rPr>
+        <w:t>=================================================================</w:t>
+      </w:r>
+    </w:p>
+    <w:p>
+      <w:pPr>
+        <w:spacing w:after="0" w:line="240" w:lineRule="auto"/>
+        <w:rPr>
+          <w:rFonts w:ascii="Calibri" w:eastAsia="Times New Roman" w:hAnsi="Calibri" w:cs="Calibri"/>
+          <w:kern w:val="0"/>
+          <w:sz w:val="22"/>
+          <w:szCs w:val="22"/>
+          <w14:ligatures w14:val="none"/>
+        </w:rPr>
+      </w:pPr>
+      <w:r>
+        <w:rPr>
+          <w:rFonts w:ascii="Calibri" w:eastAsia="Times New Roman" w:hAnsi="Calibri" w:cs="Calibri"/>
+          <w:kern w:val="0"/>
+          <w:sz w:val="22"/>
+          <w:szCs w:val="22"/>
+          <w14:ligatures w14:val="none"/>
+        </w:rPr>
+        <w:t xml:space="preserve">METRIC (Real </w:t>
+      </w:r>
+      <w:proofErr w:type="gramStart"/>
+      <w:r>
+        <w:rPr>
+          <w:rFonts w:ascii="Calibri" w:eastAsia="Times New Roman" w:hAnsi="Calibri" w:cs="Calibri"/>
+          <w:kern w:val="0"/>
+          <w:sz w:val="22"/>
+          <w:szCs w:val="22"/>
+          <w14:ligatures w14:val="none"/>
+        </w:rPr>
+        <w:t>Scale)  |</w:t>
+      </w:r>
+      <w:proofErr w:type="gramEnd"/>
+      <w:r>
+        <w:rPr>
+          <w:rFonts w:ascii="Calibri" w:eastAsia="Times New Roman" w:hAnsi="Calibri" w:cs="Calibri"/>
+          <w:kern w:val="0"/>
+          <w:sz w:val="22"/>
+          <w:szCs w:val="22"/>
+          <w14:ligatures w14:val="none"/>
+        </w:rPr>
+        <w:t xml:space="preserve"> XGB (Sample Trained) | XGB (Full Trained)  </w:t>
+      </w:r>
+    </w:p>
+    <w:p>
+      <w:pPr>
+        <w:spacing w:after="0" w:line="240" w:lineRule="auto"/>
+        <w:rPr>
+          <w:rFonts w:ascii="Calibri" w:eastAsia="Times New Roman" w:hAnsi="Calibri" w:cs="Calibri"/>
+          <w:kern w:val="0"/>
+          <w:sz w:val="22"/>
+          <w:szCs w:val="22"/>
+          <w14:ligatures w14:val="none"/>
+        </w:rPr>
+      </w:pPr>
+      <w:r>
+        <w:rPr>
+          <w:rFonts w:ascii="Calibri" w:eastAsia="Times New Roman" w:hAnsi="Calibri" w:cs="Calibri"/>
+          <w:kern w:val="0"/>
+          <w:sz w:val="22"/>
+          <w:szCs w:val="22"/>
+          <w14:ligatures w14:val="none"/>
+        </w:rPr>
+        <w:t>=================================================================</w:t>
+      </w:r>
+    </w:p>
+    <w:p>
+      <w:pPr>
+        <w:spacing w:after="0" w:line="240" w:lineRule="auto"/>
+        <w:rPr>
+          <w:rFonts w:ascii="Calibri" w:eastAsia="Times New Roman" w:hAnsi="Calibri" w:cs="Calibri"/>
+          <w:kern w:val="0"/>
+          <w:sz w:val="22"/>
+          <w:szCs w:val="22"/>
+          <w14:ligatures w14:val="none"/>
+        </w:rPr>
+      </w:pPr>
+      <w:r>
+        <w:rPr>
+          <w:rFonts w:ascii="Calibri" w:eastAsia="Times New Roman" w:hAnsi="Calibri" w:cs="Calibri"/>
+          <w:kern w:val="0"/>
+          <w:sz w:val="22"/>
+          <w:szCs w:val="22"/>
+          <w14:ligatures w14:val="none"/>
+        </w:rPr>
+        <w:t xml:space="preserve">Train RMSE           | 0.9852               | 1.1569              </w:t>
+      </w:r>
+    </w:p>
+    <w:p>
+      <w:pPr>
+        <w:spacing w:after="0" w:line="240" w:lineRule="auto"/>
+        <w:rPr>
+          <w:rFonts w:ascii="Calibri" w:eastAsia="Times New Roman" w:hAnsi="Calibri" w:cs="Calibri"/>
+          <w:kern w:val="0"/>
+          <w:sz w:val="22"/>
+          <w:szCs w:val="22"/>
+          <w14:ligatures w14:val="none"/>
+        </w:rPr>
+      </w:pPr>
+      <w:r>
+        <w:rPr>
+          <w:rFonts w:ascii="Calibri" w:eastAsia="Times New Roman" w:hAnsi="Calibri" w:cs="Calibri"/>
+          <w:kern w:val="0"/>
+          <w:sz w:val="22"/>
+          <w:szCs w:val="22"/>
+          <w14:ligatures w14:val="none"/>
+        </w:rPr>
+        <w:t xml:space="preserve">Val RMSE             | 1.3231               | 1.2832              </w:t>
+      </w:r>
+    </w:p>
+    <w:p>
+      <w:pPr>
+        <w:spacing w:after="0" w:line="240" w:lineRule="auto"/>
+        <w:rPr>
+          <w:rFonts w:ascii="Calibri" w:eastAsia="Times New Roman" w:hAnsi="Calibri" w:cs="Calibri"/>
+          <w:kern w:val="0"/>
+          <w:sz w:val="22"/>
+          <w:szCs w:val="22"/>
+          <w14:ligatures w14:val="none"/>
+        </w:rPr>
+      </w:pPr>
+      <w:r>
+        <w:rPr>
+          <w:rFonts w:ascii="Calibri" w:eastAsia="Times New Roman" w:hAnsi="Calibri" w:cs="Calibri"/>
+          <w:kern w:val="0"/>
+          <w:sz w:val="22"/>
+          <w:szCs w:val="22"/>
+          <w14:ligatures w14:val="none"/>
+        </w:rPr>
+        <w:t xml:space="preserve">Test RMSE            | 1.2917               | 1.2428              </w:t>
+      </w:r>
+    </w:p>
+    <w:p>
+      <w:pPr>
+        <w:spacing w:after="0" w:line="240" w:lineRule="auto"/>
+        <w:rPr>
+          <w:rFonts w:ascii="Calibri" w:eastAsia="Times New Roman" w:hAnsi="Calibri" w:cs="Calibri"/>
+          <w:kern w:val="0"/>
+          <w:sz w:val="22"/>
+          <w:szCs w:val="22"/>
+          <w14:ligatures w14:val="none"/>
+        </w:rPr>
+      </w:pPr>
+      <w:r>
+        <w:rPr>
+          <w:rFonts w:ascii="Calibri" w:eastAsia="Times New Roman" w:hAnsi="Calibri" w:cs="Calibri"/>
+          <w:kern w:val="0"/>
+          <w:sz w:val="22"/>
+          <w:szCs w:val="22"/>
+          <w14:ligatures w14:val="none"/>
+        </w:rPr>
+        <w:t>-----------------------------------------------------------------</w:t>
+      </w:r>
+    </w:p>
+    <w:p>
+      <w:pPr>
+        <w:spacing w:after="0" w:line="240" w:lineRule="auto"/>
+        <w:rPr>
+          <w:rFonts w:ascii="Calibri" w:eastAsia="Times New Roman" w:hAnsi="Calibri" w:cs="Calibri"/>
+          <w:kern w:val="0"/>
+          <w:sz w:val="22"/>
+          <w:szCs w:val="22"/>
+          <w14:ligatures w14:val="none"/>
+        </w:rPr>
+      </w:pPr>
+      <w:r>
+        <w:rPr>
+          <w:rFonts w:ascii="Calibri" w:eastAsia="Times New Roman" w:hAnsi="Calibri" w:cs="Calibri"/>
+          <w:kern w:val="0"/>
+          <w:sz w:val="22"/>
+          <w:szCs w:val="22"/>
+          <w14:ligatures w14:val="none"/>
+        </w:rPr>
+        <w:t xml:space="preserve">Train MAE            | 0.4418               | 0.5244              </w:t>
+      </w:r>
+    </w:p>
+    <w:p>
+      <w:pPr>
+        <w:spacing w:after="0" w:line="240" w:lineRule="auto"/>
+        <w:rPr>
+          <w:rFonts w:ascii="Calibri" w:eastAsia="Times New Roman" w:hAnsi="Calibri" w:cs="Calibri"/>
+          <w:kern w:val="0"/>
+          <w:sz w:val="22"/>
+          <w:szCs w:val="22"/>
+          <w14:ligatures w14:val="none"/>
+        </w:rPr>
+      </w:pPr>
+      <w:r>
+        <w:rPr>
+          <w:rFonts w:ascii="Calibri" w:eastAsia="Times New Roman" w:hAnsi="Calibri" w:cs="Calibri"/>
+          <w:kern w:val="0"/>
+          <w:sz w:val="22"/>
+          <w:szCs w:val="22"/>
+          <w14:ligatures w14:val="none"/>
+        </w:rPr>
+        <w:t xml:space="preserve">Val MAE              | 0.5860               | 0.5679              </w:t>
+      </w:r>
+    </w:p>
+    <w:p>
+      <w:pPr>
+        <w:spacing w:after="0" w:line="240" w:lineRule="auto"/>
+        <w:rPr>
+          <w:rFonts w:ascii="Calibri" w:eastAsia="Times New Roman" w:hAnsi="Calibri" w:cs="Calibri"/>
+          <w:kern w:val="0"/>
+          <w:sz w:val="22"/>
+          <w:szCs w:val="22"/>
+          <w14:ligatures w14:val="none"/>
+        </w:rPr>
+      </w:pPr>
+      <w:r>
+        <w:rPr>
+          <w:rFonts w:ascii="Calibri" w:eastAsia="Times New Roman" w:hAnsi="Calibri" w:cs="Calibri"/>
+          <w:kern w:val="0"/>
+          <w:sz w:val="22"/>
+          <w:szCs w:val="22"/>
+          <w14:ligatures w14:val="none"/>
+        </w:rPr>
+        <w:t xml:space="preserve">Test MAE             | 0.5824               | 0.5631              </w:t>
+      </w:r>
+    </w:p>
+    <w:p>
+      <w:pPr>
+        <w:spacing w:after="0" w:line="240" w:lineRule="auto"/>
+        <w:rPr>
+          <w:rFonts w:ascii="Calibri" w:eastAsia="Times New Roman" w:hAnsi="Calibri" w:cs="Calibri"/>
+          <w:kern w:val="0"/>
+          <w:sz w:val="22"/>
+          <w:szCs w:val="22"/>
+          <w14:ligatures w14:val="none"/>
+        </w:rPr>
+      </w:pPr>
+      <w:r>
+        <w:rPr>
+          <w:rFonts w:ascii="Calibri" w:eastAsia="Times New Roman" w:hAnsi="Calibri" w:cs="Calibri"/>
+          <w:kern w:val="0"/>
+          <w:sz w:val="22"/>
+          <w:szCs w:val="22"/>
+          <w14:ligatures w14:val="none"/>
+        </w:rPr>
+        <w:lastRenderedPageBreak/>
+        <w:t>-----------------------------------------------------------------</w:t>
+      </w:r>
+    </w:p>
+    <w:p>
+      <w:pPr>
+        <w:spacing w:after="0" w:line="240" w:lineRule="auto"/>
+        <w:rPr>
+          <w:rFonts w:ascii="Calibri" w:eastAsia="Times New Roman" w:hAnsi="Calibri" w:cs="Calibri"/>
+          <w:kern w:val="0"/>
+          <w:sz w:val="22"/>
+          <w:szCs w:val="22"/>
+          <w14:ligatures w14:val="none"/>
+        </w:rPr>
+      </w:pPr>
+      <w:r>
+        <w:rPr>
+          <w:rFonts w:ascii="Calibri" w:eastAsia="Times New Roman" w:hAnsi="Calibri" w:cs="Calibri"/>
+          <w:kern w:val="0"/>
+          <w:sz w:val="22"/>
+          <w:szCs w:val="22"/>
+          <w14:ligatures w14:val="none"/>
+        </w:rPr>
+        <w:t xml:space="preserve">Train R^2            | 0.7483               | 0.6543              </w:t>
+      </w:r>
+    </w:p>
+    <w:p>
+      <w:pPr>
+        <w:spacing w:after="0" w:line="240" w:lineRule="auto"/>
+        <w:rPr>
+          <w:rFonts w:ascii="Calibri" w:eastAsia="Times New Roman" w:hAnsi="Calibri" w:cs="Calibri"/>
+          <w:kern w:val="0"/>
+          <w:sz w:val="22"/>
+          <w:szCs w:val="22"/>
+          <w14:ligatures w14:val="none"/>
+        </w:rPr>
+      </w:pPr>
+      <w:r>
+        <w:rPr>
+          <w:rFonts w:ascii="Calibri" w:eastAsia="Times New Roman" w:hAnsi="Calibri" w:cs="Calibri"/>
+          <w:kern w:val="0"/>
+          <w:sz w:val="22"/>
+          <w:szCs w:val="22"/>
+          <w14:ligatures w14:val="none"/>
+        </w:rPr>
+        <w:t xml:space="preserve">Val R^2              | 0.5666               | 0.5923              </w:t>
+      </w:r>
+    </w:p>
+    <w:p>
+      <w:pPr>
+        <w:pBdr>
+          <w:bottom w:val="double" w:sz="6" w:space="1" w:color="auto"/>
+        </w:pBdr>
+        <w:spacing w:after="0" w:line="240" w:lineRule="auto"/>
+        <w:rPr>
+          <w:rFonts w:ascii="Calibri" w:eastAsia="Times New Roman" w:hAnsi="Calibri" w:cs="Calibri"/>
+          <w:kern w:val="0"/>
+          <w:sz w:val="22"/>
+          <w:szCs w:val="22"/>
+          <w14:ligatures w14:val="none"/>
+        </w:rPr>
+      </w:pPr>
+      <w:r>
+        <w:rPr>
+          <w:rFonts w:ascii="Calibri" w:eastAsia="Times New Roman" w:hAnsi="Calibri" w:cs="Calibri"/>
+          <w:kern w:val="0"/>
+          <w:sz w:val="22"/>
+          <w:szCs w:val="22"/>
+          <w14:ligatures w14:val="none"/>
+        </w:rPr>
+        <w:t xml:space="preserve">Test R^2             | 0.5816               | 0.6126              </w:t>
+      </w:r>
+    </w:p>
+    <w:p>
+      <w:pPr>
+        <w:spacing w:after="0" w:line="240" w:lineRule="auto"/>
+        <w:rPr>
+          <w:rFonts w:ascii="Calibri" w:eastAsia="Times New Roman" w:hAnsi="Calibri" w:cs="Calibri"/>
+          <w:kern w:val="0"/>
+          <w:sz w:val="22"/>
+          <w:szCs w:val="22"/>
+          <w14:ligatures w14:val="none"/>
+        </w:rPr>
+      </w:pPr>
     </w:p>
     <w:p>
       <w:pPr>
@@ -9133,6 +13558,119 @@
     </w:lvl>
   </w:abstractNum>
   <w:abstractNum w:abstractNumId="5" w15:restartNumberingAfterBreak="0">
+    <w:nsid w:val="220C5D7A"/>
+    <w:multiLevelType w:val="hybridMultilevel"/>
+    <w:tmpl w:val="990278EE"/>
+    <w:lvl w:ilvl="0" w:tplc="04090001">
+      <w:start w:val="1"/>
+      <w:numFmt w:val="bullet"/>
+      <w:lvlText w:val=""/>
+      <w:lvlJc w:val="left"/>
+      <w:pPr>
+        <w:ind w:left="720" w:hanging="360"/>
+      </w:pPr>
+      <w:rPr>
+        <w:rFonts w:ascii="Symbol" w:hAnsi="Symbol" w:hint="default"/>
+      </w:rPr>
+    </w:lvl>
+    <w:lvl w:ilvl="1" w:tplc="04090003" w:tentative="1">
+      <w:start w:val="1"/>
+      <w:numFmt w:val="bullet"/>
+      <w:lvlText w:val="o"/>
+      <w:lvlJc w:val="left"/>
+      <w:pPr>
+        <w:ind w:left="1440" w:hanging="360"/>
+      </w:pPr>
+      <w:rPr>
+        <w:rFonts w:ascii="Courier New" w:hAnsi="Courier New" w:cs="Courier New" w:hint="default"/>
+      </w:rPr>
+    </w:lvl>
+    <w:lvl w:ilvl="2" w:tplc="04090005" w:tentative="1">
+      <w:start w:val="1"/>
+      <w:numFmt w:val="bullet"/>
+      <w:lvlText w:val=""/>
+      <w:lvlJc w:val="left"/>
+      <w:pPr>
+        <w:ind w:left="2160" w:hanging="360"/>
+      </w:pPr>
+      <w:rPr>
+        <w:rFonts w:ascii="Wingdings" w:hAnsi="Wingdings" w:hint="default"/>
+      </w:rPr>
+    </w:lvl>
+    <w:lvl w:ilvl="3" w:tplc="04090001" w:tentative="1">
+      <w:start w:val="1"/>
+      <w:numFmt w:val="bullet"/>
+      <w:lvlText w:val=""/>
+      <w:lvlJc w:val="left"/>
+      <w:pPr>
+        <w:ind w:left="2880" w:hanging="360"/>
+      </w:pPr>
+      <w:rPr>
+        <w:rFonts w:ascii="Symbol" w:hAnsi="Symbol" w:hint="default"/>
+      </w:rPr>
+    </w:lvl>
+    <w:lvl w:ilvl="4" w:tplc="04090003" w:tentative="1">
+      <w:start w:val="1"/>
+      <w:numFmt w:val="bullet"/>
+      <w:lvlText w:val="o"/>
+      <w:lvlJc w:val="left"/>
+      <w:pPr>
+        <w:ind w:left="3600" w:hanging="360"/>
+      </w:pPr>
+      <w:rPr>
+        <w:rFonts w:ascii="Courier New" w:hAnsi="Courier New" w:cs="Courier New" w:hint="default"/>
+      </w:rPr>
+    </w:lvl>
+    <w:lvl w:ilvl="5" w:tplc="04090005" w:tentative="1">
+      <w:start w:val="1"/>
+      <w:numFmt w:val="bullet"/>
+      <w:lvlText w:val=""/>
+      <w:lvlJc w:val="left"/>
+      <w:pPr>
+        <w:ind w:left="4320" w:hanging="360"/>
+      </w:pPr>
+      <w:rPr>
+        <w:rFonts w:ascii="Wingdings" w:hAnsi="Wingdings" w:hint="default"/>
+      </w:rPr>
+    </w:lvl>
+    <w:lvl w:ilvl="6" w:tplc="04090001" w:tentative="1">
+      <w:start w:val="1"/>
+      <w:numFmt w:val="bullet"/>
+      <w:lvlText w:val=""/>
+      <w:lvlJc w:val="left"/>
+      <w:pPr>
+        <w:ind w:left="5040" w:hanging="360"/>
+      </w:pPr>
+      <w:rPr>
+        <w:rFonts w:ascii="Symbol" w:hAnsi="Symbol" w:hint="default"/>
+      </w:rPr>
+    </w:lvl>
+    <w:lvl w:ilvl="7" w:tplc="04090003" w:tentative="1">
+      <w:start w:val="1"/>
+      <w:numFmt w:val="bullet"/>
+      <w:lvlText w:val="o"/>
+      <w:lvlJc w:val="left"/>
+      <w:pPr>
+        <w:ind w:left="5760" w:hanging="360"/>
+      </w:pPr>
+      <w:rPr>
+        <w:rFonts w:ascii="Courier New" w:hAnsi="Courier New" w:cs="Courier New" w:hint="default"/>
+      </w:rPr>
+    </w:lvl>
+    <w:lvl w:ilvl="8" w:tplc="04090005" w:tentative="1">
+      <w:start w:val="1"/>
+      <w:numFmt w:val="bullet"/>
+      <w:lvlText w:val=""/>
+      <w:lvlJc w:val="left"/>
+      <w:pPr>
+        <w:ind w:left="6480" w:hanging="360"/>
+      </w:pPr>
+      <w:rPr>
+        <w:rFonts w:ascii="Wingdings" w:hAnsi="Wingdings" w:hint="default"/>
+      </w:rPr>
+    </w:lvl>
+  </w:abstractNum>
+  <w:abstractNum w:abstractNumId="6" w15:restartNumberingAfterBreak="0">
     <w:nsid w:val="27EE1944"/>
     <w:multiLevelType w:val="multilevel"/>
     <w:tmpl w:val="D966ABB4"/>
@@ -9281,7 +13819,7 @@
       </w:rPr>
     </w:lvl>
   </w:abstractNum>
-  <w:abstractNum w:abstractNumId="6" w15:restartNumberingAfterBreak="0">
+  <w:abstractNum w:abstractNumId="7" w15:restartNumberingAfterBreak="0">
     <w:nsid w:val="282B3A2D"/>
     <w:multiLevelType w:val="hybridMultilevel"/>
     <w:tmpl w:val="39AA937A"/>
@@ -9394,7 +13932,7 @@
       </w:rPr>
     </w:lvl>
   </w:abstractNum>
-  <w:abstractNum w:abstractNumId="7" w15:restartNumberingAfterBreak="0">
+  <w:abstractNum w:abstractNumId="8" w15:restartNumberingAfterBreak="0">
     <w:nsid w:val="28E21D3A"/>
     <w:multiLevelType w:val="hybridMultilevel"/>
     <w:tmpl w:val="FDD0D142"/>
@@ -9507,7 +14045,7 @@
       </w:rPr>
     </w:lvl>
   </w:abstractNum>
-  <w:abstractNum w:abstractNumId="8" w15:restartNumberingAfterBreak="0">
+  <w:abstractNum w:abstractNumId="9" w15:restartNumberingAfterBreak="0">
     <w:nsid w:val="2B4947ED"/>
     <w:multiLevelType w:val="hybridMultilevel"/>
     <w:tmpl w:val="0EAE9E30"/>
@@ -9620,7 +14158,7 @@
       </w:rPr>
     </w:lvl>
   </w:abstractNum>
-  <w:abstractNum w:abstractNumId="9" w15:restartNumberingAfterBreak="0">
+  <w:abstractNum w:abstractNumId="10" w15:restartNumberingAfterBreak="0">
     <w:nsid w:val="34C35099"/>
     <w:multiLevelType w:val="multilevel"/>
     <w:tmpl w:val="65D2901E"/>
@@ -9769,7 +14307,7 @@
       </w:rPr>
     </w:lvl>
   </w:abstractNum>
-  <w:abstractNum w:abstractNumId="10" w15:restartNumberingAfterBreak="0">
+  <w:abstractNum w:abstractNumId="11" w15:restartNumberingAfterBreak="0">
     <w:nsid w:val="36243CD0"/>
     <w:multiLevelType w:val="multilevel"/>
     <w:tmpl w:val="4F1A065E"/>
@@ -9918,7 +14456,7 @@
       </w:rPr>
     </w:lvl>
   </w:abstractNum>
-  <w:abstractNum w:abstractNumId="11" w15:restartNumberingAfterBreak="0">
+  <w:abstractNum w:abstractNumId="12" w15:restartNumberingAfterBreak="0">
     <w:nsid w:val="4A557685"/>
     <w:multiLevelType w:val="hybridMultilevel"/>
     <w:tmpl w:val="C0064426"/>
@@ -10031,7 +14569,7 @@
       </w:rPr>
     </w:lvl>
   </w:abstractNum>
-  <w:abstractNum w:abstractNumId="12" w15:restartNumberingAfterBreak="0">
+  <w:abstractNum w:abstractNumId="13" w15:restartNumberingAfterBreak="0">
     <w:nsid w:val="4FB4735C"/>
     <w:multiLevelType w:val="hybridMultilevel"/>
     <w:tmpl w:val="A378C0FE"/>
@@ -10144,7 +14682,7 @@
       </w:rPr>
     </w:lvl>
   </w:abstractNum>
-  <w:abstractNum w:abstractNumId="13" w15:restartNumberingAfterBreak="0">
+  <w:abstractNum w:abstractNumId="14" w15:restartNumberingAfterBreak="0">
     <w:nsid w:val="52F9680C"/>
     <w:multiLevelType w:val="hybridMultilevel"/>
     <w:tmpl w:val="FA32D8EC"/>
@@ -10257,7 +14795,269 @@
       </w:rPr>
     </w:lvl>
   </w:abstractNum>
-  <w:abstractNum w:abstractNumId="14" w15:restartNumberingAfterBreak="0">
+  <w:abstractNum w:abstractNumId="15" w15:restartNumberingAfterBreak="0">
+    <w:nsid w:val="54477331"/>
+    <w:multiLevelType w:val="multilevel"/>
+    <w:tmpl w:val="E4F8A130"/>
+    <w:lvl w:ilvl="0">
+      <w:start w:val="1"/>
+      <w:numFmt w:val="bullet"/>
+      <w:lvlText w:val=""/>
+      <w:lvlJc w:val="left"/>
+      <w:pPr>
+        <w:tabs>
+          <w:tab w:val="num" w:pos="720"/>
+        </w:tabs>
+        <w:ind w:left="720" w:hanging="360"/>
+      </w:pPr>
+      <w:rPr>
+        <w:rFonts w:ascii="Symbol" w:hAnsi="Symbol" w:hint="default"/>
+        <w:sz w:val="20"/>
+      </w:rPr>
+    </w:lvl>
+    <w:lvl w:ilvl="1" w:tentative="1">
+      <w:start w:val="1"/>
+      <w:numFmt w:val="bullet"/>
+      <w:lvlText w:val="o"/>
+      <w:lvlJc w:val="left"/>
+      <w:pPr>
+        <w:tabs>
+          <w:tab w:val="num" w:pos="1440"/>
+        </w:tabs>
+        <w:ind w:left="1440" w:hanging="360"/>
+      </w:pPr>
+      <w:rPr>
+        <w:rFonts w:ascii="Courier New" w:hAnsi="Courier New" w:hint="default"/>
+        <w:sz w:val="20"/>
+      </w:rPr>
+    </w:lvl>
+    <w:lvl w:ilvl="2" w:tentative="1">
+      <w:start w:val="1"/>
+      <w:numFmt w:val="bullet"/>
+      <w:lvlText w:val=""/>
+      <w:lvlJc w:val="left"/>
+      <w:pPr>
+        <w:tabs>
+          <w:tab w:val="num" w:pos="2160"/>
+        </w:tabs>
+        <w:ind w:left="2160" w:hanging="360"/>
+      </w:pPr>
+      <w:rPr>
+        <w:rFonts w:ascii="Wingdings" w:hAnsi="Wingdings" w:hint="default"/>
+        <w:sz w:val="20"/>
+      </w:rPr>
+    </w:lvl>
+    <w:lvl w:ilvl="3" w:tentative="1">
+      <w:start w:val="1"/>
+      <w:numFmt w:val="bullet"/>
+      <w:lvlText w:val=""/>
+      <w:lvlJc w:val="left"/>
+      <w:pPr>
+        <w:tabs>
+          <w:tab w:val="num" w:pos="2880"/>
+        </w:tabs>
+        <w:ind w:left="2880" w:hanging="360"/>
+      </w:pPr>
+      <w:rPr>
+        <w:rFonts w:ascii="Wingdings" w:hAnsi="Wingdings" w:hint="default"/>
+        <w:sz w:val="20"/>
+      </w:rPr>
+    </w:lvl>
+    <w:lvl w:ilvl="4" w:tentative="1">
+      <w:start w:val="1"/>
+      <w:numFmt w:val="bullet"/>
+      <w:lvlText w:val=""/>
+      <w:lvlJc w:val="left"/>
+      <w:pPr>
+        <w:tabs>
+          <w:tab w:val="num" w:pos="3600"/>
+        </w:tabs>
+        <w:ind w:left="3600" w:hanging="360"/>
+      </w:pPr>
+      <w:rPr>
+        <w:rFonts w:ascii="Wingdings" w:hAnsi="Wingdings" w:hint="default"/>
+        <w:sz w:val="20"/>
+      </w:rPr>
+    </w:lvl>
+    <w:lvl w:ilvl="5" w:tentative="1">
+      <w:start w:val="1"/>
+      <w:numFmt w:val="bullet"/>
+      <w:lvlText w:val=""/>
+      <w:lvlJc w:val="left"/>
+      <w:pPr>
+        <w:tabs>
+          <w:tab w:val="num" w:pos="4320"/>
+        </w:tabs>
+        <w:ind w:left="4320" w:hanging="360"/>
+      </w:pPr>
+      <w:rPr>
+        <w:rFonts w:ascii="Wingdings" w:hAnsi="Wingdings" w:hint="default"/>
+        <w:sz w:val="20"/>
+      </w:rPr>
+    </w:lvl>
+    <w:lvl w:ilvl="6" w:tentative="1">
+      <w:start w:val="1"/>
+      <w:numFmt w:val="bullet"/>
+      <w:lvlText w:val=""/>
+      <w:lvlJc w:val="left"/>
+      <w:pPr>
+        <w:tabs>
+          <w:tab w:val="num" w:pos="5040"/>
+        </w:tabs>
+        <w:ind w:left="5040" w:hanging="360"/>
+      </w:pPr>
+      <w:rPr>
+        <w:rFonts w:ascii="Wingdings" w:hAnsi="Wingdings" w:hint="default"/>
+        <w:sz w:val="20"/>
+      </w:rPr>
+    </w:lvl>
+    <w:lvl w:ilvl="7" w:tentative="1">
+      <w:start w:val="1"/>
+      <w:numFmt w:val="bullet"/>
+      <w:lvlText w:val=""/>
+      <w:lvlJc w:val="left"/>
+      <w:pPr>
+        <w:tabs>
+          <w:tab w:val="num" w:pos="5760"/>
+        </w:tabs>
+        <w:ind w:left="5760" w:hanging="360"/>
+      </w:pPr>
+      <w:rPr>
+        <w:rFonts w:ascii="Wingdings" w:hAnsi="Wingdings" w:hint="default"/>
+        <w:sz w:val="20"/>
+      </w:rPr>
+    </w:lvl>
+    <w:lvl w:ilvl="8" w:tentative="1">
+      <w:start w:val="1"/>
+      <w:numFmt w:val="bullet"/>
+      <w:lvlText w:val=""/>
+      <w:lvlJc w:val="left"/>
+      <w:pPr>
+        <w:tabs>
+          <w:tab w:val="num" w:pos="6480"/>
+        </w:tabs>
+        <w:ind w:left="6480" w:hanging="360"/>
+      </w:pPr>
+      <w:rPr>
+        <w:rFonts w:ascii="Wingdings" w:hAnsi="Wingdings" w:hint="default"/>
+        <w:sz w:val="20"/>
+      </w:rPr>
+    </w:lvl>
+  </w:abstractNum>
+  <w:abstractNum w:abstractNumId="16" w15:restartNumberingAfterBreak="0">
+    <w:nsid w:val="57FC3923"/>
+    <w:multiLevelType w:val="hybridMultilevel"/>
+    <w:tmpl w:val="6BD2C214"/>
+    <w:lvl w:ilvl="0" w:tplc="04090001">
+      <w:start w:val="1"/>
+      <w:numFmt w:val="bullet"/>
+      <w:lvlText w:val=""/>
+      <w:lvlJc w:val="left"/>
+      <w:pPr>
+        <w:ind w:left="720" w:hanging="360"/>
+      </w:pPr>
+      <w:rPr>
+        <w:rFonts w:ascii="Symbol" w:hAnsi="Symbol" w:hint="default"/>
+      </w:rPr>
+    </w:lvl>
+    <w:lvl w:ilvl="1" w:tplc="04090003">
+      <w:start w:val="1"/>
+      <w:numFmt w:val="bullet"/>
+      <w:lvlText w:val="o"/>
+      <w:lvlJc w:val="left"/>
+      <w:pPr>
+        <w:ind w:left="1440" w:hanging="360"/>
+      </w:pPr>
+      <w:rPr>
+        <w:rFonts w:ascii="Courier New" w:hAnsi="Courier New" w:cs="Courier New" w:hint="default"/>
+      </w:rPr>
+    </w:lvl>
+    <w:lvl w:ilvl="2" w:tplc="04090005">
+      <w:start w:val="1"/>
+      <w:numFmt w:val="bullet"/>
+      <w:lvlText w:val=""/>
+      <w:lvlJc w:val="left"/>
+      <w:pPr>
+        <w:ind w:left="2160" w:hanging="360"/>
+      </w:pPr>
+      <w:rPr>
+        <w:rFonts w:ascii="Wingdings" w:hAnsi="Wingdings" w:hint="default"/>
+      </w:rPr>
+    </w:lvl>
+    <w:lvl w:ilvl="3" w:tplc="04090001" w:tentative="1">
+      <w:start w:val="1"/>
+      <w:numFmt w:val="bullet"/>
+      <w:lvlText w:val=""/>
+      <w:lvlJc w:val="left"/>
+      <w:pPr>
+        <w:ind w:left="2880" w:hanging="360"/>
+      </w:pPr>
+      <w:rPr>
+        <w:rFonts w:ascii="Symbol" w:hAnsi="Symbol" w:hint="default"/>
+      </w:rPr>
+    </w:lvl>
+    <w:lvl w:ilvl="4" w:tplc="04090003" w:tentative="1">
+      <w:start w:val="1"/>
+      <w:numFmt w:val="bullet"/>
+      <w:lvlText w:val="o"/>
+      <w:lvlJc w:val="left"/>
+      <w:pPr>
+        <w:ind w:left="3600" w:hanging="360"/>
+      </w:pPr>
+      <w:rPr>
+        <w:rFonts w:ascii="Courier New" w:hAnsi="Courier New" w:cs="Courier New" w:hint="default"/>
+      </w:rPr>
+    </w:lvl>
+    <w:lvl w:ilvl="5" w:tplc="04090005" w:tentative="1">
+      <w:start w:val="1"/>
+      <w:numFmt w:val="bullet"/>
+      <w:lvlText w:val=""/>
+      <w:lvlJc w:val="left"/>
+      <w:pPr>
+        <w:ind w:left="4320" w:hanging="360"/>
+      </w:pPr>
+      <w:rPr>
+        <w:rFonts w:ascii="Wingdings" w:hAnsi="Wingdings" w:hint="default"/>
+      </w:rPr>
+    </w:lvl>
+    <w:lvl w:ilvl="6" w:tplc="04090001" w:tentative="1">
+      <w:start w:val="1"/>
+      <w:numFmt w:val="bullet"/>
+      <w:lvlText w:val=""/>
+      <w:lvlJc w:val="left"/>
+      <w:pPr>
+        <w:ind w:left="5040" w:hanging="360"/>
+      </w:pPr>
+      <w:rPr>
+        <w:rFonts w:ascii="Symbol" w:hAnsi="Symbol" w:hint="default"/>
+      </w:rPr>
+    </w:lvl>
+    <w:lvl w:ilvl="7" w:tplc="04090003" w:tentative="1">
+      <w:start w:val="1"/>
+      <w:numFmt w:val="bullet"/>
+      <w:lvlText w:val="o"/>
+      <w:lvlJc w:val="left"/>
+      <w:pPr>
+        <w:ind w:left="5760" w:hanging="360"/>
+      </w:pPr>
+      <w:rPr>
+        <w:rFonts w:ascii="Courier New" w:hAnsi="Courier New" w:cs="Courier New" w:hint="default"/>
+      </w:rPr>
+    </w:lvl>
+    <w:lvl w:ilvl="8" w:tplc="04090005" w:tentative="1">
+      <w:start w:val="1"/>
+      <w:numFmt w:val="bullet"/>
+      <w:lvlText w:val=""/>
+      <w:lvlJc w:val="left"/>
+      <w:pPr>
+        <w:ind w:left="6480" w:hanging="360"/>
+      </w:pPr>
+      <w:rPr>
+        <w:rFonts w:ascii="Wingdings" w:hAnsi="Wingdings" w:hint="default"/>
+      </w:rPr>
+    </w:lvl>
+  </w:abstractNum>
+  <w:abstractNum w:abstractNumId="17" w15:restartNumberingAfterBreak="0">
     <w:nsid w:val="5E3E3920"/>
     <w:multiLevelType w:val="hybridMultilevel"/>
     <w:tmpl w:val="68C85D94"/>
@@ -10370,7 +15170,7 @@
       </w:rPr>
     </w:lvl>
   </w:abstractNum>
-  <w:abstractNum w:abstractNumId="15" w15:restartNumberingAfterBreak="0">
+  <w:abstractNum w:abstractNumId="18" w15:restartNumberingAfterBreak="0">
     <w:nsid w:val="5FFF0FE3"/>
     <w:multiLevelType w:val="hybridMultilevel"/>
     <w:tmpl w:val="71089814"/>
@@ -10483,7 +15283,7 @@
       </w:rPr>
     </w:lvl>
   </w:abstractNum>
-  <w:abstractNum w:abstractNumId="16" w15:restartNumberingAfterBreak="0">
+  <w:abstractNum w:abstractNumId="19" w15:restartNumberingAfterBreak="0">
     <w:nsid w:val="64A43EA1"/>
     <w:multiLevelType w:val="hybridMultilevel"/>
     <w:tmpl w:val="CEF62C0A"/>
@@ -10596,7 +15396,269 @@
       </w:rPr>
     </w:lvl>
   </w:abstractNum>
-  <w:abstractNum w:abstractNumId="17" w15:restartNumberingAfterBreak="0">
+  <w:abstractNum w:abstractNumId="20" w15:restartNumberingAfterBreak="0">
+    <w:nsid w:val="65A82A8E"/>
+    <w:multiLevelType w:val="multilevel"/>
+    <w:tmpl w:val="76C6E520"/>
+    <w:lvl w:ilvl="0">
+      <w:start w:val="1"/>
+      <w:numFmt w:val="bullet"/>
+      <w:lvlText w:val=""/>
+      <w:lvlJc w:val="left"/>
+      <w:pPr>
+        <w:tabs>
+          <w:tab w:val="num" w:pos="720"/>
+        </w:tabs>
+        <w:ind w:left="720" w:hanging="360"/>
+      </w:pPr>
+      <w:rPr>
+        <w:rFonts w:ascii="Symbol" w:hAnsi="Symbol" w:hint="default"/>
+        <w:sz w:val="20"/>
+      </w:rPr>
+    </w:lvl>
+    <w:lvl w:ilvl="1">
+      <w:start w:val="1"/>
+      <w:numFmt w:val="bullet"/>
+      <w:lvlText w:val="o"/>
+      <w:lvlJc w:val="left"/>
+      <w:pPr>
+        <w:tabs>
+          <w:tab w:val="num" w:pos="1440"/>
+        </w:tabs>
+        <w:ind w:left="1440" w:hanging="360"/>
+      </w:pPr>
+      <w:rPr>
+        <w:rFonts w:ascii="Courier New" w:hAnsi="Courier New" w:hint="default"/>
+        <w:sz w:val="20"/>
+      </w:rPr>
+    </w:lvl>
+    <w:lvl w:ilvl="2" w:tentative="1">
+      <w:start w:val="1"/>
+      <w:numFmt w:val="bullet"/>
+      <w:lvlText w:val=""/>
+      <w:lvlJc w:val="left"/>
+      <w:pPr>
+        <w:tabs>
+          <w:tab w:val="num" w:pos="2160"/>
+        </w:tabs>
+        <w:ind w:left="2160" w:hanging="360"/>
+      </w:pPr>
+      <w:rPr>
+        <w:rFonts w:ascii="Wingdings" w:hAnsi="Wingdings" w:hint="default"/>
+        <w:sz w:val="20"/>
+      </w:rPr>
+    </w:lvl>
+    <w:lvl w:ilvl="3" w:tentative="1">
+      <w:start w:val="1"/>
+      <w:numFmt w:val="bullet"/>
+      <w:lvlText w:val=""/>
+      <w:lvlJc w:val="left"/>
+      <w:pPr>
+        <w:tabs>
+          <w:tab w:val="num" w:pos="2880"/>
+        </w:tabs>
+        <w:ind w:left="2880" w:hanging="360"/>
+      </w:pPr>
+      <w:rPr>
+        <w:rFonts w:ascii="Wingdings" w:hAnsi="Wingdings" w:hint="default"/>
+        <w:sz w:val="20"/>
+      </w:rPr>
+    </w:lvl>
+    <w:lvl w:ilvl="4" w:tentative="1">
+      <w:start w:val="1"/>
+      <w:numFmt w:val="bullet"/>
+      <w:lvlText w:val=""/>
+      <w:lvlJc w:val="left"/>
+      <w:pPr>
+        <w:tabs>
+          <w:tab w:val="num" w:pos="3600"/>
+        </w:tabs>
+        <w:ind w:left="3600" w:hanging="360"/>
+      </w:pPr>
+      <w:rPr>
+        <w:rFonts w:ascii="Wingdings" w:hAnsi="Wingdings" w:hint="default"/>
+        <w:sz w:val="20"/>
+      </w:rPr>
+    </w:lvl>
+    <w:lvl w:ilvl="5" w:tentative="1">
+      <w:start w:val="1"/>
+      <w:numFmt w:val="bullet"/>
+      <w:lvlText w:val=""/>
+      <w:lvlJc w:val="left"/>
+      <w:pPr>
+        <w:tabs>
+          <w:tab w:val="num" w:pos="4320"/>
+        </w:tabs>
+        <w:ind w:left="4320" w:hanging="360"/>
+      </w:pPr>
+      <w:rPr>
+        <w:rFonts w:ascii="Wingdings" w:hAnsi="Wingdings" w:hint="default"/>
+        <w:sz w:val="20"/>
+      </w:rPr>
+    </w:lvl>
+    <w:lvl w:ilvl="6" w:tentative="1">
+      <w:start w:val="1"/>
+      <w:numFmt w:val="bullet"/>
+      <w:lvlText w:val=""/>
+      <w:lvlJc w:val="left"/>
+      <w:pPr>
+        <w:tabs>
+          <w:tab w:val="num" w:pos="5040"/>
+        </w:tabs>
+        <w:ind w:left="5040" w:hanging="360"/>
+      </w:pPr>
+      <w:rPr>
+        <w:rFonts w:ascii="Wingdings" w:hAnsi="Wingdings" w:hint="default"/>
+        <w:sz w:val="20"/>
+      </w:rPr>
+    </w:lvl>
+    <w:lvl w:ilvl="7" w:tentative="1">
+      <w:start w:val="1"/>
+      <w:numFmt w:val="bullet"/>
+      <w:lvlText w:val=""/>
+      <w:lvlJc w:val="left"/>
+      <w:pPr>
+        <w:tabs>
+          <w:tab w:val="num" w:pos="5760"/>
+        </w:tabs>
+        <w:ind w:left="5760" w:hanging="360"/>
+      </w:pPr>
+      <w:rPr>
+        <w:rFonts w:ascii="Wingdings" w:hAnsi="Wingdings" w:hint="default"/>
+        <w:sz w:val="20"/>
+      </w:rPr>
+    </w:lvl>
+    <w:lvl w:ilvl="8" w:tentative="1">
+      <w:start w:val="1"/>
+      <w:numFmt w:val="bullet"/>
+      <w:lvlText w:val=""/>
+      <w:lvlJc w:val="left"/>
+      <w:pPr>
+        <w:tabs>
+          <w:tab w:val="num" w:pos="6480"/>
+        </w:tabs>
+        <w:ind w:left="6480" w:hanging="360"/>
+      </w:pPr>
+      <w:rPr>
+        <w:rFonts w:ascii="Wingdings" w:hAnsi="Wingdings" w:hint="default"/>
+        <w:sz w:val="20"/>
+      </w:rPr>
+    </w:lvl>
+  </w:abstractNum>
+  <w:abstractNum w:abstractNumId="21" w15:restartNumberingAfterBreak="0">
+    <w:nsid w:val="66C853F1"/>
+    <w:multiLevelType w:val="hybridMultilevel"/>
+    <w:tmpl w:val="14A6A856"/>
+    <w:lvl w:ilvl="0" w:tplc="04090001">
+      <w:start w:val="1"/>
+      <w:numFmt w:val="bullet"/>
+      <w:lvlText w:val=""/>
+      <w:lvlJc w:val="left"/>
+      <w:pPr>
+        <w:ind w:left="720" w:hanging="360"/>
+      </w:pPr>
+      <w:rPr>
+        <w:rFonts w:ascii="Symbol" w:hAnsi="Symbol" w:hint="default"/>
+      </w:rPr>
+    </w:lvl>
+    <w:lvl w:ilvl="1" w:tplc="04090003" w:tentative="1">
+      <w:start w:val="1"/>
+      <w:numFmt w:val="bullet"/>
+      <w:lvlText w:val="o"/>
+      <w:lvlJc w:val="left"/>
+      <w:pPr>
+        <w:ind w:left="1440" w:hanging="360"/>
+      </w:pPr>
+      <w:rPr>
+        <w:rFonts w:ascii="Courier New" w:hAnsi="Courier New" w:cs="Courier New" w:hint="default"/>
+      </w:rPr>
+    </w:lvl>
+    <w:lvl w:ilvl="2" w:tplc="04090005" w:tentative="1">
+      <w:start w:val="1"/>
+      <w:numFmt w:val="bullet"/>
+      <w:lvlText w:val=""/>
+      <w:lvlJc w:val="left"/>
+      <w:pPr>
+        <w:ind w:left="2160" w:hanging="360"/>
+      </w:pPr>
+      <w:rPr>
+        <w:rFonts w:ascii="Wingdings" w:hAnsi="Wingdings" w:hint="default"/>
+      </w:rPr>
+    </w:lvl>
+    <w:lvl w:ilvl="3" w:tplc="04090001" w:tentative="1">
+      <w:start w:val="1"/>
+      <w:numFmt w:val="bullet"/>
+      <w:lvlText w:val=""/>
+      <w:lvlJc w:val="left"/>
+      <w:pPr>
+        <w:ind w:left="2880" w:hanging="360"/>
+      </w:pPr>
+      <w:rPr>
+        <w:rFonts w:ascii="Symbol" w:hAnsi="Symbol" w:hint="default"/>
+      </w:rPr>
+    </w:lvl>
+    <w:lvl w:ilvl="4" w:tplc="04090003" w:tentative="1">
+      <w:start w:val="1"/>
+      <w:numFmt w:val="bullet"/>
+      <w:lvlText w:val="o"/>
+      <w:lvlJc w:val="left"/>
+      <w:pPr>
+        <w:ind w:left="3600" w:hanging="360"/>
+      </w:pPr>
+      <w:rPr>
+        <w:rFonts w:ascii="Courier New" w:hAnsi="Courier New" w:cs="Courier New" w:hint="default"/>
+      </w:rPr>
+    </w:lvl>
+    <w:lvl w:ilvl="5" w:tplc="04090005" w:tentative="1">
+      <w:start w:val="1"/>
+      <w:numFmt w:val="bullet"/>
+      <w:lvlText w:val=""/>
+      <w:lvlJc w:val="left"/>
+      <w:pPr>
+        <w:ind w:left="4320" w:hanging="360"/>
+      </w:pPr>
+      <w:rPr>
+        <w:rFonts w:ascii="Wingdings" w:hAnsi="Wingdings" w:hint="default"/>
+      </w:rPr>
+    </w:lvl>
+    <w:lvl w:ilvl="6" w:tplc="04090001" w:tentative="1">
+      <w:start w:val="1"/>
+      <w:numFmt w:val="bullet"/>
+      <w:lvlText w:val=""/>
+      <w:lvlJc w:val="left"/>
+      <w:pPr>
+        <w:ind w:left="5040" w:hanging="360"/>
+      </w:pPr>
+      <w:rPr>
+        <w:rFonts w:ascii="Symbol" w:hAnsi="Symbol" w:hint="default"/>
+      </w:rPr>
+    </w:lvl>
+    <w:lvl w:ilvl="7" w:tplc="04090003" w:tentative="1">
+      <w:start w:val="1"/>
+      <w:numFmt w:val="bullet"/>
+      <w:lvlText w:val="o"/>
+      <w:lvlJc w:val="left"/>
+      <w:pPr>
+        <w:ind w:left="5760" w:hanging="360"/>
+      </w:pPr>
+      <w:rPr>
+        <w:rFonts w:ascii="Courier New" w:hAnsi="Courier New" w:cs="Courier New" w:hint="default"/>
+      </w:rPr>
+    </w:lvl>
+    <w:lvl w:ilvl="8" w:tplc="04090005" w:tentative="1">
+      <w:start w:val="1"/>
+      <w:numFmt w:val="bullet"/>
+      <w:lvlText w:val=""/>
+      <w:lvlJc w:val="left"/>
+      <w:pPr>
+        <w:ind w:left="6480" w:hanging="360"/>
+      </w:pPr>
+      <w:rPr>
+        <w:rFonts w:ascii="Wingdings" w:hAnsi="Wingdings" w:hint="default"/>
+      </w:rPr>
+    </w:lvl>
+  </w:abstractNum>
+  <w:abstractNum w:abstractNumId="22" w15:restartNumberingAfterBreak="0">
     <w:nsid w:val="6C5E18FA"/>
     <w:multiLevelType w:val="hybridMultilevel"/>
     <w:tmpl w:val="AFEEC9CC"/>
@@ -10709,59 +15771,226 @@
       </w:rPr>
     </w:lvl>
   </w:abstractNum>
+  <w:abstractNum w:abstractNumId="23" w15:restartNumberingAfterBreak="0">
+    <w:nsid w:val="7FC91C73"/>
+    <w:multiLevelType w:val="multilevel"/>
+    <w:tmpl w:val="437424DC"/>
+    <w:lvl w:ilvl="0">
+      <w:start w:val="1"/>
+      <w:numFmt w:val="bullet"/>
+      <w:lvlText w:val=""/>
+      <w:lvlJc w:val="left"/>
+      <w:pPr>
+        <w:tabs>
+          <w:tab w:val="num" w:pos="720"/>
+        </w:tabs>
+        <w:ind w:left="720" w:hanging="360"/>
+      </w:pPr>
+      <w:rPr>
+        <w:rFonts w:ascii="Symbol" w:hAnsi="Symbol" w:hint="default"/>
+        <w:sz w:val="20"/>
+      </w:rPr>
+    </w:lvl>
+    <w:lvl w:ilvl="1" w:tentative="1">
+      <w:start w:val="1"/>
+      <w:numFmt w:val="bullet"/>
+      <w:lvlText w:val="o"/>
+      <w:lvlJc w:val="left"/>
+      <w:pPr>
+        <w:tabs>
+          <w:tab w:val="num" w:pos="1440"/>
+        </w:tabs>
+        <w:ind w:left="1440" w:hanging="360"/>
+      </w:pPr>
+      <w:rPr>
+        <w:rFonts w:ascii="Courier New" w:hAnsi="Courier New" w:hint="default"/>
+        <w:sz w:val="20"/>
+      </w:rPr>
+    </w:lvl>
+    <w:lvl w:ilvl="2" w:tentative="1">
+      <w:start w:val="1"/>
+      <w:numFmt w:val="bullet"/>
+      <w:lvlText w:val=""/>
+      <w:lvlJc w:val="left"/>
+      <w:pPr>
+        <w:tabs>
+          <w:tab w:val="num" w:pos="2160"/>
+        </w:tabs>
+        <w:ind w:left="2160" w:hanging="360"/>
+      </w:pPr>
+      <w:rPr>
+        <w:rFonts w:ascii="Wingdings" w:hAnsi="Wingdings" w:hint="default"/>
+        <w:sz w:val="20"/>
+      </w:rPr>
+    </w:lvl>
+    <w:lvl w:ilvl="3" w:tentative="1">
+      <w:start w:val="1"/>
+      <w:numFmt w:val="bullet"/>
+      <w:lvlText w:val=""/>
+      <w:lvlJc w:val="left"/>
+      <w:pPr>
+        <w:tabs>
+          <w:tab w:val="num" w:pos="2880"/>
+        </w:tabs>
+        <w:ind w:left="2880" w:hanging="360"/>
+      </w:pPr>
+      <w:rPr>
+        <w:rFonts w:ascii="Wingdings" w:hAnsi="Wingdings" w:hint="default"/>
+        <w:sz w:val="20"/>
+      </w:rPr>
+    </w:lvl>
+    <w:lvl w:ilvl="4" w:tentative="1">
+      <w:start w:val="1"/>
+      <w:numFmt w:val="bullet"/>
+      <w:lvlText w:val=""/>
+      <w:lvlJc w:val="left"/>
+      <w:pPr>
+        <w:tabs>
+          <w:tab w:val="num" w:pos="3600"/>
+        </w:tabs>
+        <w:ind w:left="3600" w:hanging="360"/>
+      </w:pPr>
+      <w:rPr>
+        <w:rFonts w:ascii="Wingdings" w:hAnsi="Wingdings" w:hint="default"/>
+        <w:sz w:val="20"/>
+      </w:rPr>
+    </w:lvl>
+    <w:lvl w:ilvl="5" w:tentative="1">
+      <w:start w:val="1"/>
+      <w:numFmt w:val="bullet"/>
+      <w:lvlText w:val=""/>
+      <w:lvlJc w:val="left"/>
+      <w:pPr>
+        <w:tabs>
+          <w:tab w:val="num" w:pos="4320"/>
+        </w:tabs>
+        <w:ind w:left="4320" w:hanging="360"/>
+      </w:pPr>
+      <w:rPr>
+        <w:rFonts w:ascii="Wingdings" w:hAnsi="Wingdings" w:hint="default"/>
+        <w:sz w:val="20"/>
+      </w:rPr>
+    </w:lvl>
+    <w:lvl w:ilvl="6" w:tentative="1">
+      <w:start w:val="1"/>
+      <w:numFmt w:val="bullet"/>
+      <w:lvlText w:val=""/>
+      <w:lvlJc w:val="left"/>
+      <w:pPr>
+        <w:tabs>
+          <w:tab w:val="num" w:pos="5040"/>
+        </w:tabs>
+        <w:ind w:left="5040" w:hanging="360"/>
+      </w:pPr>
+      <w:rPr>
+        <w:rFonts w:ascii="Wingdings" w:hAnsi="Wingdings" w:hint="default"/>
+        <w:sz w:val="20"/>
+      </w:rPr>
+    </w:lvl>
+    <w:lvl w:ilvl="7" w:tentative="1">
+      <w:start w:val="1"/>
+      <w:numFmt w:val="bullet"/>
+      <w:lvlText w:val=""/>
+      <w:lvlJc w:val="left"/>
+      <w:pPr>
+        <w:tabs>
+          <w:tab w:val="num" w:pos="5760"/>
+        </w:tabs>
+        <w:ind w:left="5760" w:hanging="360"/>
+      </w:pPr>
+      <w:rPr>
+        <w:rFonts w:ascii="Wingdings" w:hAnsi="Wingdings" w:hint="default"/>
+        <w:sz w:val="20"/>
+      </w:rPr>
+    </w:lvl>
+    <w:lvl w:ilvl="8" w:tentative="1">
+      <w:start w:val="1"/>
+      <w:numFmt w:val="bullet"/>
+      <w:lvlText w:val=""/>
+      <w:lvlJc w:val="left"/>
+      <w:pPr>
+        <w:tabs>
+          <w:tab w:val="num" w:pos="6480"/>
+        </w:tabs>
+        <w:ind w:left="6480" w:hanging="360"/>
+      </w:pPr>
+      <w:rPr>
+        <w:rFonts w:ascii="Wingdings" w:hAnsi="Wingdings" w:hint="default"/>
+        <w:sz w:val="20"/>
+      </w:rPr>
+    </w:lvl>
+  </w:abstractNum>
   <w:num w:numId="1" w16cid:durableId="1281109542">
+    <w:abstractNumId w:val="11"/>
+  </w:num>
+  <w:num w:numId="2" w16cid:durableId="683017573">
     <w:abstractNumId w:val="10"/>
   </w:num>
-  <w:num w:numId="2" w16cid:durableId="683017573">
-    <w:abstractNumId w:val="9"/>
-  </w:num>
   <w:num w:numId="3" w16cid:durableId="1333952474">
-    <w:abstractNumId w:val="5"/>
+    <w:abstractNumId w:val="6"/>
   </w:num>
   <w:num w:numId="4" w16cid:durableId="39135359">
-    <w:abstractNumId w:val="12"/>
+    <w:abstractNumId w:val="13"/>
   </w:num>
   <w:num w:numId="5" w16cid:durableId="368072193">
-    <w:abstractNumId w:val="14"/>
+    <w:abstractNumId w:val="17"/>
   </w:num>
   <w:num w:numId="6" w16cid:durableId="503205903">
     <w:abstractNumId w:val="4"/>
   </w:num>
   <w:num w:numId="7" w16cid:durableId="1438404380">
-    <w:abstractNumId w:val="7"/>
+    <w:abstractNumId w:val="8"/>
   </w:num>
   <w:num w:numId="8" w16cid:durableId="1367098893">
-    <w:abstractNumId w:val="8"/>
+    <w:abstractNumId w:val="9"/>
   </w:num>
   <w:num w:numId="9" w16cid:durableId="1171027561">
-    <w:abstractNumId w:val="11"/>
+    <w:abstractNumId w:val="12"/>
   </w:num>
   <w:num w:numId="10" w16cid:durableId="681053027">
     <w:abstractNumId w:val="1"/>
   </w:num>
   <w:num w:numId="11" w16cid:durableId="293021818">
-    <w:abstractNumId w:val="13"/>
+    <w:abstractNumId w:val="14"/>
   </w:num>
   <w:num w:numId="12" w16cid:durableId="1063680911">
-    <w:abstractNumId w:val="16"/>
+    <w:abstractNumId w:val="19"/>
   </w:num>
   <w:num w:numId="13" w16cid:durableId="56713310">
     <w:abstractNumId w:val="3"/>
   </w:num>
   <w:num w:numId="14" w16cid:durableId="1223521737">
-    <w:abstractNumId w:val="15"/>
+    <w:abstractNumId w:val="18"/>
   </w:num>
   <w:num w:numId="15" w16cid:durableId="2079741704">
     <w:abstractNumId w:val="2"/>
   </w:num>
   <w:num w:numId="16" w16cid:durableId="437457623">
-    <w:abstractNumId w:val="17"/>
+    <w:abstractNumId w:val="22"/>
   </w:num>
   <w:num w:numId="17" w16cid:durableId="29653030">
-    <w:abstractNumId w:val="6"/>
+    <w:abstractNumId w:val="7"/>
   </w:num>
   <w:num w:numId="18" w16cid:durableId="547843012">
     <w:abstractNumId w:val="0"/>
+  </w:num>
+  <w:num w:numId="19" w16cid:durableId="1347246711">
+    <w:abstractNumId w:val="16"/>
+  </w:num>
+  <w:num w:numId="20" w16cid:durableId="1794396913">
+    <w:abstractNumId w:val="5"/>
+  </w:num>
+  <w:num w:numId="21" w16cid:durableId="610014514">
+    <w:abstractNumId w:val="15"/>
+  </w:num>
+  <w:num w:numId="22" w16cid:durableId="1282490258">
+    <w:abstractNumId w:val="20"/>
+  </w:num>
+  <w:num w:numId="23" w16cid:durableId="1219052647">
+    <w:abstractNumId w:val="23"/>
+  </w:num>
+  <w:num w:numId="24" w16cid:durableId="1824201631">
+    <w:abstractNumId w:val="21"/>
   </w:num>
 </w:numbering>
 </file>
